--- a/Calendario2025/Actividades/A9_ACLs/v1/act9_matricula.docx
+++ b/Calendario2025/Actividades/A9_ACLs/v1/act9_matricula.docx
@@ -1,6 +1,6 @@
 
 <file path=word/document.xml><?xml version="1.0" encoding="utf-8"?>
-<w:document xmlns:wpc="http://schemas.microsoft.com/office/word/2010/wordprocessingCanvas" xmlns:cx="http://schemas.microsoft.com/office/drawing/2014/chartex" xmlns:cx1="http://schemas.microsoft.com/office/drawing/2015/9/8/chartex" xmlns:cx2="http://schemas.microsoft.com/office/drawing/2015/10/21/chartex" xmlns:cx3="http://schemas.microsoft.com/office/drawing/2016/5/9/chartex" xmlns:cx4="http://schemas.microsoft.com/office/drawing/2016/5/10/chartex" xmlns:cx5="http://schemas.microsoft.com/office/drawing/2016/5/11/chartex" xmlns:cx6="http://schemas.microsoft.com/office/drawing/2016/5/12/chartex" xmlns:cx7="http://schemas.microsoft.com/office/drawing/2016/5/13/chartex" xmlns:cx8="http://schemas.microsoft.com/office/drawing/2016/5/14/chartex" xmlns:mc="http://schemas.openxmlformats.org/markup-compatibility/2006" xmlns:aink="http://schemas.microsoft.com/office/drawing/2016/ink" xmlns:am3d="http://schemas.microsoft.com/office/drawing/2017/model3d" xmlns:o="urn:schemas-microsoft-com:office:office" xmlns:oel="http://schemas.microsoft.com/office/2019/extlst" xmlns:r="http://schemas.openxmlformats.org/officeDocument/2006/relationships" xmlns:m="http://schemas.openxmlformats.org/officeDocument/2006/math" xmlns:v="urn:schemas-microsoft-com:vml" xmlns:wp14="http://schemas.microsoft.com/office/word/2010/wordprocessingDrawing" xmlns:wp="http://schemas.openxmlformats.org/drawingml/2006/wordprocessingDrawing" xmlns:w10="urn:schemas-microsoft-com:office:word" xmlns:w="http://schemas.openxmlformats.org/wordprocessingml/2006/main" xmlns:w14="http://schemas.microsoft.com/office/word/2010/wordml" xmlns:w15="http://schemas.microsoft.com/office/word/2012/wordml" xmlns:w16cex="http://schemas.microsoft.com/office/word/2018/wordml/cex" xmlns:w16cid="http://schemas.microsoft.com/office/word/2016/wordml/cid" xmlns:w16="http://schemas.microsoft.com/office/word/2018/wordml" xmlns:w16sdtdh="http://schemas.microsoft.com/office/word/2020/wordml/sdtdatahash" xmlns:w16se="http://schemas.microsoft.com/office/word/2015/wordml/symex" xmlns:wpg="http://schemas.microsoft.com/office/word/2010/wordprocessingGroup" xmlns:wpi="http://schemas.microsoft.com/office/word/2010/wordprocessingInk" xmlns:wne="http://schemas.microsoft.com/office/word/2006/wordml" xmlns:wps="http://schemas.microsoft.com/office/word/2010/wordprocessingShape" mc:Ignorable="w14 w15 w16se w16cid w16 w16cex w16sdtdh wp14">
+<w:document xmlns:wpc="http://schemas.microsoft.com/office/word/2010/wordprocessingCanvas" xmlns:cx="http://schemas.microsoft.com/office/drawing/2014/chartex" xmlns:cx1="http://schemas.microsoft.com/office/drawing/2015/9/8/chartex" xmlns:cx2="http://schemas.microsoft.com/office/drawing/2015/10/21/chartex" xmlns:cx3="http://schemas.microsoft.com/office/drawing/2016/5/9/chartex" xmlns:cx4="http://schemas.microsoft.com/office/drawing/2016/5/10/chartex" xmlns:cx5="http://schemas.microsoft.com/office/drawing/2016/5/11/chartex" xmlns:cx6="http://schemas.microsoft.com/office/drawing/2016/5/12/chartex" xmlns:cx7="http://schemas.microsoft.com/office/drawing/2016/5/13/chartex" xmlns:cx8="http://schemas.microsoft.com/office/drawing/2016/5/14/chartex" xmlns:mc="http://schemas.openxmlformats.org/markup-compatibility/2006" xmlns:aink="http://schemas.microsoft.com/office/drawing/2016/ink" xmlns:am3d="http://schemas.microsoft.com/office/drawing/2017/model3d" xmlns:o="urn:schemas-microsoft-com:office:office" xmlns:oel="http://schemas.microsoft.com/office/2019/extlst" xmlns:r="http://schemas.openxmlformats.org/officeDocument/2006/relationships" xmlns:m="http://schemas.openxmlformats.org/officeDocument/2006/math" xmlns:v="urn:schemas-microsoft-com:vml" xmlns:wp14="http://schemas.microsoft.com/office/word/2010/wordprocessingDrawing" xmlns:wp="http://schemas.openxmlformats.org/drawingml/2006/wordprocessingDrawing" xmlns:w10="urn:schemas-microsoft-com:office:word" xmlns:w="http://schemas.openxmlformats.org/wordprocessingml/2006/main" xmlns:w14="http://schemas.microsoft.com/office/word/2010/wordml" xmlns:w15="http://schemas.microsoft.com/office/word/2012/wordml" xmlns:w16cex="http://schemas.microsoft.com/office/word/2018/wordml/cex" xmlns:w16cid="http://schemas.microsoft.com/office/word/2016/wordml/cid" xmlns:w16="http://schemas.microsoft.com/office/word/2018/wordml" xmlns:w16du="http://schemas.microsoft.com/office/word/2023/wordml/word16du" xmlns:w16sdtdh="http://schemas.microsoft.com/office/word/2020/wordml/sdtdatahash" xmlns:w16sdtfl="http://schemas.microsoft.com/office/word/2024/wordml/sdtformatlock" xmlns:w16se="http://schemas.microsoft.com/office/word/2015/wordml/symex" xmlns:wpg="http://schemas.microsoft.com/office/word/2010/wordprocessingGroup" xmlns:wpi="http://schemas.microsoft.com/office/word/2010/wordprocessingInk" xmlns:wne="http://schemas.microsoft.com/office/word/2006/wordml" xmlns:wps="http://schemas.microsoft.com/office/word/2010/wordprocessingShape" mc:Ignorable="w14 w15 w16se w16cid w16 w16cex w16sdtdh w16sdtfl w16du wp14">
   <w:body>
     <w:p>
       <w:pPr>
@@ -172,7 +172,7 @@
                                     </pic:cNvPicPr>
                                   </pic:nvPicPr>
                                   <pic:blipFill>
-                                    <a:blip r:embed="rId5">
+                                    <a:blip r:embed="rId6">
                                       <a:extLst>
                                         <a:ext uri="{28A0092B-C50C-407E-A947-70E740481C1C}">
                                           <a14:useLocalDpi xmlns:a14="http://schemas.microsoft.com/office/drawing/2010/main" val="0"/>
@@ -433,7 +433,15 @@
           <w:b/>
           <w:bCs/>
         </w:rPr>
-        <w:t>act8</w:t>
+        <w:t>act</w:t>
+      </w:r>
+      <w:r>
+        <w:rPr>
+          <w:rFonts w:ascii="Arial" w:hAnsi="Arial" w:cs="Arial"/>
+          <w:b/>
+          <w:bCs/>
+        </w:rPr>
+        <w:t>9</w:t>
       </w:r>
       <w:r>
         <w:rPr>
@@ -586,7 +594,7 @@
         <mc:AlternateContent>
           <mc:Choice Requires="wps">
             <w:drawing>
-              <wp:anchor distT="45720" distB="45720" distL="114300" distR="114300" simplePos="0" relativeHeight="251671552" behindDoc="0" locked="0" layoutInCell="1" allowOverlap="1" wp14:anchorId="24ED3830" wp14:editId="63F16B08">
+              <wp:anchor distT="45720" distB="45720" distL="114300" distR="114300" simplePos="0" relativeHeight="251671552" behindDoc="0" locked="0" layoutInCell="1" allowOverlap="1" wp14:anchorId="24ED3830" wp14:editId="328312E0">
                 <wp:simplePos x="0" y="0"/>
                 <wp:positionH relativeFrom="margin">
                   <wp:align>left</wp:align>
@@ -635,10 +643,10 @@
                                 <w:noProof/>
                               </w:rPr>
                               <w:drawing>
-                                <wp:inline distT="0" distB="0" distL="0" distR="0" wp14:anchorId="67F78982" wp14:editId="1E631D37">
-                                  <wp:extent cx="6654165" cy="3081020"/>
-                                  <wp:effectExtent l="0" t="0" r="0" b="5080"/>
-                                  <wp:docPr id="2082681090" name="Picture 1" descr="A diagram of a computer network&#10;&#10;Description automatically generated"/>
+                                <wp:inline distT="0" distB="0" distL="0" distR="0" wp14:anchorId="650B0AE6" wp14:editId="6B116660">
+                                  <wp:extent cx="6656705" cy="2941955"/>
+                                  <wp:effectExtent l="0" t="0" r="0" b="0"/>
+                                  <wp:docPr id="713160800" name="Picture 1" descr="A diagram of a computer network&#10;&#10;AI-generated content may be incorrect."/>
                                   <wp:cNvGraphicFramePr>
                                     <a:graphicFrameLocks xmlns:a="http://schemas.openxmlformats.org/drawingml/2006/main" noChangeAspect="1"/>
                                   </wp:cNvGraphicFramePr>
@@ -646,11 +654,11 @@
                                     <a:graphicData uri="http://schemas.openxmlformats.org/drawingml/2006/picture">
                                       <pic:pic xmlns:pic="http://schemas.openxmlformats.org/drawingml/2006/picture">
                                         <pic:nvPicPr>
-                                          <pic:cNvPr id="2082681090" name="Picture 1" descr="A diagram of a computer network&#10;&#10;Description automatically generated"/>
+                                          <pic:cNvPr id="713160800" name="Picture 1" descr="A diagram of a computer network&#10;&#10;AI-generated content may be incorrect."/>
                                           <pic:cNvPicPr/>
                                         </pic:nvPicPr>
                                         <pic:blipFill>
-                                          <a:blip r:embed="rId6"/>
+                                          <a:blip r:embed="rId7"/>
                                           <a:stretch>
                                             <a:fillRect/>
                                           </a:stretch>
@@ -658,7 +666,7 @@
                                         <pic:spPr>
                                           <a:xfrm>
                                             <a:off x="0" y="0"/>
-                                            <a:ext cx="6654165" cy="3081020"/>
+                                            <a:ext cx="6656705" cy="2941955"/>
                                           </a:xfrm>
                                           <a:prstGeom prst="rect">
                                             <a:avLst/>
@@ -690,7 +698,11 @@
           </mc:Choice>
           <mc:Fallback>
             <w:pict>
-              <v:shape w14:anchorId="24ED3830" id="_x0000_s1027" type="#_x0000_t202" style="position:absolute;left:0;text-align:left;margin-left:0;margin-top:22.05pt;width:539.25pt;height:250.5pt;z-index:251671552;visibility:visible;mso-wrap-style:square;mso-width-percent:0;mso-height-percent:0;mso-wrap-distance-left:9pt;mso-wrap-distance-top:3.6pt;mso-wrap-distance-right:9pt;mso-wrap-distance-bottom:3.6pt;mso-position-horizontal:left;mso-position-horizontal-relative:margin;mso-position-vertical:absolute;mso-position-vertical-relative:text;mso-width-percent:0;mso-height-percent:0;mso-width-relative:margin;mso-height-relative:margin;v-text-anchor:top" o:gfxdata="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">
+              <v:shapetype w14:anchorId="24ED3830" id="_x0000_t202" coordsize="21600,21600" o:spt="202" path="m,l,21600r21600,l21600,xe">
+                <v:stroke joinstyle="miter"/>
+                <v:path gradientshapeok="t" o:connecttype="rect"/>
+              </v:shapetype>
+              <v:shape id="_x0000_s1027" type="#_x0000_t202" style="position:absolute;left:0;text-align:left;margin-left:0;margin-top:22.05pt;width:539.25pt;height:250.5pt;z-index:251671552;visibility:visible;mso-wrap-style:square;mso-width-percent:0;mso-height-percent:0;mso-wrap-distance-left:9pt;mso-wrap-distance-top:3.6pt;mso-wrap-distance-right:9pt;mso-wrap-distance-bottom:3.6pt;mso-position-horizontal:left;mso-position-horizontal-relative:margin;mso-position-vertical:absolute;mso-position-vertical-relative:text;mso-width-percent:0;mso-height-percent:0;mso-width-relative:margin;mso-height-relative:margin;v-text-anchor:top" o:gfxdata="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">
                 <v:textbox>
                   <w:txbxContent>
                     <w:p>
@@ -699,10 +711,10 @@
                           <w:noProof/>
                         </w:rPr>
                         <w:drawing>
-                          <wp:inline distT="0" distB="0" distL="0" distR="0" wp14:anchorId="67F78982" wp14:editId="1E631D37">
-                            <wp:extent cx="6654165" cy="3081020"/>
-                            <wp:effectExtent l="0" t="0" r="0" b="5080"/>
-                            <wp:docPr id="2082681090" name="Picture 1" descr="A diagram of a computer network&#10;&#10;Description automatically generated"/>
+                          <wp:inline distT="0" distB="0" distL="0" distR="0" wp14:anchorId="650B0AE6" wp14:editId="6B116660">
+                            <wp:extent cx="6656705" cy="2941955"/>
+                            <wp:effectExtent l="0" t="0" r="0" b="0"/>
+                            <wp:docPr id="713160800" name="Picture 1" descr="A diagram of a computer network&#10;&#10;AI-generated content may be incorrect."/>
                             <wp:cNvGraphicFramePr>
                               <a:graphicFrameLocks xmlns:a="http://schemas.openxmlformats.org/drawingml/2006/main" noChangeAspect="1"/>
                             </wp:cNvGraphicFramePr>
@@ -710,11 +722,11 @@
                               <a:graphicData uri="http://schemas.openxmlformats.org/drawingml/2006/picture">
                                 <pic:pic xmlns:pic="http://schemas.openxmlformats.org/drawingml/2006/picture">
                                   <pic:nvPicPr>
-                                    <pic:cNvPr id="2082681090" name="Picture 1" descr="A diagram of a computer network&#10;&#10;Description automatically generated"/>
+                                    <pic:cNvPr id="713160800" name="Picture 1" descr="A diagram of a computer network&#10;&#10;AI-generated content may be incorrect."/>
                                     <pic:cNvPicPr/>
                                   </pic:nvPicPr>
                                   <pic:blipFill>
-                                    <a:blip r:embed="rId6"/>
+                                    <a:blip r:embed="rId8"/>
                                     <a:stretch>
                                       <a:fillRect/>
                                     </a:stretch>
@@ -722,7 +734,7 @@
                                   <pic:spPr>
                                     <a:xfrm>
                                       <a:off x="0" y="0"/>
-                                      <a:ext cx="6654165" cy="3081020"/>
+                                      <a:ext cx="6656705" cy="2941955"/>
                                     </a:xfrm>
                                     <a:prstGeom prst="rect">
                                       <a:avLst/>
@@ -762,6 +774,161 @@
     <w:p>
       <w:pPr>
         <w:pStyle w:val="NormalWeb"/>
+        <w:shd w:val="clear" w:color="auto" w:fill="FFFFFF"/>
+        <w:spacing w:before="120" w:after="120" w:line="300" w:lineRule="exact"/>
+        <w:jc w:val="both"/>
+        <w:rPr>
+          <w:rFonts w:ascii="Arial" w:hAnsi="Arial" w:cs="Arial"/>
+          <w:color w:val="0D0D0D" w:themeColor="text1" w:themeTint="F2"/>
+          <w:sz w:val="20"/>
+          <w:szCs w:val="20"/>
+        </w:rPr>
+      </w:pPr>
+      <w:bookmarkStart w:id="0" w:name="_Hlk62441816"/>
+    </w:p>
+    <w:p>
+      <w:pPr>
+        <w:pStyle w:val="NormalWeb"/>
+        <w:shd w:val="clear" w:color="auto" w:fill="FFFFFF"/>
+        <w:spacing w:before="120" w:after="120" w:line="300" w:lineRule="exact"/>
+        <w:jc w:val="both"/>
+        <w:rPr>
+          <w:rFonts w:ascii="Arial" w:hAnsi="Arial" w:cs="Arial"/>
+          <w:color w:val="0D0D0D" w:themeColor="text1" w:themeTint="F2"/>
+          <w:sz w:val="20"/>
+          <w:szCs w:val="20"/>
+        </w:rPr>
+      </w:pPr>
+    </w:p>
+    <w:p>
+      <w:pPr>
+        <w:pStyle w:val="NormalWeb"/>
+        <w:shd w:val="clear" w:color="auto" w:fill="FFFFFF"/>
+        <w:spacing w:before="120" w:after="120" w:line="300" w:lineRule="exact"/>
+        <w:jc w:val="both"/>
+        <w:rPr>
+          <w:rFonts w:ascii="Arial" w:hAnsi="Arial" w:cs="Arial"/>
+          <w:color w:val="0D0D0D" w:themeColor="text1" w:themeTint="F2"/>
+          <w:sz w:val="20"/>
+          <w:szCs w:val="20"/>
+        </w:rPr>
+      </w:pPr>
+    </w:p>
+    <w:p>
+      <w:pPr>
+        <w:pStyle w:val="NormalWeb"/>
+        <w:shd w:val="clear" w:color="auto" w:fill="FFFFFF"/>
+        <w:spacing w:before="120" w:after="120" w:line="300" w:lineRule="exact"/>
+        <w:jc w:val="both"/>
+        <w:rPr>
+          <w:rFonts w:ascii="Arial" w:hAnsi="Arial" w:cs="Arial"/>
+          <w:color w:val="0D0D0D" w:themeColor="text1" w:themeTint="F2"/>
+          <w:sz w:val="20"/>
+          <w:szCs w:val="20"/>
+        </w:rPr>
+      </w:pPr>
+    </w:p>
+    <w:p>
+      <w:pPr>
+        <w:pStyle w:val="NormalWeb"/>
+        <w:shd w:val="clear" w:color="auto" w:fill="FFFFFF"/>
+        <w:spacing w:before="120" w:after="120" w:line="300" w:lineRule="exact"/>
+        <w:jc w:val="both"/>
+        <w:rPr>
+          <w:rFonts w:ascii="Arial" w:hAnsi="Arial" w:cs="Arial"/>
+          <w:color w:val="0D0D0D" w:themeColor="text1" w:themeTint="F2"/>
+          <w:sz w:val="20"/>
+          <w:szCs w:val="20"/>
+        </w:rPr>
+      </w:pPr>
+    </w:p>
+    <w:p>
+      <w:pPr>
+        <w:pStyle w:val="NormalWeb"/>
+        <w:shd w:val="clear" w:color="auto" w:fill="FFFFFF"/>
+        <w:spacing w:before="120" w:after="120" w:line="300" w:lineRule="exact"/>
+        <w:jc w:val="both"/>
+        <w:rPr>
+          <w:rFonts w:ascii="Arial" w:hAnsi="Arial" w:cs="Arial"/>
+          <w:color w:val="0D0D0D" w:themeColor="text1" w:themeTint="F2"/>
+          <w:sz w:val="20"/>
+          <w:szCs w:val="20"/>
+        </w:rPr>
+      </w:pPr>
+    </w:p>
+    <w:p>
+      <w:pPr>
+        <w:pStyle w:val="NormalWeb"/>
+        <w:shd w:val="clear" w:color="auto" w:fill="FFFFFF"/>
+        <w:spacing w:before="120" w:after="120" w:line="300" w:lineRule="exact"/>
+        <w:jc w:val="both"/>
+        <w:rPr>
+          <w:rFonts w:ascii="Arial" w:hAnsi="Arial" w:cs="Arial"/>
+          <w:color w:val="0D0D0D" w:themeColor="text1" w:themeTint="F2"/>
+          <w:sz w:val="20"/>
+          <w:szCs w:val="20"/>
+        </w:rPr>
+      </w:pPr>
+    </w:p>
+    <w:p>
+      <w:pPr>
+        <w:pStyle w:val="NormalWeb"/>
+        <w:shd w:val="clear" w:color="auto" w:fill="FFFFFF"/>
+        <w:spacing w:before="120" w:after="120" w:line="300" w:lineRule="exact"/>
+        <w:jc w:val="both"/>
+        <w:rPr>
+          <w:rFonts w:ascii="Arial" w:hAnsi="Arial" w:cs="Arial"/>
+          <w:color w:val="0D0D0D" w:themeColor="text1" w:themeTint="F2"/>
+          <w:sz w:val="20"/>
+          <w:szCs w:val="20"/>
+        </w:rPr>
+      </w:pPr>
+    </w:p>
+    <w:p>
+      <w:pPr>
+        <w:pStyle w:val="NormalWeb"/>
+        <w:shd w:val="clear" w:color="auto" w:fill="FFFFFF"/>
+        <w:spacing w:before="120" w:after="120" w:line="300" w:lineRule="exact"/>
+        <w:jc w:val="both"/>
+        <w:rPr>
+          <w:rFonts w:ascii="Arial" w:hAnsi="Arial" w:cs="Arial"/>
+          <w:color w:val="0D0D0D" w:themeColor="text1" w:themeTint="F2"/>
+          <w:sz w:val="20"/>
+          <w:szCs w:val="20"/>
+        </w:rPr>
+      </w:pPr>
+    </w:p>
+    <w:p>
+      <w:pPr>
+        <w:pStyle w:val="NormalWeb"/>
+        <w:shd w:val="clear" w:color="auto" w:fill="FFFFFF"/>
+        <w:spacing w:before="120" w:after="120" w:line="300" w:lineRule="exact"/>
+        <w:jc w:val="both"/>
+        <w:rPr>
+          <w:rFonts w:ascii="Arial" w:hAnsi="Arial" w:cs="Arial"/>
+          <w:color w:val="0D0D0D" w:themeColor="text1" w:themeTint="F2"/>
+          <w:sz w:val="20"/>
+          <w:szCs w:val="20"/>
+        </w:rPr>
+      </w:pPr>
+    </w:p>
+    <w:p>
+      <w:pPr>
+        <w:pStyle w:val="NormalWeb"/>
+        <w:shd w:val="clear" w:color="auto" w:fill="FFFFFF"/>
+        <w:spacing w:before="120" w:after="120" w:line="300" w:lineRule="exact"/>
+        <w:jc w:val="both"/>
+        <w:rPr>
+          <w:rFonts w:ascii="Arial" w:hAnsi="Arial" w:cs="Arial"/>
+          <w:color w:val="0D0D0D" w:themeColor="text1" w:themeTint="F2"/>
+          <w:sz w:val="20"/>
+          <w:szCs w:val="20"/>
+        </w:rPr>
+      </w:pPr>
+    </w:p>
+    <w:p>
+      <w:pPr>
+        <w:pStyle w:val="NormalWeb"/>
         <w:numPr>
           <w:ilvl w:val="0"/>
           <w:numId w:val="15"/>
@@ -776,7 +943,6 @@
           <w:szCs w:val="20"/>
         </w:rPr>
       </w:pPr>
-      <w:bookmarkStart w:id="0" w:name="_Hlk62441816"/>
       <w:r>
         <w:rPr>
           <w:rFonts w:ascii="Arial" w:hAnsi="Arial" w:cs="Arial"/>
@@ -785,6 +951,33 @@
           <w:szCs w:val="20"/>
         </w:rPr>
         <w:t xml:space="preserve">Diseña una lista de control de </w:t>
+      </w:r>
+      <w:r>
+        <w:rPr>
+          <w:rFonts w:ascii="Arial" w:hAnsi="Arial" w:cs="Arial"/>
+          <w:color w:val="0D0D0D" w:themeColor="text1" w:themeTint="F2"/>
+          <w:sz w:val="20"/>
+          <w:szCs w:val="20"/>
+        </w:rPr>
+        <w:t>acceso e</w:t>
+      </w:r>
+      <w:r>
+        <w:rPr>
+          <w:rFonts w:ascii="Arial" w:hAnsi="Arial" w:cs="Arial"/>
+          <w:color w:val="0D0D0D" w:themeColor="text1" w:themeTint="F2"/>
+          <w:sz w:val="20"/>
+          <w:szCs w:val="20"/>
+        </w:rPr>
+        <w:t>xtendida</w:t>
+      </w:r>
+      <w:r>
+        <w:rPr>
+          <w:rFonts w:ascii="Arial" w:hAnsi="Arial" w:cs="Arial"/>
+          <w:color w:val="0D0D0D" w:themeColor="text1" w:themeTint="F2"/>
+          <w:sz w:val="20"/>
+          <w:szCs w:val="20"/>
+        </w:rPr>
+        <w:t xml:space="preserve"> que </w:t>
       </w:r>
       <w:r>
         <w:rPr>
@@ -795,7 +988,7 @@
           <w:sz w:val="20"/>
           <w:szCs w:val="20"/>
         </w:rPr>
-        <w:t>acceso estándar</w:t>
+        <w:t xml:space="preserve">impida </w:t>
       </w:r>
       <w:r>
         <w:rPr>
@@ -804,7 +997,7 @@
           <w:sz w:val="20"/>
           <w:szCs w:val="20"/>
         </w:rPr>
-        <w:t xml:space="preserve"> que </w:t>
+        <w:t xml:space="preserve">que las computadoras de la subred de </w:t>
       </w:r>
       <w:r>
         <w:rPr>
@@ -815,7 +1008,7 @@
           <w:sz w:val="20"/>
           <w:szCs w:val="20"/>
         </w:rPr>
-        <w:t xml:space="preserve">impida </w:t>
+        <w:t>Alumnos</w:t>
       </w:r>
       <w:r>
         <w:rPr>
@@ -824,36 +1017,7 @@
           <w:sz w:val="20"/>
           <w:szCs w:val="20"/>
         </w:rPr>
-        <w:t xml:space="preserve">que las computadoras de la subred de </w:t>
-      </w:r>
-      <w:r>
-        <w:rPr>
-          <w:rFonts w:ascii="Arial" w:hAnsi="Arial" w:cs="Arial"/>
-          <w:b/>
-          <w:bCs/>
-          <w:color w:val="0D0D0D" w:themeColor="text1" w:themeTint="F2"/>
-          <w:sz w:val="20"/>
-          <w:szCs w:val="20"/>
-        </w:rPr>
-        <w:t>Alumnos</w:t>
-      </w:r>
-      <w:r>
-        <w:rPr>
-          <w:rFonts w:ascii="Arial" w:hAnsi="Arial" w:cs="Arial"/>
-          <w:color w:val="0D0D0D" w:themeColor="text1" w:themeTint="F2"/>
-          <w:sz w:val="20"/>
-          <w:szCs w:val="20"/>
-        </w:rPr>
         <w:t xml:space="preserve"> tengan acceso a la subred de</w:t>
-      </w:r>
-      <w:r>
-        <w:rPr>
-          <w:rFonts w:ascii="Arial" w:hAnsi="Arial" w:cs="Arial"/>
-          <w:color w:val="0D0D0D" w:themeColor="text1" w:themeTint="F2"/>
-          <w:sz w:val="20"/>
-          <w:szCs w:val="20"/>
-        </w:rPr>
-        <w:t xml:space="preserve"> la VLAN de</w:t>
       </w:r>
       <w:r>
         <w:rPr>
@@ -1120,118 +1284,6 @@
         </w:rPr>
         <w:t>router(config-if)#</w:t>
       </w:r>
-    </w:p>
-    <w:p>
-      <w:pPr>
-        <w:pStyle w:val="NormalWeb"/>
-        <w:shd w:val="clear" w:color="auto" w:fill="FFFFFF"/>
-        <w:spacing w:before="0" w:beforeAutospacing="0" w:after="0" w:afterAutospacing="0" w:line="340" w:lineRule="exact"/>
-        <w:ind w:left="360"/>
-        <w:jc w:val="both"/>
-        <w:rPr>
-          <w:rFonts w:ascii="Arial" w:hAnsi="Arial" w:cs="Arial"/>
-          <w:color w:val="2D3B45"/>
-          <w:sz w:val="20"/>
-          <w:szCs w:val="20"/>
-          <w:lang w:val="en-US"/>
-        </w:rPr>
-      </w:pPr>
-    </w:p>
-    <w:p>
-      <w:pPr>
-        <w:pStyle w:val="NormalWeb"/>
-        <w:shd w:val="clear" w:color="auto" w:fill="FFFFFF"/>
-        <w:spacing w:before="0" w:beforeAutospacing="0" w:after="0" w:afterAutospacing="0" w:line="340" w:lineRule="exact"/>
-        <w:ind w:left="360"/>
-        <w:jc w:val="both"/>
-        <w:rPr>
-          <w:rFonts w:ascii="Arial" w:hAnsi="Arial" w:cs="Arial"/>
-          <w:color w:val="2D3B45"/>
-          <w:sz w:val="20"/>
-          <w:szCs w:val="20"/>
-          <w:lang w:val="en-US"/>
-        </w:rPr>
-      </w:pPr>
-    </w:p>
-    <w:p>
-      <w:pPr>
-        <w:pStyle w:val="NormalWeb"/>
-        <w:shd w:val="clear" w:color="auto" w:fill="FFFFFF"/>
-        <w:spacing w:before="0" w:beforeAutospacing="0" w:after="0" w:afterAutospacing="0" w:line="340" w:lineRule="exact"/>
-        <w:ind w:left="360"/>
-        <w:jc w:val="both"/>
-        <w:rPr>
-          <w:rFonts w:ascii="Arial" w:hAnsi="Arial" w:cs="Arial"/>
-          <w:color w:val="2D3B45"/>
-          <w:sz w:val="20"/>
-          <w:szCs w:val="20"/>
-          <w:lang w:val="en-US"/>
-        </w:rPr>
-      </w:pPr>
-    </w:p>
-    <w:p>
-      <w:pPr>
-        <w:pStyle w:val="NormalWeb"/>
-        <w:shd w:val="clear" w:color="auto" w:fill="FFFFFF"/>
-        <w:spacing w:before="0" w:beforeAutospacing="0" w:after="0" w:afterAutospacing="0" w:line="340" w:lineRule="exact"/>
-        <w:ind w:left="360"/>
-        <w:jc w:val="both"/>
-        <w:rPr>
-          <w:rFonts w:ascii="Arial" w:hAnsi="Arial" w:cs="Arial"/>
-          <w:color w:val="2D3B45"/>
-          <w:sz w:val="20"/>
-          <w:szCs w:val="20"/>
-          <w:lang w:val="en-US"/>
-        </w:rPr>
-      </w:pPr>
-    </w:p>
-    <w:p>
-      <w:pPr>
-        <w:pStyle w:val="NormalWeb"/>
-        <w:shd w:val="clear" w:color="auto" w:fill="FFFFFF"/>
-        <w:spacing w:before="0" w:beforeAutospacing="0" w:after="0" w:afterAutospacing="0" w:line="340" w:lineRule="exact"/>
-        <w:ind w:left="360"/>
-        <w:jc w:val="both"/>
-        <w:rPr>
-          <w:rFonts w:ascii="Arial" w:hAnsi="Arial" w:cs="Arial"/>
-          <w:color w:val="2D3B45"/>
-          <w:sz w:val="20"/>
-          <w:szCs w:val="20"/>
-          <w:lang w:val="en-US"/>
-        </w:rPr>
-      </w:pPr>
-    </w:p>
-    <w:p>
-      <w:pPr>
-        <w:pStyle w:val="NormalWeb"/>
-        <w:shd w:val="clear" w:color="auto" w:fill="FFFFFF"/>
-        <w:spacing w:before="0" w:beforeAutospacing="0" w:after="0" w:afterAutospacing="0" w:line="340" w:lineRule="exact"/>
-        <w:ind w:left="360"/>
-        <w:jc w:val="both"/>
-        <w:rPr>
-          <w:rFonts w:ascii="Arial" w:hAnsi="Arial" w:cs="Arial"/>
-          <w:color w:val="2D3B45"/>
-          <w:sz w:val="20"/>
-          <w:szCs w:val="20"/>
-          <w:lang w:val="en-US"/>
-        </w:rPr>
-      </w:pPr>
-    </w:p>
-    <w:p>
-      <w:pPr>
-        <w:pStyle w:val="NormalWeb"/>
-        <w:shd w:val="clear" w:color="auto" w:fill="FFFFFF"/>
-        <w:spacing w:before="0" w:beforeAutospacing="0" w:after="0" w:afterAutospacing="0" w:line="340" w:lineRule="exact"/>
-        <w:ind w:left="360"/>
-        <w:jc w:val="both"/>
-        <w:rPr>
-          <w:rFonts w:ascii="Arial" w:hAnsi="Arial" w:cs="Arial"/>
-          <w:color w:val="2D3B45"/>
-          <w:sz w:val="20"/>
-          <w:szCs w:val="20"/>
-          <w:lang w:val="en-US"/>
-        </w:rPr>
-      </w:pPr>
     </w:p>
     <w:p>
       <w:pPr>
@@ -1293,7 +1345,7 @@
                 <w:b/>
                 <w:color w:val="000000"/>
               </w:rPr>
-              <w:t>From</w:t>
+              <w:t>Desde</w:t>
             </w:r>
           </w:p>
         </w:tc>
@@ -1311,16 +1363,14 @@
                 <w:color w:val="000000"/>
               </w:rPr>
             </w:pPr>
-            <w:proofErr w:type="spellStart"/>
-            <w:r>
-              <w:rPr>
-                <w:rFonts w:ascii="Arial" w:hAnsi="Arial" w:cs="Arial"/>
-                <w:b/>
-                <w:color w:val="000000"/>
-              </w:rPr>
-              <w:t>To</w:t>
-            </w:r>
-            <w:proofErr w:type="spellEnd"/>
+            <w:r>
+              <w:rPr>
+                <w:rFonts w:ascii="Arial" w:hAnsi="Arial" w:cs="Arial"/>
+                <w:b/>
+                <w:color w:val="000000"/>
+              </w:rPr>
+              <w:t>Hacia</w:t>
+            </w:r>
           </w:p>
         </w:tc>
         <w:tc>
@@ -1343,18 +1393,8 @@
                 <w:b/>
                 <w:color w:val="000000"/>
               </w:rPr>
-              <w:t xml:space="preserve">IP </w:t>
-            </w:r>
-            <w:proofErr w:type="spellStart"/>
-            <w:r>
-              <w:rPr>
-                <w:rFonts w:ascii="Arial" w:hAnsi="Arial" w:cs="Arial"/>
-                <w:b/>
-                <w:color w:val="000000"/>
-              </w:rPr>
-              <w:t>Address</w:t>
-            </w:r>
-            <w:proofErr w:type="spellEnd"/>
+              <w:t>Dirección IP</w:t>
+            </w:r>
             <w:r>
               <w:rPr>
                 <w:rFonts w:ascii="Arial" w:hAnsi="Arial" w:cs="Arial"/>
@@ -1363,16 +1403,14 @@
               </w:rPr>
               <w:t xml:space="preserve"> (</w:t>
             </w:r>
-            <w:proofErr w:type="spellStart"/>
-            <w:r>
-              <w:rPr>
-                <w:rFonts w:ascii="Arial" w:hAnsi="Arial" w:cs="Arial"/>
-                <w:b/>
-                <w:color w:val="000000"/>
-              </w:rPr>
-              <w:t>To</w:t>
-            </w:r>
-            <w:proofErr w:type="spellEnd"/>
+            <w:r>
+              <w:rPr>
+                <w:rFonts w:ascii="Arial" w:hAnsi="Arial" w:cs="Arial"/>
+                <w:b/>
+                <w:color w:val="000000"/>
+              </w:rPr>
+              <w:t>hacia</w:t>
+            </w:r>
             <w:r>
               <w:rPr>
                 <w:rFonts w:ascii="Arial" w:hAnsi="Arial" w:cs="Arial"/>
@@ -1488,7 +1526,7 @@
                 <w:bCs/>
                 <w:color w:val="000000"/>
               </w:rPr>
-              <w:t>Visitante1</w:t>
+              <w:t>Alumno A</w:t>
             </w:r>
           </w:p>
         </w:tc>
@@ -1605,7 +1643,7 @@
                 <w:bCs/>
                 <w:color w:val="000000"/>
               </w:rPr>
-              <w:t>Visitante1</w:t>
+              <w:t>Alumno A</w:t>
             </w:r>
           </w:p>
         </w:tc>
@@ -1711,7 +1749,7 @@
                 <w:bCs/>
                 <w:color w:val="000000"/>
               </w:rPr>
-              <w:t>Visitante1</w:t>
+              <w:t>Alumno A</w:t>
             </w:r>
           </w:p>
         </w:tc>
@@ -1817,7 +1855,7 @@
                 <w:bCs/>
                 <w:color w:val="000000"/>
               </w:rPr>
-              <w:t>Visitante1</w:t>
+              <w:t>Alumno A</w:t>
             </w:r>
           </w:p>
         </w:tc>
@@ -1918,6 +1956,1160 @@
           <w:bCs/>
           <w:sz w:val="24"/>
           <w:szCs w:val="24"/>
+          <w:lang w:val="en-US"/>
+        </w:rPr>
+      </w:pPr>
+    </w:p>
+    <w:p>
+      <w:pPr>
+        <w:pStyle w:val="NormalWeb"/>
+        <w:numPr>
+          <w:ilvl w:val="0"/>
+          <w:numId w:val="15"/>
+        </w:numPr>
+        <w:shd w:val="clear" w:color="auto" w:fill="FFFFFF" w:themeFill="background1"/>
+        <w:spacing w:before="120" w:after="120" w:line="300" w:lineRule="exact"/>
+        <w:jc w:val="both"/>
+        <w:rPr>
+          <w:rFonts w:ascii="Arial" w:hAnsi="Arial" w:cs="Arial"/>
+          <w:color w:val="2D3B45"/>
+          <w:sz w:val="20"/>
+          <w:szCs w:val="20"/>
+        </w:rPr>
+      </w:pPr>
+      <w:bookmarkStart w:id="1" w:name="_Hlk196068391"/>
+      <w:r>
+        <w:rPr>
+          <w:rFonts w:ascii="Arial" w:hAnsi="Arial" w:cs="Arial"/>
+          <w:color w:val="2D3B45"/>
+          <w:sz w:val="20"/>
+          <w:szCs w:val="20"/>
+        </w:rPr>
+        <w:t xml:space="preserve">Diseña una lista de control de </w:t>
+      </w:r>
+      <w:r>
+        <w:rPr>
+          <w:rFonts w:ascii="Arial" w:hAnsi="Arial" w:cs="Arial"/>
+          <w:color w:val="2D3B45"/>
+          <w:sz w:val="20"/>
+          <w:szCs w:val="20"/>
+        </w:rPr>
+        <w:t>acceso extendida</w:t>
+      </w:r>
+      <w:r>
+        <w:rPr>
+          <w:rFonts w:ascii="Arial" w:hAnsi="Arial" w:cs="Arial"/>
+          <w:color w:val="2D3B45"/>
+          <w:sz w:val="20"/>
+          <w:szCs w:val="20"/>
+        </w:rPr>
+        <w:t xml:space="preserve"> </w:t>
+      </w:r>
+      <w:r>
+        <w:rPr>
+          <w:rFonts w:ascii="Arial" w:hAnsi="Arial" w:cs="Arial"/>
+          <w:color w:val="2D3B45"/>
+          <w:sz w:val="20"/>
+          <w:szCs w:val="20"/>
+        </w:rPr>
+        <w:t>que</w:t>
+      </w:r>
+      <w:r>
+        <w:rPr>
+          <w:rFonts w:ascii="Arial" w:hAnsi="Arial" w:cs="Arial"/>
+          <w:color w:val="2D3B45"/>
+          <w:sz w:val="20"/>
+          <w:szCs w:val="20"/>
+        </w:rPr>
+        <w:t xml:space="preserve"> </w:t>
+      </w:r>
+      <w:r>
+        <w:rPr>
+          <w:rFonts w:ascii="Arial" w:hAnsi="Arial" w:cs="Arial"/>
+          <w:b/>
+          <w:bCs/>
+          <w:color w:val="2D3B45"/>
+          <w:sz w:val="20"/>
+          <w:szCs w:val="20"/>
+        </w:rPr>
+        <w:t>imp</w:t>
+      </w:r>
+      <w:r>
+        <w:rPr>
+          <w:rFonts w:ascii="Arial" w:hAnsi="Arial" w:cs="Arial"/>
+          <w:b/>
+          <w:bCs/>
+          <w:color w:val="2D3B45"/>
+          <w:sz w:val="20"/>
+          <w:szCs w:val="20"/>
+        </w:rPr>
+        <w:t>ida</w:t>
+      </w:r>
+      <w:r>
+        <w:rPr>
+          <w:rFonts w:ascii="Arial" w:hAnsi="Arial" w:cs="Arial"/>
+          <w:color w:val="2D3B45"/>
+          <w:sz w:val="20"/>
+          <w:szCs w:val="20"/>
+        </w:rPr>
+        <w:t xml:space="preserve"> que las computadoras de los </w:t>
+      </w:r>
+      <w:r>
+        <w:rPr>
+          <w:rFonts w:ascii="Arial" w:hAnsi="Arial" w:cs="Arial"/>
+          <w:b/>
+          <w:bCs/>
+          <w:color w:val="2D3B45"/>
+          <w:sz w:val="20"/>
+          <w:szCs w:val="20"/>
+        </w:rPr>
+        <w:t>Alumnos</w:t>
+      </w:r>
+      <w:r>
+        <w:rPr>
+          <w:rFonts w:ascii="Arial" w:hAnsi="Arial" w:cs="Arial"/>
+          <w:color w:val="2D3B45"/>
+          <w:sz w:val="20"/>
+          <w:szCs w:val="20"/>
+        </w:rPr>
+        <w:t xml:space="preserve"> tengan acceso a la subred de </w:t>
+      </w:r>
+      <w:r>
+        <w:rPr>
+          <w:rFonts w:ascii="Arial" w:hAnsi="Arial" w:cs="Arial"/>
+          <w:b/>
+          <w:bCs/>
+          <w:color w:val="2D3B45"/>
+          <w:sz w:val="20"/>
+          <w:szCs w:val="20"/>
+        </w:rPr>
+        <w:t>Direct</w:t>
+      </w:r>
+      <w:r>
+        <w:rPr>
+          <w:rFonts w:ascii="Arial" w:hAnsi="Arial" w:cs="Arial"/>
+          <w:b/>
+          <w:bCs/>
+          <w:color w:val="2D3B45"/>
+          <w:sz w:val="20"/>
+          <w:szCs w:val="20"/>
+        </w:rPr>
+        <w:t>ores</w:t>
+      </w:r>
+      <w:r>
+        <w:rPr>
+          <w:rFonts w:ascii="Arial" w:hAnsi="Arial" w:cs="Arial"/>
+          <w:color w:val="2D3B45"/>
+          <w:sz w:val="20"/>
+          <w:szCs w:val="20"/>
+        </w:rPr>
+        <w:t xml:space="preserve"> y </w:t>
+      </w:r>
+      <w:r>
+        <w:rPr>
+          <w:rFonts w:ascii="Arial" w:hAnsi="Arial" w:cs="Arial"/>
+          <w:b/>
+          <w:bCs/>
+          <w:color w:val="2D3B45"/>
+          <w:sz w:val="20"/>
+          <w:szCs w:val="20"/>
+        </w:rPr>
+        <w:t>Profesores</w:t>
+      </w:r>
+      <w:r>
+        <w:rPr>
+          <w:rFonts w:ascii="Arial" w:hAnsi="Arial" w:cs="Arial"/>
+          <w:color w:val="2D3B45"/>
+          <w:sz w:val="20"/>
+          <w:szCs w:val="20"/>
+        </w:rPr>
+        <w:t>.</w:t>
+      </w:r>
+    </w:p>
+    <w:p>
+      <w:pPr>
+        <w:pStyle w:val="NormalWeb"/>
+        <w:shd w:val="clear" w:color="auto" w:fill="FFFFFF" w:themeFill="background1"/>
+        <w:spacing w:before="0" w:beforeAutospacing="0" w:after="0" w:afterAutospacing="0" w:line="340" w:lineRule="exact"/>
+        <w:ind w:left="360"/>
+        <w:jc w:val="both"/>
+        <w:rPr>
+          <w:rFonts w:ascii="Arial" w:hAnsi="Arial" w:cs="Arial"/>
+          <w:color w:val="2D3B45"/>
+          <w:sz w:val="20"/>
+          <w:szCs w:val="20"/>
+          <w:lang w:val="en-US"/>
+        </w:rPr>
+      </w:pPr>
+      <w:r>
+        <w:rPr>
+          <w:rFonts w:ascii="Arial" w:hAnsi="Arial" w:cs="Arial"/>
+          <w:color w:val="2D3B45"/>
+          <w:sz w:val="20"/>
+          <w:szCs w:val="20"/>
+          <w:lang w:val="en-US"/>
+        </w:rPr>
+        <w:t>router(config)#</w:t>
+      </w:r>
+    </w:p>
+    <w:p>
+      <w:pPr>
+        <w:pStyle w:val="NormalWeb"/>
+        <w:shd w:val="clear" w:color="auto" w:fill="FFFFFF" w:themeFill="background1"/>
+        <w:spacing w:before="0" w:beforeAutospacing="0" w:after="0" w:afterAutospacing="0" w:line="340" w:lineRule="exact"/>
+        <w:ind w:left="360"/>
+        <w:jc w:val="both"/>
+        <w:rPr>
+          <w:rFonts w:ascii="Arial" w:hAnsi="Arial" w:cs="Arial"/>
+          <w:color w:val="2D3B45"/>
+          <w:sz w:val="20"/>
+          <w:szCs w:val="20"/>
+          <w:lang w:val="en-US"/>
+        </w:rPr>
+      </w:pPr>
+      <w:r>
+        <w:rPr>
+          <w:rFonts w:ascii="Arial" w:hAnsi="Arial" w:cs="Arial"/>
+          <w:color w:val="2D3B45"/>
+          <w:sz w:val="20"/>
+          <w:szCs w:val="20"/>
+          <w:lang w:val="en-US"/>
+        </w:rPr>
+        <w:t>router(config)#</w:t>
+      </w:r>
+    </w:p>
+    <w:p>
+      <w:pPr>
+        <w:pStyle w:val="NormalWeb"/>
+        <w:shd w:val="clear" w:color="auto" w:fill="FFFFFF" w:themeFill="background1"/>
+        <w:spacing w:before="0" w:beforeAutospacing="0" w:after="0" w:afterAutospacing="0" w:line="340" w:lineRule="exact"/>
+        <w:ind w:left="360"/>
+        <w:jc w:val="both"/>
+        <w:rPr>
+          <w:rFonts w:ascii="Arial" w:hAnsi="Arial" w:cs="Arial"/>
+          <w:color w:val="2D3B45"/>
+          <w:sz w:val="20"/>
+          <w:szCs w:val="20"/>
+          <w:lang w:val="en-US"/>
+        </w:rPr>
+      </w:pPr>
+      <w:r>
+        <w:rPr>
+          <w:rFonts w:ascii="Arial" w:hAnsi="Arial" w:cs="Arial"/>
+          <w:color w:val="2D3B45"/>
+          <w:sz w:val="20"/>
+          <w:szCs w:val="20"/>
+          <w:lang w:val="en-US"/>
+        </w:rPr>
+        <w:t>router(config)#</w:t>
+      </w:r>
+    </w:p>
+    <w:p>
+      <w:pPr>
+        <w:pStyle w:val="NormalWeb"/>
+        <w:shd w:val="clear" w:color="auto" w:fill="FFFFFF" w:themeFill="background1"/>
+        <w:spacing w:before="0" w:beforeAutospacing="0" w:after="0" w:afterAutospacing="0" w:line="340" w:lineRule="exact"/>
+        <w:ind w:left="360"/>
+        <w:jc w:val="both"/>
+        <w:rPr>
+          <w:rFonts w:ascii="Arial" w:hAnsi="Arial" w:cs="Arial"/>
+          <w:color w:val="2D3B45"/>
+          <w:sz w:val="20"/>
+          <w:szCs w:val="20"/>
+        </w:rPr>
+      </w:pPr>
+      <w:proofErr w:type="spellStart"/>
+      <w:r>
+        <w:rPr>
+          <w:rFonts w:ascii="Arial" w:hAnsi="Arial" w:cs="Arial"/>
+          <w:color w:val="2D3B45"/>
+          <w:sz w:val="20"/>
+          <w:szCs w:val="20"/>
+        </w:rPr>
+        <w:t>router</w:t>
+      </w:r>
+      <w:proofErr w:type="spellEnd"/>
+      <w:r>
+        <w:rPr>
+          <w:rFonts w:ascii="Arial" w:hAnsi="Arial" w:cs="Arial"/>
+          <w:color w:val="2D3B45"/>
+          <w:sz w:val="20"/>
+          <w:szCs w:val="20"/>
+        </w:rPr>
+        <w:t>(</w:t>
+      </w:r>
+      <w:proofErr w:type="spellStart"/>
+      <w:r>
+        <w:rPr>
+          <w:rFonts w:ascii="Arial" w:hAnsi="Arial" w:cs="Arial"/>
+          <w:color w:val="2D3B45"/>
+          <w:sz w:val="20"/>
+          <w:szCs w:val="20"/>
+        </w:rPr>
+        <w:t>config</w:t>
+      </w:r>
+      <w:proofErr w:type="spellEnd"/>
+      <w:r>
+        <w:rPr>
+          <w:rFonts w:ascii="Arial" w:hAnsi="Arial" w:cs="Arial"/>
+          <w:color w:val="2D3B45"/>
+          <w:sz w:val="20"/>
+          <w:szCs w:val="20"/>
+        </w:rPr>
+        <w:t>)#</w:t>
+      </w:r>
+    </w:p>
+    <w:p>
+      <w:pPr>
+        <w:pStyle w:val="NormalWeb"/>
+        <w:shd w:val="clear" w:color="auto" w:fill="FFFFFF" w:themeFill="background1"/>
+        <w:spacing w:before="0" w:beforeAutospacing="0" w:after="0" w:afterAutospacing="0"/>
+        <w:ind w:left="357"/>
+        <w:jc w:val="both"/>
+        <w:rPr>
+          <w:rFonts w:ascii="Arial" w:hAnsi="Arial" w:cs="Arial"/>
+          <w:color w:val="2D3B45"/>
+          <w:sz w:val="20"/>
+          <w:szCs w:val="20"/>
+        </w:rPr>
+      </w:pPr>
+    </w:p>
+    <w:p>
+      <w:pPr>
+        <w:pStyle w:val="NormalWeb"/>
+        <w:shd w:val="clear" w:color="auto" w:fill="FFFFFF" w:themeFill="background1"/>
+        <w:spacing w:before="0" w:beforeAutospacing="0" w:after="0" w:afterAutospacing="0" w:line="340" w:lineRule="exact"/>
+        <w:ind w:left="360"/>
+        <w:jc w:val="both"/>
+        <w:rPr>
+          <w:rFonts w:ascii="Arial" w:hAnsi="Arial" w:cs="Arial"/>
+          <w:color w:val="2D3B45"/>
+          <w:sz w:val="20"/>
+          <w:szCs w:val="20"/>
+        </w:rPr>
+      </w:pPr>
+      <w:r>
+        <w:rPr>
+          <w:rFonts w:ascii="Arial" w:hAnsi="Arial" w:cs="Arial"/>
+          <w:color w:val="2D3B45"/>
+          <w:sz w:val="20"/>
+          <w:szCs w:val="20"/>
+        </w:rPr>
+        <w:t xml:space="preserve">¿En qué </w:t>
+      </w:r>
+      <w:proofErr w:type="spellStart"/>
+      <w:r>
+        <w:rPr>
+          <w:rFonts w:ascii="Arial" w:hAnsi="Arial" w:cs="Arial"/>
+          <w:color w:val="2D3B45"/>
+          <w:sz w:val="20"/>
+          <w:szCs w:val="20"/>
+        </w:rPr>
+        <w:t>router</w:t>
+      </w:r>
+      <w:proofErr w:type="spellEnd"/>
+      <w:r>
+        <w:rPr>
+          <w:rFonts w:ascii="Arial" w:hAnsi="Arial" w:cs="Arial"/>
+          <w:color w:val="2D3B45"/>
+          <w:sz w:val="20"/>
+          <w:szCs w:val="20"/>
+        </w:rPr>
+        <w:t xml:space="preserve"> instalarás esta lista de control de acceso? </w:t>
+      </w:r>
+    </w:p>
+    <w:p>
+      <w:pPr>
+        <w:pStyle w:val="NormalWeb"/>
+        <w:shd w:val="clear" w:color="auto" w:fill="FFFFFF" w:themeFill="background1"/>
+        <w:spacing w:before="0" w:beforeAutospacing="0" w:after="0" w:afterAutospacing="0" w:line="340" w:lineRule="exact"/>
+        <w:ind w:left="360"/>
+        <w:jc w:val="both"/>
+        <w:rPr>
+          <w:rFonts w:ascii="Arial" w:hAnsi="Arial" w:cs="Arial"/>
+          <w:color w:val="2D3B45"/>
+          <w:sz w:val="20"/>
+          <w:szCs w:val="20"/>
+          <w:lang w:val="en-US"/>
+        </w:rPr>
+      </w:pPr>
+      <w:r>
+        <w:rPr>
+          <w:rFonts w:ascii="Arial" w:hAnsi="Arial" w:cs="Arial"/>
+          <w:color w:val="2D3B45"/>
+          <w:sz w:val="20"/>
+          <w:szCs w:val="20"/>
+          <w:lang w:val="en-US"/>
+        </w:rPr>
+        <w:t xml:space="preserve">router(config)# interface </w:t>
+      </w:r>
+    </w:p>
+    <w:p>
+      <w:pPr>
+        <w:pStyle w:val="NormalWeb"/>
+        <w:shd w:val="clear" w:color="auto" w:fill="FFFFFF" w:themeFill="background1"/>
+        <w:spacing w:before="0" w:beforeAutospacing="0" w:after="0" w:afterAutospacing="0" w:line="340" w:lineRule="exact"/>
+        <w:ind w:left="360"/>
+        <w:jc w:val="both"/>
+        <w:rPr>
+          <w:rFonts w:ascii="Arial" w:hAnsi="Arial" w:cs="Arial"/>
+          <w:color w:val="2D3B45"/>
+          <w:sz w:val="20"/>
+          <w:szCs w:val="20"/>
+          <w:lang w:val="en-US"/>
+        </w:rPr>
+      </w:pPr>
+      <w:r>
+        <w:rPr>
+          <w:rFonts w:ascii="Arial" w:hAnsi="Arial" w:cs="Arial"/>
+          <w:color w:val="2D3B45"/>
+          <w:sz w:val="20"/>
+          <w:szCs w:val="20"/>
+          <w:lang w:val="en-US"/>
+        </w:rPr>
+        <w:t>router(config-if)#</w:t>
+      </w:r>
+    </w:p>
+    <w:p>
+      <w:pPr>
+        <w:ind w:left="360"/>
+        <w:rPr>
+          <w:rFonts w:ascii="Arial" w:hAnsi="Arial" w:cs="Arial"/>
+          <w:b/>
+          <w:bCs/>
+          <w:sz w:val="24"/>
+          <w:szCs w:val="24"/>
+          <w:lang w:val="en-US"/>
+        </w:rPr>
+      </w:pPr>
+    </w:p>
+    <w:tbl>
+      <w:tblPr>
+        <w:tblW w:w="8363" w:type="dxa"/>
+        <w:tblInd w:w="279" w:type="dxa"/>
+        <w:tblBorders>
+          <w:top w:val="single" w:sz="4" w:space="0" w:color="auto"/>
+          <w:left w:val="single" w:sz="4" w:space="0" w:color="auto"/>
+          <w:bottom w:val="single" w:sz="4" w:space="0" w:color="auto"/>
+          <w:right w:val="single" w:sz="4" w:space="0" w:color="auto"/>
+          <w:insideH w:val="single" w:sz="4" w:space="0" w:color="auto"/>
+          <w:insideV w:val="single" w:sz="4" w:space="0" w:color="auto"/>
+        </w:tblBorders>
+        <w:tblLook w:val="01E0" w:firstRow="1" w:lastRow="1" w:firstColumn="1" w:lastColumn="1" w:noHBand="0" w:noVBand="0"/>
+      </w:tblPr>
+      <w:tblGrid>
+        <w:gridCol w:w="2126"/>
+        <w:gridCol w:w="1985"/>
+        <w:gridCol w:w="2268"/>
+        <w:gridCol w:w="1984"/>
+      </w:tblGrid>
+      <w:tr>
+        <w:trPr>
+          <w:trHeight w:val="454"/>
+        </w:trPr>
+        <w:tc>
+          <w:tcPr>
+            <w:tcW w:w="2126" w:type="dxa"/>
+            <w:vAlign w:val="center"/>
+          </w:tcPr>
+          <w:p>
+            <w:pPr>
+              <w:jc w:val="center"/>
+              <w:rPr>
+                <w:rFonts w:ascii="Arial" w:hAnsi="Arial" w:cs="Arial"/>
+                <w:b/>
+                <w:color w:val="000000"/>
+              </w:rPr>
+            </w:pPr>
+            <w:r>
+              <w:rPr>
+                <w:rFonts w:ascii="Arial" w:hAnsi="Arial" w:cs="Arial"/>
+                <w:b/>
+                <w:color w:val="000000"/>
+              </w:rPr>
+              <w:t>Desde</w:t>
+            </w:r>
+          </w:p>
+        </w:tc>
+        <w:tc>
+          <w:tcPr>
+            <w:tcW w:w="1985" w:type="dxa"/>
+            <w:vAlign w:val="center"/>
+          </w:tcPr>
+          <w:p>
+            <w:pPr>
+              <w:jc w:val="center"/>
+              <w:rPr>
+                <w:rFonts w:ascii="Arial" w:hAnsi="Arial" w:cs="Arial"/>
+                <w:b/>
+                <w:color w:val="000000"/>
+              </w:rPr>
+            </w:pPr>
+            <w:r>
+              <w:rPr>
+                <w:rFonts w:ascii="Arial" w:hAnsi="Arial" w:cs="Arial"/>
+                <w:b/>
+                <w:color w:val="000000"/>
+              </w:rPr>
+              <w:t>Hacia</w:t>
+            </w:r>
+          </w:p>
+        </w:tc>
+        <w:tc>
+          <w:tcPr>
+            <w:tcW w:w="2268" w:type="dxa"/>
+            <w:vAlign w:val="center"/>
+          </w:tcPr>
+          <w:p>
+            <w:pPr>
+              <w:jc w:val="center"/>
+              <w:rPr>
+                <w:rFonts w:ascii="Arial" w:hAnsi="Arial" w:cs="Arial"/>
+                <w:b/>
+                <w:color w:val="000000"/>
+              </w:rPr>
+            </w:pPr>
+            <w:r>
+              <w:rPr>
+                <w:rFonts w:ascii="Arial" w:hAnsi="Arial" w:cs="Arial"/>
+                <w:b/>
+                <w:color w:val="000000"/>
+              </w:rPr>
+              <w:t>Dirección IP</w:t>
+            </w:r>
+            <w:r>
+              <w:rPr>
+                <w:rFonts w:ascii="Arial" w:hAnsi="Arial" w:cs="Arial"/>
+                <w:b/>
+                <w:color w:val="000000"/>
+              </w:rPr>
+              <w:t xml:space="preserve"> (</w:t>
+            </w:r>
+            <w:r>
+              <w:rPr>
+                <w:rFonts w:ascii="Arial" w:hAnsi="Arial" w:cs="Arial"/>
+                <w:b/>
+                <w:color w:val="000000"/>
+              </w:rPr>
+              <w:t>hacia</w:t>
+            </w:r>
+            <w:r>
+              <w:rPr>
+                <w:rFonts w:ascii="Arial" w:hAnsi="Arial" w:cs="Arial"/>
+                <w:b/>
+                <w:color w:val="000000"/>
+              </w:rPr>
+              <w:t>)</w:t>
+            </w:r>
+          </w:p>
+        </w:tc>
+        <w:tc>
+          <w:tcPr>
+            <w:tcW w:w="1984" w:type="dxa"/>
+            <w:vAlign w:val="center"/>
+          </w:tcPr>
+          <w:p>
+            <w:pPr>
+              <w:jc w:val="center"/>
+              <w:rPr>
+                <w:rFonts w:ascii="Arial" w:hAnsi="Arial" w:cs="Arial"/>
+                <w:b/>
+                <w:color w:val="000000"/>
+              </w:rPr>
+            </w:pPr>
+            <w:r>
+              <w:rPr>
+                <w:rFonts w:ascii="Arial" w:hAnsi="Arial" w:cs="Arial"/>
+                <w:b/>
+                <w:color w:val="000000"/>
+              </w:rPr>
+              <w:t xml:space="preserve">Ping </w:t>
+            </w:r>
+          </w:p>
+          <w:p>
+            <w:pPr>
+              <w:jc w:val="center"/>
+              <w:rPr>
+                <w:rFonts w:ascii="Arial" w:hAnsi="Arial" w:cs="Arial"/>
+                <w:b/>
+                <w:color w:val="000000"/>
+              </w:rPr>
+            </w:pPr>
+            <w:r>
+              <w:rPr>
+                <w:rFonts w:ascii="Arial" w:hAnsi="Arial" w:cs="Arial"/>
+                <w:bCs/>
+                <w:color w:val="000000"/>
+              </w:rPr>
+              <w:t>(</w:t>
+            </w:r>
+            <w:proofErr w:type="spellStart"/>
+            <w:r>
+              <w:rPr>
+                <w:rFonts w:ascii="Arial" w:hAnsi="Arial" w:cs="Arial"/>
+                <w:bCs/>
+                <w:color w:val="000000"/>
+              </w:rPr>
+              <w:t>Fail</w:t>
+            </w:r>
+            <w:proofErr w:type="spellEnd"/>
+            <w:r>
+              <w:rPr>
+                <w:rFonts w:ascii="Arial" w:hAnsi="Arial" w:cs="Arial"/>
+                <w:bCs/>
+                <w:color w:val="000000"/>
+              </w:rPr>
+              <w:t xml:space="preserve"> / </w:t>
+            </w:r>
+            <w:proofErr w:type="spellStart"/>
+            <w:r>
+              <w:rPr>
+                <w:rFonts w:ascii="Arial" w:hAnsi="Arial" w:cs="Arial"/>
+                <w:bCs/>
+                <w:color w:val="000000"/>
+              </w:rPr>
+              <w:t>Success</w:t>
+            </w:r>
+            <w:proofErr w:type="spellEnd"/>
+            <w:r>
+              <w:rPr>
+                <w:rFonts w:ascii="Arial" w:hAnsi="Arial" w:cs="Arial"/>
+                <w:bCs/>
+                <w:color w:val="000000"/>
+              </w:rPr>
+              <w:t>)</w:t>
+            </w:r>
+          </w:p>
+        </w:tc>
+      </w:tr>
+      <w:tr>
+        <w:trPr>
+          <w:trHeight w:val="454"/>
+        </w:trPr>
+        <w:tc>
+          <w:tcPr>
+            <w:tcW w:w="2126" w:type="dxa"/>
+            <w:vAlign w:val="center"/>
+          </w:tcPr>
+          <w:p>
+            <w:pPr>
+              <w:jc w:val="center"/>
+              <w:rPr>
+                <w:rFonts w:ascii="Arial" w:hAnsi="Arial" w:cs="Arial"/>
+                <w:b/>
+                <w:bCs/>
+                <w:color w:val="000000"/>
+              </w:rPr>
+            </w:pPr>
+            <w:r>
+              <w:rPr>
+                <w:rFonts w:ascii="Arial" w:hAnsi="Arial" w:cs="Arial"/>
+                <w:b/>
+                <w:bCs/>
+                <w:color w:val="000000"/>
+              </w:rPr>
+              <w:t>Alumno A</w:t>
+            </w:r>
+          </w:p>
+        </w:tc>
+        <w:tc>
+          <w:tcPr>
+            <w:tcW w:w="1985" w:type="dxa"/>
+            <w:vAlign w:val="center"/>
+          </w:tcPr>
+          <w:p>
+            <w:pPr>
+              <w:jc w:val="center"/>
+              <w:rPr>
+                <w:rFonts w:ascii="Arial" w:hAnsi="Arial" w:cs="Arial"/>
+                <w:b/>
+                <w:bCs/>
+                <w:color w:val="000000"/>
+              </w:rPr>
+            </w:pPr>
+            <w:r>
+              <w:rPr>
+                <w:rFonts w:ascii="Arial" w:hAnsi="Arial" w:cs="Arial"/>
+                <w:b/>
+                <w:bCs/>
+                <w:color w:val="000000"/>
+              </w:rPr>
+              <w:t>Finanzas.com</w:t>
+            </w:r>
+          </w:p>
+        </w:tc>
+        <w:tc>
+          <w:tcPr>
+            <w:tcW w:w="2268" w:type="dxa"/>
+            <w:vAlign w:val="center"/>
+          </w:tcPr>
+          <w:p>
+            <w:pPr>
+              <w:jc w:val="center"/>
+              <w:rPr>
+                <w:rFonts w:ascii="Arial" w:hAnsi="Arial" w:cs="Arial"/>
+                <w:b/>
+                <w:bCs/>
+                <w:color w:val="0D0D0D" w:themeColor="text1" w:themeTint="F2"/>
+              </w:rPr>
+            </w:pPr>
+            <w:r>
+              <w:rPr>
+                <w:rFonts w:ascii="Arial"/>
+                <w:b/>
+                <w:bCs/>
+                <w:color w:val="0D0D0D" w:themeColor="text1" w:themeTint="F2"/>
+                <w:spacing w:val="-1"/>
+              </w:rPr>
+              <w:t>132.254.89.129</w:t>
+            </w:r>
+          </w:p>
+        </w:tc>
+        <w:tc>
+          <w:tcPr>
+            <w:tcW w:w="1984" w:type="dxa"/>
+            <w:vAlign w:val="center"/>
+          </w:tcPr>
+          <w:p>
+            <w:pPr>
+              <w:jc w:val="center"/>
+              <w:rPr>
+                <w:rFonts w:ascii="Arial" w:hAnsi="Arial" w:cs="Arial"/>
+                <w:color w:val="FF0000"/>
+              </w:rPr>
+            </w:pPr>
+            <w:proofErr w:type="spellStart"/>
+            <w:r>
+              <w:rPr>
+                <w:rFonts w:ascii="Arial" w:hAnsi="Arial" w:cs="Arial"/>
+                <w:color w:val="FF0000"/>
+              </w:rPr>
+              <w:t>Success</w:t>
+            </w:r>
+            <w:proofErr w:type="spellEnd"/>
+          </w:p>
+        </w:tc>
+      </w:tr>
+      <w:tr>
+        <w:trPr>
+          <w:trHeight w:val="454"/>
+        </w:trPr>
+        <w:tc>
+          <w:tcPr>
+            <w:tcW w:w="2126" w:type="dxa"/>
+            <w:vAlign w:val="center"/>
+          </w:tcPr>
+          <w:p>
+            <w:pPr>
+              <w:jc w:val="center"/>
+              <w:rPr>
+                <w:rFonts w:ascii="Arial" w:hAnsi="Arial" w:cs="Arial"/>
+                <w:b/>
+                <w:bCs/>
+                <w:color w:val="000000"/>
+              </w:rPr>
+            </w:pPr>
+            <w:r>
+              <w:rPr>
+                <w:rFonts w:ascii="Arial" w:hAnsi="Arial" w:cs="Arial"/>
+                <w:b/>
+                <w:bCs/>
+                <w:color w:val="000000"/>
+              </w:rPr>
+              <w:t>Alumno A</w:t>
+            </w:r>
+          </w:p>
+        </w:tc>
+        <w:tc>
+          <w:tcPr>
+            <w:tcW w:w="1985" w:type="dxa"/>
+            <w:vAlign w:val="center"/>
+          </w:tcPr>
+          <w:p>
+            <w:pPr>
+              <w:jc w:val="center"/>
+              <w:rPr>
+                <w:rFonts w:ascii="Arial" w:hAnsi="Arial" w:cs="Arial"/>
+                <w:b/>
+                <w:bCs/>
+                <w:color w:val="000000"/>
+              </w:rPr>
+            </w:pPr>
+            <w:r>
+              <w:rPr>
+                <w:rFonts w:ascii="Arial" w:hAnsi="Arial" w:cs="Arial"/>
+                <w:b/>
+                <w:bCs/>
+                <w:color w:val="000000"/>
+              </w:rPr>
+              <w:t>Server Directivos</w:t>
+            </w:r>
+          </w:p>
+        </w:tc>
+        <w:tc>
+          <w:tcPr>
+            <w:tcW w:w="2268" w:type="dxa"/>
+            <w:vAlign w:val="center"/>
+          </w:tcPr>
+          <w:p>
+            <w:pPr>
+              <w:jc w:val="center"/>
+              <w:rPr>
+                <w:rFonts w:ascii="Arial" w:hAnsi="Arial" w:cs="Arial"/>
+                <w:color w:val="0D0D0D" w:themeColor="text1" w:themeTint="F2"/>
+              </w:rPr>
+            </w:pPr>
+            <w:r>
+              <w:rPr>
+                <w:rFonts w:ascii="Arial"/>
+                <w:b/>
+                <w:bCs/>
+                <w:color w:val="0D0D0D" w:themeColor="text1" w:themeTint="F2"/>
+                <w:spacing w:val="-1"/>
+              </w:rPr>
+              <w:t>132.254.89.221</w:t>
+            </w:r>
+          </w:p>
+        </w:tc>
+        <w:tc>
+          <w:tcPr>
+            <w:tcW w:w="1984" w:type="dxa"/>
+            <w:vAlign w:val="center"/>
+          </w:tcPr>
+          <w:p>
+            <w:pPr>
+              <w:jc w:val="center"/>
+              <w:rPr>
+                <w:rFonts w:ascii="Arial" w:hAnsi="Arial" w:cs="Arial"/>
+                <w:color w:val="FF0000"/>
+              </w:rPr>
+            </w:pPr>
+            <w:proofErr w:type="spellStart"/>
+            <w:r>
+              <w:rPr>
+                <w:rFonts w:ascii="Arial" w:hAnsi="Arial" w:cs="Arial"/>
+                <w:color w:val="FF0000"/>
+              </w:rPr>
+              <w:t>Fail</w:t>
+            </w:r>
+            <w:proofErr w:type="spellEnd"/>
+          </w:p>
+        </w:tc>
+      </w:tr>
+      <w:tr>
+        <w:trPr>
+          <w:trHeight w:val="454"/>
+        </w:trPr>
+        <w:tc>
+          <w:tcPr>
+            <w:tcW w:w="2126" w:type="dxa"/>
+            <w:vAlign w:val="center"/>
+          </w:tcPr>
+          <w:p>
+            <w:pPr>
+              <w:jc w:val="center"/>
+              <w:rPr>
+                <w:rFonts w:ascii="Arial" w:hAnsi="Arial" w:cs="Arial"/>
+                <w:b/>
+                <w:bCs/>
+                <w:color w:val="000000"/>
+              </w:rPr>
+            </w:pPr>
+            <w:r>
+              <w:rPr>
+                <w:rFonts w:ascii="Arial" w:hAnsi="Arial" w:cs="Arial"/>
+                <w:b/>
+                <w:bCs/>
+                <w:color w:val="000000"/>
+              </w:rPr>
+              <w:t>Alumno A</w:t>
+            </w:r>
+          </w:p>
+        </w:tc>
+        <w:tc>
+          <w:tcPr>
+            <w:tcW w:w="1985" w:type="dxa"/>
+            <w:vAlign w:val="center"/>
+          </w:tcPr>
+          <w:p>
+            <w:pPr>
+              <w:jc w:val="center"/>
+              <w:rPr>
+                <w:rFonts w:ascii="Arial" w:hAnsi="Arial" w:cs="Arial"/>
+                <w:b/>
+                <w:bCs/>
+                <w:color w:val="000000"/>
+              </w:rPr>
+            </w:pPr>
+            <w:r>
+              <w:rPr>
+                <w:rFonts w:ascii="Arial" w:hAnsi="Arial" w:cs="Arial"/>
+                <w:b/>
+                <w:bCs/>
+                <w:color w:val="000000"/>
+              </w:rPr>
+              <w:t>Server Profesores</w:t>
+            </w:r>
+          </w:p>
+        </w:tc>
+        <w:tc>
+          <w:tcPr>
+            <w:tcW w:w="2268" w:type="dxa"/>
+            <w:vAlign w:val="center"/>
+          </w:tcPr>
+          <w:p>
+            <w:pPr>
+              <w:jc w:val="center"/>
+              <w:rPr>
+                <w:rFonts w:ascii="Arial" w:hAnsi="Arial" w:cs="Arial"/>
+                <w:color w:val="0D0D0D" w:themeColor="text1" w:themeTint="F2"/>
+              </w:rPr>
+            </w:pPr>
+            <w:r>
+              <w:rPr>
+                <w:rFonts w:ascii="Arial"/>
+                <w:b/>
+                <w:bCs/>
+                <w:color w:val="0D0D0D" w:themeColor="text1" w:themeTint="F2"/>
+                <w:spacing w:val="-1"/>
+              </w:rPr>
+              <w:t>132.254.89.238</w:t>
+            </w:r>
+          </w:p>
+        </w:tc>
+        <w:tc>
+          <w:tcPr>
+            <w:tcW w:w="1984" w:type="dxa"/>
+            <w:vAlign w:val="center"/>
+          </w:tcPr>
+          <w:p>
+            <w:pPr>
+              <w:jc w:val="center"/>
+              <w:rPr>
+                <w:rFonts w:ascii="Arial" w:hAnsi="Arial" w:cs="Arial"/>
+                <w:color w:val="FF0000"/>
+              </w:rPr>
+            </w:pPr>
+            <w:proofErr w:type="spellStart"/>
+            <w:r>
+              <w:rPr>
+                <w:rFonts w:ascii="Arial" w:hAnsi="Arial" w:cs="Arial"/>
+                <w:color w:val="FF0000"/>
+              </w:rPr>
+              <w:t>Fail</w:t>
+            </w:r>
+            <w:proofErr w:type="spellEnd"/>
+          </w:p>
+        </w:tc>
+      </w:tr>
+      <w:tr>
+        <w:trPr>
+          <w:trHeight w:val="454"/>
+        </w:trPr>
+        <w:tc>
+          <w:tcPr>
+            <w:tcW w:w="2126" w:type="dxa"/>
+            <w:vAlign w:val="center"/>
+          </w:tcPr>
+          <w:p>
+            <w:pPr>
+              <w:jc w:val="center"/>
+              <w:rPr>
+                <w:rFonts w:ascii="Arial" w:hAnsi="Arial" w:cs="Arial"/>
+                <w:b/>
+                <w:bCs/>
+                <w:color w:val="000000"/>
+              </w:rPr>
+            </w:pPr>
+            <w:r>
+              <w:rPr>
+                <w:rFonts w:ascii="Arial" w:hAnsi="Arial" w:cs="Arial"/>
+                <w:b/>
+                <w:bCs/>
+                <w:color w:val="000000"/>
+              </w:rPr>
+              <w:t>Alumno A</w:t>
+            </w:r>
+          </w:p>
+        </w:tc>
+        <w:tc>
+          <w:tcPr>
+            <w:tcW w:w="1985" w:type="dxa"/>
+            <w:vAlign w:val="center"/>
+          </w:tcPr>
+          <w:p>
+            <w:pPr>
+              <w:jc w:val="center"/>
+              <w:rPr>
+                <w:rFonts w:ascii="Arial" w:hAnsi="Arial" w:cs="Arial"/>
+                <w:b/>
+                <w:bCs/>
+                <w:color w:val="000000"/>
+              </w:rPr>
+            </w:pPr>
+            <w:r>
+              <w:rPr>
+                <w:rFonts w:ascii="Arial" w:hAnsi="Arial" w:cs="Arial"/>
+                <w:b/>
+                <w:bCs/>
+                <w:color w:val="000000"/>
+              </w:rPr>
+              <w:t>Facebook.com</w:t>
+            </w:r>
+          </w:p>
+        </w:tc>
+        <w:tc>
+          <w:tcPr>
+            <w:tcW w:w="2268" w:type="dxa"/>
+            <w:vAlign w:val="center"/>
+          </w:tcPr>
+          <w:p>
+            <w:pPr>
+              <w:jc w:val="center"/>
+              <w:rPr>
+                <w:rFonts w:ascii="Arial" w:hAnsi="Arial" w:cs="Arial"/>
+                <w:color w:val="0D0D0D" w:themeColor="text1" w:themeTint="F2"/>
+              </w:rPr>
+            </w:pPr>
+            <w:r>
+              <w:rPr>
+                <w:rFonts w:ascii="Arial"/>
+                <w:b/>
+                <w:bCs/>
+                <w:color w:val="0D0D0D" w:themeColor="text1" w:themeTint="F2"/>
+                <w:spacing w:val="-1"/>
+              </w:rPr>
+              <w:t>65.0.1.10</w:t>
+            </w:r>
+          </w:p>
+        </w:tc>
+        <w:tc>
+          <w:tcPr>
+            <w:tcW w:w="1984" w:type="dxa"/>
+            <w:vAlign w:val="center"/>
+          </w:tcPr>
+          <w:p>
+            <w:pPr>
+              <w:jc w:val="center"/>
+              <w:rPr>
+                <w:rFonts w:ascii="Arial" w:hAnsi="Arial" w:cs="Arial"/>
+                <w:color w:val="FF0000"/>
+              </w:rPr>
+            </w:pPr>
+            <w:proofErr w:type="spellStart"/>
+            <w:r>
+              <w:rPr>
+                <w:rFonts w:ascii="Arial" w:hAnsi="Arial" w:cs="Arial"/>
+                <w:color w:val="FF0000"/>
+              </w:rPr>
+              <w:t>Success</w:t>
+            </w:r>
+            <w:proofErr w:type="spellEnd"/>
+          </w:p>
+        </w:tc>
+      </w:tr>
+    </w:tbl>
+    <w:p>
+      <w:pPr>
+        <w:ind w:left="360"/>
+        <w:rPr>
+          <w:rFonts w:ascii="Arial" w:hAnsi="Arial" w:cs="Arial"/>
+          <w:b/>
+          <w:bCs/>
+          <w:sz w:val="24"/>
+          <w:szCs w:val="24"/>
+          <w:lang w:val="en-US"/>
+        </w:rPr>
+      </w:pPr>
+    </w:p>
+    <w:bookmarkEnd w:id="1"/>
+    <w:p>
+      <w:pPr>
+        <w:ind w:left="360"/>
+        <w:rPr>
+          <w:rFonts w:ascii="Arial" w:hAnsi="Arial" w:cs="Arial"/>
+          <w:b/>
+          <w:bCs/>
+          <w:sz w:val="24"/>
+          <w:szCs w:val="24"/>
+          <w:lang w:val="en-US"/>
+        </w:rPr>
+      </w:pPr>
+    </w:p>
+    <w:p>
+      <w:pPr>
+        <w:ind w:left="360"/>
+        <w:rPr>
+          <w:rFonts w:ascii="Arial" w:hAnsi="Arial" w:cs="Arial"/>
+          <w:b/>
+          <w:bCs/>
+          <w:sz w:val="24"/>
+          <w:szCs w:val="24"/>
+          <w:lang w:val="en-US"/>
+        </w:rPr>
+      </w:pPr>
+    </w:p>
+    <w:p>
+      <w:pPr>
+        <w:ind w:left="360"/>
+        <w:rPr>
+          <w:rFonts w:ascii="Arial" w:hAnsi="Arial" w:cs="Arial"/>
+          <w:b/>
+          <w:bCs/>
+          <w:sz w:val="24"/>
+          <w:szCs w:val="24"/>
+          <w:lang w:val="en-US"/>
+        </w:rPr>
+      </w:pPr>
+    </w:p>
+    <w:p>
+      <w:pPr>
+        <w:ind w:left="360"/>
+        <w:rPr>
+          <w:rFonts w:ascii="Arial" w:hAnsi="Arial" w:cs="Arial"/>
+          <w:b/>
+          <w:bCs/>
+          <w:sz w:val="24"/>
+          <w:szCs w:val="24"/>
+          <w:lang w:val="en-US"/>
+        </w:rPr>
+      </w:pPr>
+    </w:p>
+    <w:p>
+      <w:pPr>
+        <w:ind w:left="360"/>
+        <w:rPr>
+          <w:rFonts w:ascii="Arial" w:hAnsi="Arial" w:cs="Arial"/>
+          <w:b/>
+          <w:bCs/>
+          <w:sz w:val="24"/>
+          <w:szCs w:val="24"/>
+          <w:lang w:val="en-US"/>
+        </w:rPr>
+      </w:pPr>
+    </w:p>
+    <w:p>
+      <w:pPr>
+        <w:ind w:left="360"/>
+        <w:rPr>
+          <w:rFonts w:ascii="Arial" w:hAnsi="Arial" w:cs="Arial"/>
+          <w:b/>
+          <w:bCs/>
+          <w:sz w:val="24"/>
+          <w:szCs w:val="24"/>
+          <w:lang w:val="en-US"/>
+        </w:rPr>
+      </w:pPr>
+    </w:p>
+    <w:p>
+      <w:pPr>
+        <w:ind w:left="357"/>
+        <w:jc w:val="both"/>
+        <w:rPr>
+          <w:rFonts w:ascii="Arial" w:hAnsi="Arial" w:cs="Arial"/>
+          <w:b/>
+          <w:bCs/>
+          <w:lang w:val="en-US"/>
         </w:rPr>
       </w:pPr>
     </w:p>
@@ -1947,12 +3139,75 @@
       <w:r>
         <w:rPr>
           <w:rFonts w:ascii="Arial" w:hAnsi="Arial" w:cs="Arial"/>
+          <w:color w:val="0D0D0D" w:themeColor="text1" w:themeTint="F2"/>
+          <w:lang w:val="es-MX"/>
+        </w:rPr>
+        <w:t>acceso</w:t>
+      </w:r>
+      <w:r>
+        <w:rPr>
+          <w:rFonts w:ascii="Arial" w:hAnsi="Arial" w:cs="Arial"/>
+          <w:color w:val="0D0D0D" w:themeColor="text1" w:themeTint="F2"/>
+        </w:rPr>
+        <w:t xml:space="preserve"> extendida</w:t>
+      </w:r>
+      <w:r>
+        <w:rPr>
+          <w:rFonts w:ascii="Arial" w:hAnsi="Arial" w:cs="Arial"/>
+          <w:color w:val="0D0D0D" w:themeColor="text1" w:themeTint="F2"/>
+        </w:rPr>
+        <w:t xml:space="preserve"> </w:t>
+      </w:r>
+      <w:r>
+        <w:rPr>
+          <w:rFonts w:ascii="Arial" w:hAnsi="Arial" w:cs="Arial"/>
+          <w:color w:val="0D0D0D" w:themeColor="text1" w:themeTint="F2"/>
+        </w:rPr>
+        <w:t xml:space="preserve">que </w:t>
+      </w:r>
+      <w:r>
+        <w:rPr>
+          <w:rFonts w:ascii="Arial" w:hAnsi="Arial" w:cs="Arial"/>
           <w:b/>
           <w:bCs/>
           <w:color w:val="0D0D0D" w:themeColor="text1" w:themeTint="F2"/>
-          <w:lang w:val="es-MX"/>
-        </w:rPr>
-        <w:t>acceso</w:t>
+        </w:rPr>
+        <w:t xml:space="preserve">impida </w:t>
+      </w:r>
+      <w:r>
+        <w:rPr>
+          <w:rFonts w:ascii="Arial" w:hAnsi="Arial" w:cs="Arial"/>
+          <w:color w:val="0D0D0D" w:themeColor="text1" w:themeTint="F2"/>
+        </w:rPr>
+        <w:t>que las computadoras de la</w:t>
+      </w:r>
+      <w:r>
+        <w:rPr>
+          <w:rFonts w:ascii="Arial" w:hAnsi="Arial" w:cs="Arial"/>
+          <w:color w:val="0D0D0D" w:themeColor="text1" w:themeTint="F2"/>
+        </w:rPr>
+        <w:t>s</w:t>
+      </w:r>
+      <w:r>
+        <w:rPr>
+          <w:rFonts w:ascii="Arial" w:hAnsi="Arial" w:cs="Arial"/>
+          <w:color w:val="0D0D0D" w:themeColor="text1" w:themeTint="F2"/>
+        </w:rPr>
+        <w:t xml:space="preserve"> subred</w:t>
+      </w:r>
+      <w:r>
+        <w:rPr>
+          <w:rFonts w:ascii="Arial" w:hAnsi="Arial" w:cs="Arial"/>
+          <w:color w:val="0D0D0D" w:themeColor="text1" w:themeTint="F2"/>
+        </w:rPr>
+        <w:t>es</w:t>
+      </w:r>
+      <w:r>
+        <w:rPr>
+          <w:rFonts w:ascii="Arial" w:hAnsi="Arial" w:cs="Arial"/>
+          <w:color w:val="0D0D0D" w:themeColor="text1" w:themeTint="F2"/>
+        </w:rPr>
+        <w:t xml:space="preserve"> de </w:t>
       </w:r>
       <w:r>
         <w:rPr>
@@ -1961,21 +3216,7 @@
           <w:bCs/>
           <w:color w:val="0D0D0D" w:themeColor="text1" w:themeTint="F2"/>
         </w:rPr>
-        <w:t xml:space="preserve"> extendida</w:t>
-      </w:r>
-      <w:r>
-        <w:rPr>
-          <w:rFonts w:ascii="Arial" w:hAnsi="Arial" w:cs="Arial"/>
-          <w:color w:val="0D0D0D" w:themeColor="text1" w:themeTint="F2"/>
-        </w:rPr>
-        <w:t xml:space="preserve"> </w:t>
-      </w:r>
-      <w:r>
-        <w:rPr>
-          <w:rFonts w:ascii="Arial" w:hAnsi="Arial" w:cs="Arial"/>
-          <w:color w:val="0D0D0D" w:themeColor="text1" w:themeTint="F2"/>
-        </w:rPr>
-        <w:t xml:space="preserve">que </w:t>
+        <w:t>Alumnos</w:t>
       </w:r>
       <w:r>
         <w:rPr>
@@ -1984,14 +3225,7 @@
           <w:bCs/>
           <w:color w:val="0D0D0D" w:themeColor="text1" w:themeTint="F2"/>
         </w:rPr>
-        <w:t xml:space="preserve">impida </w:t>
-      </w:r>
-      <w:r>
-        <w:rPr>
-          <w:rFonts w:ascii="Arial" w:hAnsi="Arial" w:cs="Arial"/>
-          <w:color w:val="0D0D0D" w:themeColor="text1" w:themeTint="F2"/>
-        </w:rPr>
-        <w:t xml:space="preserve">que las computadoras de la subred de </w:t>
+        <w:t xml:space="preserve"> y</w:t>
       </w:r>
       <w:r>
         <w:rPr>
@@ -2000,7 +3234,7 @@
           <w:bCs/>
           <w:color w:val="0D0D0D" w:themeColor="text1" w:themeTint="F2"/>
         </w:rPr>
-        <w:t>Alumnos</w:t>
+        <w:t xml:space="preserve"> </w:t>
       </w:r>
       <w:r>
         <w:rPr>
@@ -2009,16 +3243,7 @@
           <w:bCs/>
           <w:color w:val="0D0D0D" w:themeColor="text1" w:themeTint="F2"/>
         </w:rPr>
-        <w:t xml:space="preserve"> y</w:t>
-      </w:r>
-      <w:r>
-        <w:rPr>
-          <w:rFonts w:ascii="Arial" w:hAnsi="Arial" w:cs="Arial"/>
-          <w:b/>
-          <w:bCs/>
-          <w:color w:val="0D0D0D" w:themeColor="text1" w:themeTint="F2"/>
-        </w:rPr>
-        <w:t xml:space="preserve"> Profesores</w:t>
+        <w:t>Servidores</w:t>
       </w:r>
       <w:r>
         <w:rPr>
@@ -2397,7 +3622,7 @@
                 <w:b/>
                 <w:color w:val="000000"/>
               </w:rPr>
-              <w:t>From</w:t>
+              <w:t>Desde</w:t>
             </w:r>
           </w:p>
         </w:tc>
@@ -2415,16 +3640,14 @@
                 <w:color w:val="000000"/>
               </w:rPr>
             </w:pPr>
-            <w:proofErr w:type="spellStart"/>
-            <w:r>
-              <w:rPr>
-                <w:rFonts w:ascii="Arial" w:hAnsi="Arial" w:cs="Arial"/>
-                <w:b/>
-                <w:color w:val="000000"/>
-              </w:rPr>
-              <w:t>To</w:t>
-            </w:r>
-            <w:proofErr w:type="spellEnd"/>
+            <w:r>
+              <w:rPr>
+                <w:rFonts w:ascii="Arial" w:hAnsi="Arial" w:cs="Arial"/>
+                <w:b/>
+                <w:color w:val="000000"/>
+              </w:rPr>
+              <w:t>Hacia</w:t>
+            </w:r>
           </w:p>
         </w:tc>
         <w:tc>
@@ -2447,18 +3670,8 @@
                 <w:b/>
                 <w:color w:val="000000"/>
               </w:rPr>
-              <w:t xml:space="preserve">IP </w:t>
-            </w:r>
-            <w:proofErr w:type="spellStart"/>
-            <w:r>
-              <w:rPr>
-                <w:rFonts w:ascii="Arial" w:hAnsi="Arial" w:cs="Arial"/>
-                <w:b/>
-                <w:color w:val="000000"/>
-              </w:rPr>
-              <w:t>Address</w:t>
-            </w:r>
-            <w:proofErr w:type="spellEnd"/>
+              <w:t>Dirección IP</w:t>
+            </w:r>
             <w:r>
               <w:rPr>
                 <w:rFonts w:ascii="Arial" w:hAnsi="Arial" w:cs="Arial"/>
@@ -2467,16 +3680,14 @@
               </w:rPr>
               <w:t xml:space="preserve"> (</w:t>
             </w:r>
-            <w:proofErr w:type="spellStart"/>
-            <w:r>
-              <w:rPr>
-                <w:rFonts w:ascii="Arial" w:hAnsi="Arial" w:cs="Arial"/>
-                <w:b/>
-                <w:color w:val="000000"/>
-              </w:rPr>
-              <w:t>To</w:t>
-            </w:r>
-            <w:proofErr w:type="spellEnd"/>
+            <w:r>
+              <w:rPr>
+                <w:rFonts w:ascii="Arial" w:hAnsi="Arial" w:cs="Arial"/>
+                <w:b/>
+                <w:color w:val="000000"/>
+              </w:rPr>
+              <w:t>hacia</w:t>
+            </w:r>
             <w:r>
               <w:rPr>
                 <w:rFonts w:ascii="Arial" w:hAnsi="Arial" w:cs="Arial"/>
@@ -2876,7 +4087,7 @@
                 <w:rFonts w:ascii="Arial" w:hAnsi="Arial" w:cs="Arial"/>
                 <w:color w:val="FF0000"/>
               </w:rPr>
-              <w:t>Fail</w:t>
+              <w:t>Success</w:t>
             </w:r>
             <w:proofErr w:type="spellEnd"/>
           </w:p>
@@ -3006,7 +4217,7 @@
                 <w:rFonts w:ascii="Arial" w:hAnsi="Arial" w:cs="Arial"/>
                 <w:color w:val="FF0000"/>
               </w:rPr>
-              <w:t>Success</w:t>
+              <w:t>Fail</w:t>
             </w:r>
             <w:proofErr w:type="spellEnd"/>
           </w:p>
@@ -3224,15 +4435,39 @@
               <w:rPr>
                 <w:rFonts w:ascii="Arial" w:hAnsi="Arial" w:cs="Arial"/>
                 <w:b/>
+                <w:color w:val="000000"/>
+              </w:rPr>
+              <w:t>Desde</w:t>
+            </w:r>
+          </w:p>
+        </w:tc>
+        <w:tc>
+          <w:tcPr>
+            <w:tcW w:w="2349" w:type="dxa"/>
+            <w:vAlign w:val="center"/>
+          </w:tcPr>
+          <w:p>
+            <w:pPr>
+              <w:jc w:val="center"/>
+              <w:rPr>
+                <w:rFonts w:ascii="Arial" w:hAnsi="Arial" w:cs="Arial"/>
+                <w:b/>
                 <w:color w:val="0D0D0D" w:themeColor="text1" w:themeTint="F2"/>
               </w:rPr>
-              <w:t>From</w:t>
-            </w:r>
-          </w:p>
-        </w:tc>
-        <w:tc>
-          <w:tcPr>
-            <w:tcW w:w="2349" w:type="dxa"/>
+            </w:pPr>
+            <w:r>
+              <w:rPr>
+                <w:rFonts w:ascii="Arial" w:hAnsi="Arial" w:cs="Arial"/>
+                <w:b/>
+                <w:color w:val="000000"/>
+              </w:rPr>
+              <w:t>Hacia</w:t>
+            </w:r>
+          </w:p>
+        </w:tc>
+        <w:tc>
+          <w:tcPr>
+            <w:tcW w:w="2268" w:type="dxa"/>
             <w:vAlign w:val="center"/>
           </w:tcPr>
           <w:p>
@@ -3244,73 +4479,35 @@
                 <w:color w:val="0D0D0D" w:themeColor="text1" w:themeTint="F2"/>
               </w:rPr>
             </w:pPr>
-            <w:proofErr w:type="spellStart"/>
-            <w:r>
-              <w:rPr>
-                <w:rFonts w:ascii="Arial" w:hAnsi="Arial" w:cs="Arial"/>
-                <w:b/>
-                <w:color w:val="0D0D0D" w:themeColor="text1" w:themeTint="F2"/>
-              </w:rPr>
-              <w:t>To</w:t>
-            </w:r>
-            <w:proofErr w:type="spellEnd"/>
-          </w:p>
-        </w:tc>
-        <w:tc>
-          <w:tcPr>
-            <w:tcW w:w="2268" w:type="dxa"/>
-            <w:vAlign w:val="center"/>
-          </w:tcPr>
-          <w:p>
-            <w:pPr>
-              <w:jc w:val="center"/>
-              <w:rPr>
-                <w:rFonts w:ascii="Arial" w:hAnsi="Arial" w:cs="Arial"/>
-                <w:b/>
-                <w:color w:val="0D0D0D" w:themeColor="text1" w:themeTint="F2"/>
-              </w:rPr>
-            </w:pPr>
-            <w:r>
-              <w:rPr>
-                <w:rFonts w:ascii="Arial" w:hAnsi="Arial" w:cs="Arial"/>
-                <w:b/>
-                <w:color w:val="0D0D0D" w:themeColor="text1" w:themeTint="F2"/>
-              </w:rPr>
-              <w:t xml:space="preserve">IP </w:t>
-            </w:r>
-            <w:proofErr w:type="spellStart"/>
-            <w:r>
-              <w:rPr>
-                <w:rFonts w:ascii="Arial" w:hAnsi="Arial" w:cs="Arial"/>
-                <w:b/>
-                <w:color w:val="0D0D0D" w:themeColor="text1" w:themeTint="F2"/>
-              </w:rPr>
-              <w:t>Address</w:t>
-            </w:r>
-            <w:proofErr w:type="spellEnd"/>
-            <w:r>
-              <w:rPr>
-                <w:rFonts w:ascii="Arial" w:hAnsi="Arial" w:cs="Arial"/>
-                <w:b/>
-                <w:color w:val="0D0D0D" w:themeColor="text1" w:themeTint="F2"/>
+            <w:r>
+              <w:rPr>
+                <w:rFonts w:ascii="Arial" w:hAnsi="Arial" w:cs="Arial"/>
+                <w:b/>
+                <w:color w:val="000000"/>
+              </w:rPr>
+              <w:t>Dirección IP</w:t>
+            </w:r>
+            <w:r>
+              <w:rPr>
+                <w:rFonts w:ascii="Arial" w:hAnsi="Arial" w:cs="Arial"/>
+                <w:b/>
+                <w:color w:val="000000"/>
               </w:rPr>
               <w:t xml:space="preserve"> (</w:t>
             </w:r>
-            <w:proofErr w:type="spellStart"/>
-            <w:r>
-              <w:rPr>
-                <w:rFonts w:ascii="Arial" w:hAnsi="Arial" w:cs="Arial"/>
-                <w:b/>
-                <w:color w:val="0D0D0D" w:themeColor="text1" w:themeTint="F2"/>
-              </w:rPr>
-              <w:t>To</w:t>
-            </w:r>
-            <w:proofErr w:type="spellEnd"/>
-            <w:r>
-              <w:rPr>
-                <w:rFonts w:ascii="Arial" w:hAnsi="Arial" w:cs="Arial"/>
-                <w:b/>
-                <w:color w:val="0D0D0D" w:themeColor="text1" w:themeTint="F2"/>
+            <w:r>
+              <w:rPr>
+                <w:rFonts w:ascii="Arial" w:hAnsi="Arial" w:cs="Arial"/>
+                <w:b/>
+                <w:color w:val="000000"/>
+              </w:rPr>
+              <w:t>hacia</w:t>
+            </w:r>
+            <w:r>
+              <w:rPr>
+                <w:rFonts w:ascii="Arial" w:hAnsi="Arial" w:cs="Arial"/>
+                <w:b/>
+                <w:color w:val="000000"/>
               </w:rPr>
               <w:t>)</w:t>
             </w:r>
@@ -3870,1986 +5067,6 @@
           <w:color w:val="2D3B45"/>
           <w:sz w:val="20"/>
           <w:szCs w:val="20"/>
-        </w:rPr>
-      </w:pPr>
-    </w:p>
-    <w:p>
-      <w:pPr>
-        <w:ind w:left="360"/>
-        <w:rPr>
-          <w:rFonts w:ascii="Arial" w:hAnsi="Arial" w:cs="Arial"/>
-          <w:b/>
-          <w:bCs/>
-          <w:sz w:val="24"/>
-          <w:szCs w:val="24"/>
-          <w:lang w:val="en-US"/>
-        </w:rPr>
-      </w:pPr>
-    </w:p>
-    <w:p>
-      <w:pPr>
-        <w:ind w:left="360"/>
-        <w:rPr>
-          <w:rFonts w:ascii="Arial" w:hAnsi="Arial" w:cs="Arial"/>
-          <w:b/>
-          <w:bCs/>
-          <w:sz w:val="24"/>
-          <w:szCs w:val="24"/>
-          <w:lang w:val="en-US"/>
-        </w:rPr>
-      </w:pPr>
-    </w:p>
-    <w:p>
-      <w:pPr>
-        <w:ind w:left="360"/>
-        <w:rPr>
-          <w:rFonts w:ascii="Arial" w:hAnsi="Arial" w:cs="Arial"/>
-          <w:b/>
-          <w:bCs/>
-          <w:sz w:val="24"/>
-          <w:szCs w:val="24"/>
-          <w:lang w:val="en-US"/>
-        </w:rPr>
-      </w:pPr>
-    </w:p>
-    <w:p>
-      <w:pPr>
-        <w:ind w:left="360"/>
-        <w:rPr>
-          <w:rFonts w:ascii="Arial" w:hAnsi="Arial" w:cs="Arial"/>
-          <w:b/>
-          <w:bCs/>
-          <w:sz w:val="24"/>
-          <w:szCs w:val="24"/>
-          <w:lang w:val="en-US"/>
-        </w:rPr>
-      </w:pPr>
-    </w:p>
-    <w:p>
-      <w:pPr>
-        <w:ind w:left="360"/>
-        <w:rPr>
-          <w:rFonts w:ascii="Arial" w:hAnsi="Arial" w:cs="Arial"/>
-          <w:b/>
-          <w:bCs/>
-          <w:sz w:val="24"/>
-          <w:szCs w:val="24"/>
-          <w:lang w:val="en-US"/>
-        </w:rPr>
-      </w:pPr>
-    </w:p>
-    <w:p>
-      <w:pPr>
-        <w:ind w:left="360"/>
-        <w:rPr>
-          <w:rFonts w:ascii="Arial" w:hAnsi="Arial" w:cs="Arial"/>
-          <w:b/>
-          <w:bCs/>
-          <w:sz w:val="24"/>
-          <w:szCs w:val="24"/>
-          <w:lang w:val="en-US"/>
-        </w:rPr>
-      </w:pPr>
-    </w:p>
-    <w:p>
-      <w:pPr>
-        <w:ind w:left="360"/>
-        <w:rPr>
-          <w:rFonts w:ascii="Arial" w:hAnsi="Arial" w:cs="Arial"/>
-          <w:b/>
-          <w:bCs/>
-          <w:sz w:val="24"/>
-          <w:szCs w:val="24"/>
-          <w:lang w:val="en-US"/>
-        </w:rPr>
-      </w:pPr>
-    </w:p>
-    <w:p>
-      <w:pPr>
-        <w:ind w:left="360"/>
-        <w:rPr>
-          <w:rFonts w:ascii="Arial" w:hAnsi="Arial" w:cs="Arial"/>
-          <w:b/>
-          <w:bCs/>
-          <w:sz w:val="24"/>
-          <w:szCs w:val="24"/>
-          <w:lang w:val="en-US"/>
-        </w:rPr>
-      </w:pPr>
-    </w:p>
-    <w:p>
-      <w:pPr>
-        <w:pStyle w:val="NormalWeb"/>
-        <w:shd w:val="clear" w:color="auto" w:fill="FFFFFF"/>
-        <w:spacing w:before="0" w:beforeAutospacing="0" w:after="0" w:afterAutospacing="0" w:line="340" w:lineRule="exact"/>
-        <w:ind w:left="360"/>
-        <w:jc w:val="both"/>
-        <w:rPr>
-          <w:rFonts w:ascii="Arial" w:hAnsi="Arial" w:cs="Arial"/>
-          <w:color w:val="2D3B45"/>
-          <w:sz w:val="20"/>
-          <w:szCs w:val="20"/>
-          <w:lang w:val="en-US"/>
-        </w:rPr>
-      </w:pPr>
-    </w:p>
-    <w:p>
-      <w:pPr>
-        <w:pStyle w:val="ListParagraph"/>
-        <w:numPr>
-          <w:ilvl w:val="0"/>
-          <w:numId w:val="15"/>
-        </w:numPr>
-        <w:spacing w:after="120" w:line="300" w:lineRule="exact"/>
-        <w:jc w:val="both"/>
-        <w:rPr>
-          <w:rFonts w:ascii="Arial" w:hAnsi="Arial" w:cs="Arial"/>
-          <w:color w:val="0D0D0D" w:themeColor="text1" w:themeTint="F2"/>
-        </w:rPr>
-      </w:pPr>
-      <w:r>
-        <w:rPr>
-          <w:rFonts w:ascii="Arial" w:hAnsi="Arial" w:cs="Arial"/>
-          <w:color w:val="0D0D0D" w:themeColor="text1" w:themeTint="F2"/>
-        </w:rPr>
-        <w:t>Diseña una lista de control de</w:t>
-      </w:r>
-      <w:r>
-        <w:rPr>
-          <w:rFonts w:ascii="Arial" w:hAnsi="Arial" w:cs="Arial"/>
-          <w:b/>
-          <w:bCs/>
-          <w:color w:val="0D0D0D" w:themeColor="text1" w:themeTint="F2"/>
-        </w:rPr>
-        <w:t xml:space="preserve"> acceso extendida </w:t>
-      </w:r>
-      <w:r>
-        <w:rPr>
-          <w:rFonts w:ascii="Arial" w:hAnsi="Arial" w:cs="Arial"/>
-          <w:color w:val="0D0D0D" w:themeColor="text1" w:themeTint="F2"/>
-        </w:rPr>
-        <w:t xml:space="preserve">que únicamente </w:t>
-      </w:r>
-      <w:r>
-        <w:rPr>
-          <w:rFonts w:ascii="Arial" w:hAnsi="Arial" w:cs="Arial"/>
-          <w:b/>
-          <w:bCs/>
-          <w:color w:val="0D0D0D" w:themeColor="text1" w:themeTint="F2"/>
-        </w:rPr>
-        <w:t>permita el acceso</w:t>
-      </w:r>
-      <w:r>
-        <w:rPr>
-          <w:rFonts w:ascii="Arial" w:hAnsi="Arial" w:cs="Arial"/>
-          <w:color w:val="0D0D0D" w:themeColor="text1" w:themeTint="F2"/>
-        </w:rPr>
-        <w:t xml:space="preserve"> al servidor</w:t>
-      </w:r>
-      <w:r>
-        <w:rPr>
-          <w:rFonts w:ascii="Arial" w:hAnsi="Arial" w:cs="Arial"/>
-          <w:color w:val="0D0D0D" w:themeColor="text1" w:themeTint="F2"/>
-        </w:rPr>
-        <w:t xml:space="preserve"> de</w:t>
-      </w:r>
-      <w:r>
-        <w:rPr>
-          <w:rFonts w:ascii="Arial" w:hAnsi="Arial" w:cs="Arial"/>
-          <w:color w:val="0D0D0D" w:themeColor="text1" w:themeTint="F2"/>
-        </w:rPr>
-        <w:t xml:space="preserve"> </w:t>
-      </w:r>
-      <w:r>
-        <w:rPr>
-          <w:rFonts w:ascii="Arial" w:hAnsi="Arial" w:cs="Arial"/>
-          <w:b/>
-          <w:bCs/>
-          <w:color w:val="0D0D0D" w:themeColor="text1" w:themeTint="F2"/>
-        </w:rPr>
-        <w:t>Finanzas</w:t>
-      </w:r>
-      <w:r>
-        <w:rPr>
-          <w:rFonts w:ascii="Arial" w:hAnsi="Arial" w:cs="Arial"/>
-          <w:color w:val="0D0D0D" w:themeColor="text1" w:themeTint="F2"/>
-        </w:rPr>
-        <w:t xml:space="preserve"> desde cualquier IP asociada con la subred de los </w:t>
-      </w:r>
-      <w:r>
-        <w:rPr>
-          <w:rFonts w:ascii="Arial" w:hAnsi="Arial" w:cs="Arial"/>
-          <w:b/>
-          <w:bCs/>
-          <w:color w:val="0D0D0D" w:themeColor="text1" w:themeTint="F2"/>
-        </w:rPr>
-        <w:t>Directores</w:t>
-      </w:r>
-      <w:r>
-        <w:rPr>
-          <w:rFonts w:ascii="Arial" w:hAnsi="Arial" w:cs="Arial"/>
-          <w:color w:val="0D0D0D" w:themeColor="text1" w:themeTint="F2"/>
-        </w:rPr>
-        <w:t xml:space="preserve"> pero que </w:t>
-      </w:r>
-      <w:r>
-        <w:rPr>
-          <w:rFonts w:ascii="Arial" w:hAnsi="Arial" w:cs="Arial"/>
-          <w:b/>
-          <w:bCs/>
-          <w:color w:val="0D0D0D" w:themeColor="text1" w:themeTint="F2"/>
-        </w:rPr>
-        <w:t>impida el acceso</w:t>
-      </w:r>
-      <w:r>
-        <w:rPr>
-          <w:rFonts w:ascii="Arial" w:hAnsi="Arial" w:cs="Arial"/>
-          <w:color w:val="0D0D0D" w:themeColor="text1" w:themeTint="F2"/>
-        </w:rPr>
-        <w:t xml:space="preserve"> a este servidor desde otras direcciones IP. En est</w:t>
-      </w:r>
-      <w:r>
-        <w:rPr>
-          <w:rFonts w:ascii="Arial" w:hAnsi="Arial" w:cs="Arial"/>
-          <w:color w:val="0D0D0D" w:themeColor="text1" w:themeTint="F2"/>
-        </w:rPr>
-        <w:t>a</w:t>
-      </w:r>
-      <w:r>
-        <w:rPr>
-          <w:rFonts w:ascii="Arial" w:hAnsi="Arial" w:cs="Arial"/>
-          <w:color w:val="0D0D0D" w:themeColor="text1" w:themeTint="F2"/>
-        </w:rPr>
-        <w:t xml:space="preserve"> ocasión el servidor de </w:t>
-      </w:r>
-      <w:r>
-        <w:rPr>
-          <w:rFonts w:ascii="Arial" w:hAnsi="Arial" w:cs="Arial"/>
-          <w:b/>
-          <w:bCs/>
-          <w:color w:val="0D0D0D" w:themeColor="text1" w:themeTint="F2"/>
-        </w:rPr>
-        <w:t>Finanzas</w:t>
-      </w:r>
-      <w:r>
-        <w:rPr>
-          <w:rFonts w:ascii="Arial" w:hAnsi="Arial" w:cs="Arial"/>
-          <w:color w:val="0D0D0D" w:themeColor="text1" w:themeTint="F2"/>
-        </w:rPr>
-        <w:t xml:space="preserve"> al no permitir ningún tipo de tráfico desde direcciones diferentes de </w:t>
-      </w:r>
-      <w:r>
-        <w:rPr>
-          <w:rFonts w:ascii="Arial" w:hAnsi="Arial" w:cs="Arial"/>
-          <w:b/>
-          <w:bCs/>
-          <w:color w:val="0D0D0D" w:themeColor="text1" w:themeTint="F2"/>
-        </w:rPr>
-        <w:t>Directores</w:t>
-      </w:r>
-      <w:r>
-        <w:rPr>
-          <w:rFonts w:ascii="Arial" w:hAnsi="Arial" w:cs="Arial"/>
-          <w:color w:val="0D0D0D" w:themeColor="text1" w:themeTint="F2"/>
-        </w:rPr>
-        <w:t xml:space="preserve"> </w:t>
-      </w:r>
-      <w:r>
-        <w:rPr>
-          <w:rFonts w:ascii="Arial" w:hAnsi="Arial" w:cs="Arial"/>
-          <w:color w:val="0D0D0D" w:themeColor="text1" w:themeTint="F2"/>
-        </w:rPr>
-        <w:t>dará la impresión de que no existe.</w:t>
-      </w:r>
-    </w:p>
-    <w:p>
-      <w:pPr>
-        <w:pStyle w:val="NormalWeb"/>
-        <w:shd w:val="clear" w:color="auto" w:fill="FFFFFF"/>
-        <w:spacing w:before="0" w:beforeAutospacing="0" w:after="0" w:afterAutospacing="0" w:line="340" w:lineRule="exact"/>
-        <w:ind w:left="360"/>
-        <w:jc w:val="both"/>
-        <w:rPr>
-          <w:rFonts w:ascii="Arial" w:hAnsi="Arial" w:cs="Arial"/>
-          <w:color w:val="2D3B45"/>
-          <w:sz w:val="20"/>
-          <w:szCs w:val="20"/>
-          <w:lang w:val="en-US"/>
-        </w:rPr>
-      </w:pPr>
-      <w:r>
-        <w:rPr>
-          <w:rFonts w:ascii="Arial" w:hAnsi="Arial" w:cs="Arial"/>
-          <w:color w:val="2D3B45"/>
-          <w:sz w:val="20"/>
-          <w:szCs w:val="20"/>
-          <w:lang w:val="en-US"/>
-        </w:rPr>
-        <w:t>router(config)#</w:t>
-      </w:r>
-    </w:p>
-    <w:p>
-      <w:pPr>
-        <w:pStyle w:val="NormalWeb"/>
-        <w:shd w:val="clear" w:color="auto" w:fill="FFFFFF"/>
-        <w:spacing w:before="0" w:beforeAutospacing="0" w:after="0" w:afterAutospacing="0" w:line="340" w:lineRule="exact"/>
-        <w:ind w:left="360"/>
-        <w:jc w:val="both"/>
-        <w:rPr>
-          <w:rFonts w:ascii="Arial" w:hAnsi="Arial" w:cs="Arial"/>
-          <w:color w:val="2D3B45"/>
-          <w:sz w:val="20"/>
-          <w:szCs w:val="20"/>
-          <w:lang w:val="en-US"/>
-        </w:rPr>
-      </w:pPr>
-      <w:r>
-        <w:rPr>
-          <w:rFonts w:ascii="Arial" w:hAnsi="Arial" w:cs="Arial"/>
-          <w:color w:val="2D3B45"/>
-          <w:sz w:val="20"/>
-          <w:szCs w:val="20"/>
-          <w:lang w:val="en-US"/>
-        </w:rPr>
-        <w:t>router(config)#</w:t>
-      </w:r>
-    </w:p>
-    <w:p>
-      <w:pPr>
-        <w:pStyle w:val="NormalWeb"/>
-        <w:shd w:val="clear" w:color="auto" w:fill="FFFFFF"/>
-        <w:spacing w:before="0" w:beforeAutospacing="0" w:after="0" w:afterAutospacing="0" w:line="340" w:lineRule="exact"/>
-        <w:ind w:left="360"/>
-        <w:jc w:val="both"/>
-        <w:rPr>
-          <w:rFonts w:ascii="Arial" w:hAnsi="Arial" w:cs="Arial"/>
-          <w:color w:val="2D3B45"/>
-          <w:sz w:val="20"/>
-          <w:szCs w:val="20"/>
-          <w:lang w:val="en-US"/>
-        </w:rPr>
-      </w:pPr>
-      <w:r>
-        <w:rPr>
-          <w:rFonts w:ascii="Arial" w:hAnsi="Arial" w:cs="Arial"/>
-          <w:color w:val="2D3B45"/>
-          <w:sz w:val="20"/>
-          <w:szCs w:val="20"/>
-          <w:lang w:val="en-US"/>
-        </w:rPr>
-        <w:t>router(config)#</w:t>
-      </w:r>
-    </w:p>
-    <w:p>
-      <w:pPr>
-        <w:pStyle w:val="NormalWeb"/>
-        <w:shd w:val="clear" w:color="auto" w:fill="FFFFFF"/>
-        <w:spacing w:before="0" w:beforeAutospacing="0" w:after="0" w:afterAutospacing="0" w:line="340" w:lineRule="exact"/>
-        <w:ind w:left="360"/>
-        <w:jc w:val="both"/>
-        <w:rPr>
-          <w:rFonts w:ascii="Arial" w:hAnsi="Arial" w:cs="Arial"/>
-          <w:color w:val="2D3B45"/>
-          <w:sz w:val="20"/>
-          <w:szCs w:val="20"/>
-        </w:rPr>
-      </w:pPr>
-      <w:proofErr w:type="spellStart"/>
-      <w:r>
-        <w:rPr>
-          <w:rFonts w:ascii="Arial" w:hAnsi="Arial" w:cs="Arial"/>
-          <w:color w:val="2D3B45"/>
-          <w:sz w:val="20"/>
-          <w:szCs w:val="20"/>
-        </w:rPr>
-        <w:t>router</w:t>
-      </w:r>
-      <w:proofErr w:type="spellEnd"/>
-      <w:r>
-        <w:rPr>
-          <w:rFonts w:ascii="Arial" w:hAnsi="Arial" w:cs="Arial"/>
-          <w:color w:val="2D3B45"/>
-          <w:sz w:val="20"/>
-          <w:szCs w:val="20"/>
-        </w:rPr>
-        <w:t>(</w:t>
-      </w:r>
-      <w:proofErr w:type="spellStart"/>
-      <w:r>
-        <w:rPr>
-          <w:rFonts w:ascii="Arial" w:hAnsi="Arial" w:cs="Arial"/>
-          <w:color w:val="2D3B45"/>
-          <w:sz w:val="20"/>
-          <w:szCs w:val="20"/>
-        </w:rPr>
-        <w:t>config</w:t>
-      </w:r>
-      <w:proofErr w:type="spellEnd"/>
-      <w:r>
-        <w:rPr>
-          <w:rFonts w:ascii="Arial" w:hAnsi="Arial" w:cs="Arial"/>
-          <w:color w:val="2D3B45"/>
-          <w:sz w:val="20"/>
-          <w:szCs w:val="20"/>
-        </w:rPr>
-        <w:t>)#</w:t>
-      </w:r>
-    </w:p>
-    <w:p>
-      <w:pPr>
-        <w:pStyle w:val="NormalWeb"/>
-        <w:shd w:val="clear" w:color="auto" w:fill="FFFFFF"/>
-        <w:spacing w:before="0" w:beforeAutospacing="0" w:after="0" w:afterAutospacing="0" w:line="340" w:lineRule="exact"/>
-        <w:ind w:left="360"/>
-        <w:jc w:val="both"/>
-        <w:rPr>
-          <w:rFonts w:ascii="Arial" w:hAnsi="Arial" w:cs="Arial"/>
-          <w:color w:val="2D3B45"/>
-          <w:sz w:val="20"/>
-          <w:szCs w:val="20"/>
-        </w:rPr>
-      </w:pPr>
-    </w:p>
-    <w:p>
-      <w:pPr>
-        <w:pStyle w:val="NormalWeb"/>
-        <w:shd w:val="clear" w:color="auto" w:fill="FFFFFF"/>
-        <w:spacing w:before="0" w:beforeAutospacing="0" w:after="0" w:afterAutospacing="0" w:line="340" w:lineRule="exact"/>
-        <w:ind w:left="360"/>
-        <w:jc w:val="both"/>
-        <w:rPr>
-          <w:rFonts w:ascii="Arial" w:hAnsi="Arial" w:cs="Arial"/>
-          <w:color w:val="2D3B45"/>
-          <w:sz w:val="20"/>
-          <w:szCs w:val="20"/>
-        </w:rPr>
-      </w:pPr>
-      <w:r>
-        <w:rPr>
-          <w:rFonts w:ascii="Arial" w:hAnsi="Arial" w:cs="Arial"/>
-          <w:color w:val="2D3B45"/>
-          <w:sz w:val="20"/>
-          <w:szCs w:val="20"/>
-        </w:rPr>
-        <w:t xml:space="preserve">¿En qué </w:t>
-      </w:r>
-      <w:proofErr w:type="spellStart"/>
-      <w:r>
-        <w:rPr>
-          <w:rFonts w:ascii="Arial" w:hAnsi="Arial" w:cs="Arial"/>
-          <w:color w:val="2D3B45"/>
-          <w:sz w:val="20"/>
-          <w:szCs w:val="20"/>
-        </w:rPr>
-        <w:t>router</w:t>
-      </w:r>
-      <w:proofErr w:type="spellEnd"/>
-      <w:r>
-        <w:rPr>
-          <w:rFonts w:ascii="Arial" w:hAnsi="Arial" w:cs="Arial"/>
-          <w:color w:val="2D3B45"/>
-          <w:sz w:val="20"/>
-          <w:szCs w:val="20"/>
-        </w:rPr>
-        <w:t xml:space="preserve"> instalarás esta lista de control de acceso? </w:t>
-      </w:r>
-    </w:p>
-    <w:p>
-      <w:pPr>
-        <w:pStyle w:val="NormalWeb"/>
-        <w:shd w:val="clear" w:color="auto" w:fill="FFFFFF"/>
-        <w:spacing w:before="0" w:beforeAutospacing="0" w:after="0" w:afterAutospacing="0" w:line="340" w:lineRule="exact"/>
-        <w:ind w:left="360"/>
-        <w:jc w:val="both"/>
-        <w:rPr>
-          <w:rFonts w:ascii="Arial" w:hAnsi="Arial" w:cs="Arial"/>
-          <w:color w:val="2D3B45"/>
-          <w:sz w:val="20"/>
-          <w:szCs w:val="20"/>
-          <w:lang w:val="en-US"/>
-        </w:rPr>
-      </w:pPr>
-      <w:r>
-        <w:rPr>
-          <w:rFonts w:ascii="Arial" w:hAnsi="Arial" w:cs="Arial"/>
-          <w:color w:val="2D3B45"/>
-          <w:sz w:val="20"/>
-          <w:szCs w:val="20"/>
-          <w:lang w:val="en-US"/>
-        </w:rPr>
-        <w:t xml:space="preserve">router(config)# interface </w:t>
-      </w:r>
-    </w:p>
-    <w:p>
-      <w:pPr>
-        <w:pStyle w:val="NormalWeb"/>
-        <w:shd w:val="clear" w:color="auto" w:fill="FFFFFF"/>
-        <w:spacing w:before="0" w:beforeAutospacing="0" w:after="0" w:afterAutospacing="0" w:line="340" w:lineRule="exact"/>
-        <w:ind w:left="360"/>
-        <w:jc w:val="both"/>
-        <w:rPr>
-          <w:rFonts w:ascii="Arial" w:hAnsi="Arial" w:cs="Arial"/>
-          <w:color w:val="2D3B45"/>
-          <w:sz w:val="20"/>
-          <w:szCs w:val="20"/>
-          <w:lang w:val="en-US"/>
-        </w:rPr>
-      </w:pPr>
-      <w:r>
-        <w:rPr>
-          <w:rFonts w:ascii="Arial" w:hAnsi="Arial" w:cs="Arial"/>
-          <w:color w:val="2D3B45"/>
-          <w:sz w:val="20"/>
-          <w:szCs w:val="20"/>
-          <w:lang w:val="en-US"/>
-        </w:rPr>
-        <w:t>router(config-if)#</w:t>
-      </w:r>
-    </w:p>
-    <w:p>
-      <w:pPr>
-        <w:ind w:left="360"/>
-        <w:rPr>
-          <w:rFonts w:ascii="Arial" w:hAnsi="Arial" w:cs="Arial"/>
-          <w:b/>
-          <w:bCs/>
-          <w:sz w:val="24"/>
-          <w:szCs w:val="24"/>
-          <w:lang w:val="en-US"/>
-        </w:rPr>
-      </w:pPr>
-    </w:p>
-    <w:p>
-      <w:pPr>
-        <w:jc w:val="both"/>
-        <w:rPr>
-          <w:rFonts w:ascii="Arial" w:hAnsi="Arial" w:cs="Arial"/>
-          <w:color w:val="0D0D0D" w:themeColor="text1" w:themeTint="F2"/>
-          <w:lang w:val="en-US"/>
-        </w:rPr>
-      </w:pPr>
-    </w:p>
-    <w:tbl>
-      <w:tblPr>
-        <w:tblW w:w="10064" w:type="dxa"/>
-        <w:tblInd w:w="421" w:type="dxa"/>
-        <w:tblBorders>
-          <w:top w:val="single" w:sz="4" w:space="0" w:color="auto"/>
-          <w:left w:val="single" w:sz="4" w:space="0" w:color="auto"/>
-          <w:bottom w:val="single" w:sz="4" w:space="0" w:color="auto"/>
-          <w:right w:val="single" w:sz="4" w:space="0" w:color="auto"/>
-          <w:insideH w:val="single" w:sz="4" w:space="0" w:color="auto"/>
-          <w:insideV w:val="single" w:sz="4" w:space="0" w:color="auto"/>
-        </w:tblBorders>
-        <w:tblLook w:val="01E0" w:firstRow="1" w:lastRow="1" w:firstColumn="1" w:lastColumn="1" w:noHBand="0" w:noVBand="0"/>
-      </w:tblPr>
-      <w:tblGrid>
-        <w:gridCol w:w="2548"/>
-        <w:gridCol w:w="1421"/>
-        <w:gridCol w:w="2562"/>
-        <w:gridCol w:w="3533"/>
-      </w:tblGrid>
-      <w:tr>
-        <w:trPr>
-          <w:trHeight w:val="454"/>
-        </w:trPr>
-        <w:tc>
-          <w:tcPr>
-            <w:tcW w:w="2548" w:type="dxa"/>
-            <w:vAlign w:val="center"/>
-          </w:tcPr>
-          <w:p>
-            <w:pPr>
-              <w:jc w:val="center"/>
-              <w:rPr>
-                <w:rFonts w:ascii="Arial" w:hAnsi="Arial" w:cs="Arial"/>
-                <w:b/>
-                <w:color w:val="000000"/>
-              </w:rPr>
-            </w:pPr>
-            <w:r>
-              <w:rPr>
-                <w:rFonts w:ascii="Arial" w:hAnsi="Arial" w:cs="Arial"/>
-                <w:b/>
-                <w:color w:val="000000"/>
-              </w:rPr>
-              <w:t>From</w:t>
-            </w:r>
-          </w:p>
-        </w:tc>
-        <w:tc>
-          <w:tcPr>
-            <w:tcW w:w="1421" w:type="dxa"/>
-            <w:vAlign w:val="center"/>
-          </w:tcPr>
-          <w:p>
-            <w:pPr>
-              <w:jc w:val="center"/>
-              <w:rPr>
-                <w:rFonts w:ascii="Arial" w:hAnsi="Arial" w:cs="Arial"/>
-                <w:b/>
-                <w:color w:val="000000"/>
-              </w:rPr>
-            </w:pPr>
-            <w:proofErr w:type="spellStart"/>
-            <w:r>
-              <w:rPr>
-                <w:rFonts w:ascii="Arial" w:hAnsi="Arial" w:cs="Arial"/>
-                <w:b/>
-                <w:color w:val="000000"/>
-              </w:rPr>
-              <w:t>To</w:t>
-            </w:r>
-            <w:proofErr w:type="spellEnd"/>
-          </w:p>
-        </w:tc>
-        <w:tc>
-          <w:tcPr>
-            <w:tcW w:w="2562" w:type="dxa"/>
-            <w:vAlign w:val="center"/>
-          </w:tcPr>
-          <w:p>
-            <w:pPr>
-              <w:jc w:val="center"/>
-              <w:rPr>
-                <w:rFonts w:ascii="Arial" w:hAnsi="Arial" w:cs="Arial"/>
-                <w:b/>
-                <w:color w:val="000000"/>
-              </w:rPr>
-            </w:pPr>
-            <w:r>
-              <w:rPr>
-                <w:rFonts w:ascii="Arial" w:hAnsi="Arial" w:cs="Arial"/>
-                <w:b/>
-                <w:color w:val="000000"/>
-              </w:rPr>
-              <w:t xml:space="preserve">IP </w:t>
-            </w:r>
-            <w:proofErr w:type="spellStart"/>
-            <w:r>
-              <w:rPr>
-                <w:rFonts w:ascii="Arial" w:hAnsi="Arial" w:cs="Arial"/>
-                <w:b/>
-                <w:color w:val="000000"/>
-              </w:rPr>
-              <w:t>Address</w:t>
-            </w:r>
-            <w:proofErr w:type="spellEnd"/>
-            <w:r>
-              <w:rPr>
-                <w:rFonts w:ascii="Arial" w:hAnsi="Arial" w:cs="Arial"/>
-                <w:b/>
-                <w:color w:val="000000"/>
-              </w:rPr>
-              <w:t xml:space="preserve"> (</w:t>
-            </w:r>
-            <w:proofErr w:type="spellStart"/>
-            <w:r>
-              <w:rPr>
-                <w:rFonts w:ascii="Arial" w:hAnsi="Arial" w:cs="Arial"/>
-                <w:b/>
-                <w:color w:val="000000"/>
-              </w:rPr>
-              <w:t>To</w:t>
-            </w:r>
-            <w:proofErr w:type="spellEnd"/>
-            <w:r>
-              <w:rPr>
-                <w:rFonts w:ascii="Arial" w:hAnsi="Arial" w:cs="Arial"/>
-                <w:b/>
-                <w:color w:val="000000"/>
-              </w:rPr>
-              <w:t>)</w:t>
-            </w:r>
-          </w:p>
-        </w:tc>
-        <w:tc>
-          <w:tcPr>
-            <w:tcW w:w="3533" w:type="dxa"/>
-            <w:vAlign w:val="center"/>
-          </w:tcPr>
-          <w:p>
-            <w:pPr>
-              <w:jc w:val="center"/>
-              <w:rPr>
-                <w:rFonts w:ascii="Arial" w:hAnsi="Arial" w:cs="Arial"/>
-                <w:b/>
-                <w:color w:val="000000"/>
-              </w:rPr>
-            </w:pPr>
-            <w:r>
-              <w:rPr>
-                <w:rFonts w:ascii="Arial" w:hAnsi="Arial" w:cs="Arial"/>
-                <w:b/>
-                <w:color w:val="000000"/>
-              </w:rPr>
-              <w:t xml:space="preserve">Ping </w:t>
-            </w:r>
-          </w:p>
-          <w:p>
-            <w:pPr>
-              <w:jc w:val="center"/>
-              <w:rPr>
-                <w:rFonts w:ascii="Arial" w:hAnsi="Arial" w:cs="Arial"/>
-                <w:b/>
-                <w:color w:val="000000"/>
-              </w:rPr>
-            </w:pPr>
-            <w:r>
-              <w:rPr>
-                <w:rFonts w:ascii="Arial" w:hAnsi="Arial" w:cs="Arial"/>
-                <w:bCs/>
-                <w:color w:val="000000"/>
-              </w:rPr>
-              <w:t>(</w:t>
-            </w:r>
-            <w:proofErr w:type="spellStart"/>
-            <w:r>
-              <w:rPr>
-                <w:rFonts w:ascii="Arial" w:hAnsi="Arial" w:cs="Arial"/>
-                <w:bCs/>
-                <w:color w:val="000000"/>
-              </w:rPr>
-              <w:t>Fail</w:t>
-            </w:r>
-            <w:proofErr w:type="spellEnd"/>
-            <w:r>
-              <w:rPr>
-                <w:rFonts w:ascii="Arial" w:hAnsi="Arial" w:cs="Arial"/>
-                <w:bCs/>
-                <w:color w:val="000000"/>
-              </w:rPr>
-              <w:t xml:space="preserve"> / </w:t>
-            </w:r>
-            <w:proofErr w:type="spellStart"/>
-            <w:r>
-              <w:rPr>
-                <w:rFonts w:ascii="Arial" w:hAnsi="Arial" w:cs="Arial"/>
-                <w:bCs/>
-                <w:color w:val="000000"/>
-              </w:rPr>
-              <w:t>Success</w:t>
-            </w:r>
-            <w:proofErr w:type="spellEnd"/>
-            <w:r>
-              <w:rPr>
-                <w:rFonts w:ascii="Arial" w:hAnsi="Arial" w:cs="Arial"/>
-                <w:bCs/>
-                <w:color w:val="000000"/>
-              </w:rPr>
-              <w:t>)</w:t>
-            </w:r>
-          </w:p>
-        </w:tc>
-      </w:tr>
-      <w:tr>
-        <w:trPr>
-          <w:trHeight w:val="454"/>
-        </w:trPr>
-        <w:tc>
-          <w:tcPr>
-            <w:tcW w:w="2548" w:type="dxa"/>
-            <w:vAlign w:val="center"/>
-          </w:tcPr>
-          <w:p>
-            <w:pPr>
-              <w:jc w:val="center"/>
-              <w:rPr>
-                <w:rFonts w:ascii="Arial" w:hAnsi="Arial" w:cs="Arial"/>
-                <w:b/>
-                <w:bCs/>
-                <w:color w:val="000000"/>
-              </w:rPr>
-            </w:pPr>
-            <w:r>
-              <w:rPr>
-                <w:rFonts w:ascii="Arial" w:hAnsi="Arial" w:cs="Arial"/>
-                <w:b/>
-                <w:bCs/>
-                <w:color w:val="000000"/>
-              </w:rPr>
-              <w:t>Alumno A</w:t>
-            </w:r>
-          </w:p>
-        </w:tc>
-        <w:tc>
-          <w:tcPr>
-            <w:tcW w:w="1421" w:type="dxa"/>
-            <w:vAlign w:val="center"/>
-          </w:tcPr>
-          <w:p>
-            <w:pPr>
-              <w:jc w:val="center"/>
-              <w:rPr>
-                <w:rFonts w:ascii="Arial" w:hAnsi="Arial" w:cs="Arial"/>
-                <w:b/>
-                <w:bCs/>
-                <w:color w:val="000000"/>
-              </w:rPr>
-            </w:pPr>
-            <w:r>
-              <w:rPr>
-                <w:rFonts w:ascii="Arial" w:hAnsi="Arial" w:cs="Arial"/>
-                <w:b/>
-                <w:bCs/>
-                <w:color w:val="000000"/>
-              </w:rPr>
-              <w:t>Finanzas</w:t>
-            </w:r>
-          </w:p>
-        </w:tc>
-        <w:tc>
-          <w:tcPr>
-            <w:tcW w:w="2562" w:type="dxa"/>
-            <w:vAlign w:val="center"/>
-          </w:tcPr>
-          <w:p>
-            <w:pPr>
-              <w:jc w:val="center"/>
-              <w:rPr>
-                <w:rFonts w:ascii="Arial" w:hAnsi="Arial" w:cs="Arial"/>
-                <w:b/>
-                <w:bCs/>
-                <w:color w:val="0D0D0D" w:themeColor="text1" w:themeTint="F2"/>
-              </w:rPr>
-            </w:pPr>
-            <w:r>
-              <w:rPr>
-                <w:rFonts w:ascii="Arial"/>
-                <w:b/>
-                <w:bCs/>
-                <w:color w:val="0D0D0D" w:themeColor="text1" w:themeTint="F2"/>
-                <w:spacing w:val="-1"/>
-              </w:rPr>
-              <w:t>132.254.89.1</w:t>
-            </w:r>
-            <w:r>
-              <w:rPr>
-                <w:rFonts w:ascii="Arial"/>
-                <w:b/>
-                <w:bCs/>
-                <w:color w:val="0D0D0D" w:themeColor="text1" w:themeTint="F2"/>
-                <w:spacing w:val="-1"/>
-              </w:rPr>
-              <w:t>29</w:t>
-            </w:r>
-          </w:p>
-        </w:tc>
-        <w:tc>
-          <w:tcPr>
-            <w:tcW w:w="3533" w:type="dxa"/>
-            <w:vAlign w:val="center"/>
-          </w:tcPr>
-          <w:p>
-            <w:pPr>
-              <w:jc w:val="center"/>
-              <w:rPr>
-                <w:rFonts w:ascii="Arial" w:hAnsi="Arial" w:cs="Arial"/>
-                <w:color w:val="FF0000"/>
-              </w:rPr>
-            </w:pPr>
-            <w:proofErr w:type="spellStart"/>
-            <w:r>
-              <w:rPr>
-                <w:rFonts w:ascii="Arial" w:hAnsi="Arial" w:cs="Arial"/>
-                <w:color w:val="FF0000"/>
-              </w:rPr>
-              <w:t>Fail</w:t>
-            </w:r>
-            <w:proofErr w:type="spellEnd"/>
-          </w:p>
-        </w:tc>
-      </w:tr>
-      <w:tr>
-        <w:trPr>
-          <w:trHeight w:val="454"/>
-        </w:trPr>
-        <w:tc>
-          <w:tcPr>
-            <w:tcW w:w="2548" w:type="dxa"/>
-            <w:vAlign w:val="center"/>
-          </w:tcPr>
-          <w:p>
-            <w:pPr>
-              <w:jc w:val="center"/>
-              <w:rPr>
-                <w:rFonts w:ascii="Arial" w:hAnsi="Arial" w:cs="Arial"/>
-                <w:b/>
-                <w:bCs/>
-                <w:color w:val="000000"/>
-              </w:rPr>
-            </w:pPr>
-            <w:r>
-              <w:rPr>
-                <w:rFonts w:ascii="Arial" w:hAnsi="Arial" w:cs="Arial"/>
-                <w:b/>
-                <w:bCs/>
-                <w:color w:val="000000"/>
-              </w:rPr>
-              <w:t>Director A</w:t>
-            </w:r>
-          </w:p>
-        </w:tc>
-        <w:tc>
-          <w:tcPr>
-            <w:tcW w:w="1421" w:type="dxa"/>
-            <w:vAlign w:val="center"/>
-          </w:tcPr>
-          <w:p>
-            <w:pPr>
-              <w:jc w:val="center"/>
-              <w:rPr>
-                <w:rFonts w:ascii="Arial" w:hAnsi="Arial" w:cs="Arial"/>
-                <w:b/>
-                <w:bCs/>
-                <w:color w:val="000000"/>
-              </w:rPr>
-            </w:pPr>
-            <w:r>
-              <w:rPr>
-                <w:rFonts w:ascii="Arial" w:hAnsi="Arial" w:cs="Arial"/>
-                <w:b/>
-                <w:bCs/>
-                <w:color w:val="000000"/>
-              </w:rPr>
-              <w:t>Finanzas</w:t>
-            </w:r>
-          </w:p>
-        </w:tc>
-        <w:tc>
-          <w:tcPr>
-            <w:tcW w:w="2562" w:type="dxa"/>
-            <w:vAlign w:val="center"/>
-          </w:tcPr>
-          <w:p>
-            <w:pPr>
-              <w:jc w:val="center"/>
-              <w:rPr>
-                <w:rFonts w:ascii="Arial" w:hAnsi="Arial" w:cs="Arial"/>
-                <w:color w:val="0D0D0D" w:themeColor="text1" w:themeTint="F2"/>
-              </w:rPr>
-            </w:pPr>
-            <w:r>
-              <w:rPr>
-                <w:rFonts w:ascii="Arial"/>
-                <w:b/>
-                <w:bCs/>
-                <w:color w:val="0D0D0D" w:themeColor="text1" w:themeTint="F2"/>
-                <w:spacing w:val="-1"/>
-              </w:rPr>
-              <w:t>132.254.89.1</w:t>
-            </w:r>
-            <w:r>
-              <w:rPr>
-                <w:rFonts w:ascii="Arial"/>
-                <w:b/>
-                <w:bCs/>
-                <w:color w:val="0D0D0D" w:themeColor="text1" w:themeTint="F2"/>
-                <w:spacing w:val="-1"/>
-              </w:rPr>
-              <w:t>29</w:t>
-            </w:r>
-          </w:p>
-        </w:tc>
-        <w:tc>
-          <w:tcPr>
-            <w:tcW w:w="3533" w:type="dxa"/>
-            <w:vAlign w:val="center"/>
-          </w:tcPr>
-          <w:p>
-            <w:pPr>
-              <w:jc w:val="center"/>
-              <w:rPr>
-                <w:rFonts w:ascii="Arial" w:hAnsi="Arial" w:cs="Arial"/>
-                <w:color w:val="FF0000"/>
-              </w:rPr>
-            </w:pPr>
-            <w:proofErr w:type="spellStart"/>
-            <w:r>
-              <w:rPr>
-                <w:rFonts w:ascii="Arial" w:hAnsi="Arial" w:cs="Arial"/>
-                <w:color w:val="FF0000"/>
-              </w:rPr>
-              <w:t>Success</w:t>
-            </w:r>
-            <w:proofErr w:type="spellEnd"/>
-          </w:p>
-        </w:tc>
-      </w:tr>
-      <w:tr>
-        <w:trPr>
-          <w:trHeight w:val="454"/>
-        </w:trPr>
-        <w:tc>
-          <w:tcPr>
-            <w:tcW w:w="2548" w:type="dxa"/>
-            <w:vAlign w:val="center"/>
-          </w:tcPr>
-          <w:p>
-            <w:pPr>
-              <w:jc w:val="center"/>
-              <w:rPr>
-                <w:rFonts w:ascii="Arial" w:hAnsi="Arial" w:cs="Arial"/>
-                <w:b/>
-                <w:bCs/>
-                <w:color w:val="000000"/>
-              </w:rPr>
-            </w:pPr>
-            <w:r>
-              <w:rPr>
-                <w:rFonts w:ascii="Arial" w:hAnsi="Arial" w:cs="Arial"/>
-                <w:b/>
-                <w:bCs/>
-                <w:color w:val="000000"/>
-              </w:rPr>
-              <w:t>Profesor A</w:t>
-            </w:r>
-          </w:p>
-        </w:tc>
-        <w:tc>
-          <w:tcPr>
-            <w:tcW w:w="1421" w:type="dxa"/>
-            <w:vAlign w:val="center"/>
-          </w:tcPr>
-          <w:p>
-            <w:pPr>
-              <w:jc w:val="center"/>
-              <w:rPr>
-                <w:rFonts w:ascii="Arial" w:hAnsi="Arial" w:cs="Arial"/>
-                <w:b/>
-                <w:bCs/>
-                <w:color w:val="000000"/>
-              </w:rPr>
-            </w:pPr>
-            <w:r>
-              <w:rPr>
-                <w:rFonts w:ascii="Arial" w:hAnsi="Arial" w:cs="Arial"/>
-                <w:b/>
-                <w:bCs/>
-                <w:color w:val="000000"/>
-              </w:rPr>
-              <w:t>Finanzas</w:t>
-            </w:r>
-          </w:p>
-        </w:tc>
-        <w:tc>
-          <w:tcPr>
-            <w:tcW w:w="2562" w:type="dxa"/>
-            <w:vAlign w:val="center"/>
-          </w:tcPr>
-          <w:p>
-            <w:pPr>
-              <w:jc w:val="center"/>
-              <w:rPr>
-                <w:rFonts w:ascii="Arial" w:hAnsi="Arial" w:cs="Arial"/>
-                <w:color w:val="0D0D0D" w:themeColor="text1" w:themeTint="F2"/>
-              </w:rPr>
-            </w:pPr>
-            <w:r>
-              <w:rPr>
-                <w:rFonts w:ascii="Arial"/>
-                <w:b/>
-                <w:bCs/>
-                <w:color w:val="0D0D0D" w:themeColor="text1" w:themeTint="F2"/>
-                <w:spacing w:val="-1"/>
-              </w:rPr>
-              <w:t>132.254.89.1</w:t>
-            </w:r>
-            <w:r>
-              <w:rPr>
-                <w:rFonts w:ascii="Arial"/>
-                <w:b/>
-                <w:bCs/>
-                <w:color w:val="0D0D0D" w:themeColor="text1" w:themeTint="F2"/>
-                <w:spacing w:val="-1"/>
-              </w:rPr>
-              <w:t>29</w:t>
-            </w:r>
-          </w:p>
-        </w:tc>
-        <w:tc>
-          <w:tcPr>
-            <w:tcW w:w="3533" w:type="dxa"/>
-            <w:vAlign w:val="center"/>
-          </w:tcPr>
-          <w:p>
-            <w:pPr>
-              <w:jc w:val="center"/>
-              <w:rPr>
-                <w:rFonts w:ascii="Arial" w:hAnsi="Arial" w:cs="Arial"/>
-                <w:color w:val="FF0000"/>
-              </w:rPr>
-            </w:pPr>
-            <w:proofErr w:type="spellStart"/>
-            <w:r>
-              <w:rPr>
-                <w:rFonts w:ascii="Arial" w:hAnsi="Arial" w:cs="Arial"/>
-                <w:color w:val="FF0000"/>
-              </w:rPr>
-              <w:t>Fail</w:t>
-            </w:r>
-            <w:proofErr w:type="spellEnd"/>
-          </w:p>
-        </w:tc>
-      </w:tr>
-      <w:tr>
-        <w:trPr>
-          <w:trHeight w:val="454"/>
-        </w:trPr>
-        <w:tc>
-          <w:tcPr>
-            <w:tcW w:w="2548" w:type="dxa"/>
-            <w:vAlign w:val="center"/>
-          </w:tcPr>
-          <w:p>
-            <w:pPr>
-              <w:jc w:val="center"/>
-              <w:rPr>
-                <w:rFonts w:ascii="Arial" w:hAnsi="Arial" w:cs="Arial"/>
-                <w:b/>
-                <w:bCs/>
-                <w:color w:val="000000"/>
-              </w:rPr>
-            </w:pPr>
-            <w:r>
-              <w:rPr>
-                <w:rFonts w:ascii="Arial" w:hAnsi="Arial" w:cs="Arial"/>
-                <w:b/>
-                <w:bCs/>
-                <w:color w:val="000000"/>
-              </w:rPr>
-              <w:t>Facebook.</w:t>
-            </w:r>
-            <w:r>
-              <w:rPr>
-                <w:rFonts w:ascii="Arial" w:hAnsi="Arial" w:cs="Arial"/>
-                <w:b/>
-                <w:bCs/>
-                <w:color w:val="000000"/>
-              </w:rPr>
-              <w:t>com</w:t>
-            </w:r>
-          </w:p>
-        </w:tc>
-        <w:tc>
-          <w:tcPr>
-            <w:tcW w:w="1421" w:type="dxa"/>
-            <w:vAlign w:val="center"/>
-          </w:tcPr>
-          <w:p>
-            <w:pPr>
-              <w:jc w:val="center"/>
-              <w:rPr>
-                <w:rFonts w:ascii="Arial" w:hAnsi="Arial" w:cs="Arial"/>
-                <w:b/>
-                <w:bCs/>
-                <w:color w:val="000000"/>
-              </w:rPr>
-            </w:pPr>
-            <w:r>
-              <w:rPr>
-                <w:rFonts w:ascii="Arial" w:hAnsi="Arial" w:cs="Arial"/>
-                <w:b/>
-                <w:bCs/>
-                <w:color w:val="000000"/>
-              </w:rPr>
-              <w:t>Finanzas</w:t>
-            </w:r>
-          </w:p>
-        </w:tc>
-        <w:tc>
-          <w:tcPr>
-            <w:tcW w:w="2562" w:type="dxa"/>
-            <w:vAlign w:val="center"/>
-          </w:tcPr>
-          <w:p>
-            <w:pPr>
-              <w:jc w:val="center"/>
-              <w:rPr>
-                <w:rFonts w:ascii="Arial" w:hAnsi="Arial" w:cs="Arial"/>
-                <w:color w:val="0D0D0D" w:themeColor="text1" w:themeTint="F2"/>
-              </w:rPr>
-            </w:pPr>
-            <w:r>
-              <w:rPr>
-                <w:rFonts w:ascii="Arial"/>
-                <w:b/>
-                <w:bCs/>
-                <w:color w:val="0D0D0D" w:themeColor="text1" w:themeTint="F2"/>
-                <w:spacing w:val="-1"/>
-              </w:rPr>
-              <w:t>132.254.89.1</w:t>
-            </w:r>
-            <w:r>
-              <w:rPr>
-                <w:rFonts w:ascii="Arial"/>
-                <w:b/>
-                <w:bCs/>
-                <w:color w:val="0D0D0D" w:themeColor="text1" w:themeTint="F2"/>
-                <w:spacing w:val="-1"/>
-              </w:rPr>
-              <w:t>29</w:t>
-            </w:r>
-          </w:p>
-        </w:tc>
-        <w:tc>
-          <w:tcPr>
-            <w:tcW w:w="3533" w:type="dxa"/>
-            <w:vAlign w:val="center"/>
-          </w:tcPr>
-          <w:p>
-            <w:pPr>
-              <w:jc w:val="center"/>
-              <w:rPr>
-                <w:rFonts w:ascii="Arial" w:hAnsi="Arial" w:cs="Arial"/>
-                <w:color w:val="FF0000"/>
-              </w:rPr>
-            </w:pPr>
-            <w:proofErr w:type="spellStart"/>
-            <w:r>
-              <w:rPr>
-                <w:rFonts w:ascii="Arial" w:hAnsi="Arial" w:cs="Arial"/>
-                <w:color w:val="FF0000"/>
-              </w:rPr>
-              <w:t>Fail</w:t>
-            </w:r>
-            <w:proofErr w:type="spellEnd"/>
-          </w:p>
-        </w:tc>
-      </w:tr>
-    </w:tbl>
-    <w:p>
-      <w:pPr>
-        <w:jc w:val="both"/>
-        <w:rPr>
-          <w:rFonts w:ascii="Arial" w:hAnsi="Arial" w:cs="Arial"/>
-          <w:color w:val="0D0D0D" w:themeColor="text1" w:themeTint="F2"/>
-        </w:rPr>
-      </w:pPr>
-    </w:p>
-    <w:tbl>
-      <w:tblPr>
-        <w:tblW w:w="10064" w:type="dxa"/>
-        <w:tblInd w:w="421" w:type="dxa"/>
-        <w:tblBorders>
-          <w:top w:val="single" w:sz="4" w:space="0" w:color="auto"/>
-          <w:left w:val="single" w:sz="4" w:space="0" w:color="auto"/>
-          <w:bottom w:val="single" w:sz="4" w:space="0" w:color="auto"/>
-          <w:right w:val="single" w:sz="4" w:space="0" w:color="auto"/>
-          <w:insideH w:val="single" w:sz="4" w:space="0" w:color="auto"/>
-          <w:insideV w:val="single" w:sz="4" w:space="0" w:color="auto"/>
-        </w:tblBorders>
-        <w:tblLook w:val="01E0" w:firstRow="1" w:lastRow="1" w:firstColumn="1" w:lastColumn="1" w:noHBand="0" w:noVBand="0"/>
-      </w:tblPr>
-      <w:tblGrid>
-        <w:gridCol w:w="2524"/>
-        <w:gridCol w:w="1445"/>
-        <w:gridCol w:w="2646"/>
-        <w:gridCol w:w="3449"/>
-      </w:tblGrid>
-      <w:tr>
-        <w:trPr>
-          <w:trHeight w:val="454"/>
-        </w:trPr>
-        <w:tc>
-          <w:tcPr>
-            <w:tcW w:w="2524" w:type="dxa"/>
-            <w:vAlign w:val="center"/>
-          </w:tcPr>
-          <w:p>
-            <w:pPr>
-              <w:jc w:val="center"/>
-              <w:rPr>
-                <w:rFonts w:ascii="Arial" w:hAnsi="Arial" w:cs="Arial"/>
-                <w:b/>
-                <w:color w:val="000000"/>
-              </w:rPr>
-            </w:pPr>
-            <w:r>
-              <w:rPr>
-                <w:rFonts w:ascii="Arial" w:hAnsi="Arial" w:cs="Arial"/>
-                <w:b/>
-                <w:color w:val="000000"/>
-              </w:rPr>
-              <w:t>From</w:t>
-            </w:r>
-          </w:p>
-        </w:tc>
-        <w:tc>
-          <w:tcPr>
-            <w:tcW w:w="1445" w:type="dxa"/>
-            <w:vAlign w:val="center"/>
-          </w:tcPr>
-          <w:p>
-            <w:pPr>
-              <w:jc w:val="center"/>
-              <w:rPr>
-                <w:rFonts w:ascii="Arial" w:hAnsi="Arial" w:cs="Arial"/>
-                <w:b/>
-                <w:color w:val="000000"/>
-              </w:rPr>
-            </w:pPr>
-            <w:proofErr w:type="spellStart"/>
-            <w:r>
-              <w:rPr>
-                <w:rFonts w:ascii="Arial" w:hAnsi="Arial" w:cs="Arial"/>
-                <w:b/>
-                <w:color w:val="000000"/>
-              </w:rPr>
-              <w:t>To</w:t>
-            </w:r>
-            <w:proofErr w:type="spellEnd"/>
-          </w:p>
-        </w:tc>
-        <w:tc>
-          <w:tcPr>
-            <w:tcW w:w="2646" w:type="dxa"/>
-            <w:vAlign w:val="center"/>
-          </w:tcPr>
-          <w:p>
-            <w:pPr>
-              <w:jc w:val="center"/>
-              <w:rPr>
-                <w:rFonts w:ascii="Arial" w:hAnsi="Arial" w:cs="Arial"/>
-                <w:b/>
-                <w:color w:val="000000"/>
-              </w:rPr>
-            </w:pPr>
-            <w:r>
-              <w:rPr>
-                <w:rFonts w:ascii="Arial" w:hAnsi="Arial" w:cs="Arial"/>
-                <w:b/>
-                <w:color w:val="000000"/>
-              </w:rPr>
-              <w:t xml:space="preserve">IP </w:t>
-            </w:r>
-            <w:proofErr w:type="spellStart"/>
-            <w:r>
-              <w:rPr>
-                <w:rFonts w:ascii="Arial" w:hAnsi="Arial" w:cs="Arial"/>
-                <w:b/>
-                <w:color w:val="000000"/>
-              </w:rPr>
-              <w:t>Address</w:t>
-            </w:r>
-            <w:proofErr w:type="spellEnd"/>
-            <w:r>
-              <w:rPr>
-                <w:rFonts w:ascii="Arial" w:hAnsi="Arial" w:cs="Arial"/>
-                <w:b/>
-                <w:color w:val="000000"/>
-              </w:rPr>
-              <w:t xml:space="preserve"> (</w:t>
-            </w:r>
-            <w:proofErr w:type="spellStart"/>
-            <w:r>
-              <w:rPr>
-                <w:rFonts w:ascii="Arial" w:hAnsi="Arial" w:cs="Arial"/>
-                <w:b/>
-                <w:color w:val="000000"/>
-              </w:rPr>
-              <w:t>To</w:t>
-            </w:r>
-            <w:proofErr w:type="spellEnd"/>
-            <w:r>
-              <w:rPr>
-                <w:rFonts w:ascii="Arial" w:hAnsi="Arial" w:cs="Arial"/>
-                <w:b/>
-                <w:color w:val="000000"/>
-              </w:rPr>
-              <w:t>)</w:t>
-            </w:r>
-          </w:p>
-        </w:tc>
-        <w:tc>
-          <w:tcPr>
-            <w:tcW w:w="3449" w:type="dxa"/>
-            <w:vAlign w:val="center"/>
-          </w:tcPr>
-          <w:p>
-            <w:pPr>
-              <w:jc w:val="center"/>
-              <w:rPr>
-                <w:rFonts w:ascii="Arial" w:hAnsi="Arial" w:cs="Arial"/>
-                <w:b/>
-                <w:color w:val="000000"/>
-              </w:rPr>
-            </w:pPr>
-            <w:r>
-              <w:rPr>
-                <w:rFonts w:ascii="Arial" w:hAnsi="Arial" w:cs="Arial"/>
-                <w:b/>
-                <w:color w:val="000000"/>
-              </w:rPr>
-              <w:t xml:space="preserve">Ping </w:t>
-            </w:r>
-          </w:p>
-          <w:p>
-            <w:pPr>
-              <w:jc w:val="center"/>
-              <w:rPr>
-                <w:rFonts w:ascii="Arial" w:hAnsi="Arial" w:cs="Arial"/>
-                <w:b/>
-                <w:color w:val="000000"/>
-              </w:rPr>
-            </w:pPr>
-            <w:r>
-              <w:rPr>
-                <w:rFonts w:ascii="Arial" w:hAnsi="Arial" w:cs="Arial"/>
-                <w:bCs/>
-                <w:color w:val="000000"/>
-              </w:rPr>
-              <w:t>(</w:t>
-            </w:r>
-            <w:proofErr w:type="spellStart"/>
-            <w:r>
-              <w:rPr>
-                <w:rFonts w:ascii="Arial" w:hAnsi="Arial" w:cs="Arial"/>
-                <w:bCs/>
-                <w:color w:val="000000"/>
-              </w:rPr>
-              <w:t>Fail</w:t>
-            </w:r>
-            <w:proofErr w:type="spellEnd"/>
-            <w:r>
-              <w:rPr>
-                <w:rFonts w:ascii="Arial" w:hAnsi="Arial" w:cs="Arial"/>
-                <w:bCs/>
-                <w:color w:val="000000"/>
-              </w:rPr>
-              <w:t xml:space="preserve"> / </w:t>
-            </w:r>
-            <w:proofErr w:type="spellStart"/>
-            <w:r>
-              <w:rPr>
-                <w:rFonts w:ascii="Arial" w:hAnsi="Arial" w:cs="Arial"/>
-                <w:bCs/>
-                <w:color w:val="000000"/>
-              </w:rPr>
-              <w:t>Success</w:t>
-            </w:r>
-            <w:proofErr w:type="spellEnd"/>
-            <w:r>
-              <w:rPr>
-                <w:rFonts w:ascii="Arial" w:hAnsi="Arial" w:cs="Arial"/>
-                <w:bCs/>
-                <w:color w:val="000000"/>
-              </w:rPr>
-              <w:t>)</w:t>
-            </w:r>
-          </w:p>
-        </w:tc>
-      </w:tr>
-      <w:tr>
-        <w:trPr>
-          <w:trHeight w:val="454"/>
-        </w:trPr>
-        <w:tc>
-          <w:tcPr>
-            <w:tcW w:w="2524" w:type="dxa"/>
-            <w:vAlign w:val="center"/>
-          </w:tcPr>
-          <w:p>
-            <w:pPr>
-              <w:jc w:val="center"/>
-              <w:rPr>
-                <w:rFonts w:ascii="Arial" w:hAnsi="Arial" w:cs="Arial"/>
-                <w:b/>
-                <w:bCs/>
-                <w:color w:val="000000"/>
-              </w:rPr>
-            </w:pPr>
-            <w:r>
-              <w:rPr>
-                <w:rFonts w:ascii="Arial" w:hAnsi="Arial" w:cs="Arial"/>
-                <w:b/>
-                <w:bCs/>
-                <w:color w:val="000000"/>
-              </w:rPr>
-              <w:t>Alumno A</w:t>
-            </w:r>
-          </w:p>
-        </w:tc>
-        <w:tc>
-          <w:tcPr>
-            <w:tcW w:w="1445" w:type="dxa"/>
-            <w:vAlign w:val="center"/>
-          </w:tcPr>
-          <w:p>
-            <w:pPr>
-              <w:jc w:val="center"/>
-              <w:rPr>
-                <w:rFonts w:ascii="Arial" w:hAnsi="Arial" w:cs="Arial"/>
-                <w:b/>
-                <w:bCs/>
-                <w:color w:val="000000"/>
-              </w:rPr>
-            </w:pPr>
-            <w:r>
-              <w:rPr>
-                <w:rFonts w:ascii="Arial" w:hAnsi="Arial" w:cs="Arial"/>
-                <w:b/>
-                <w:bCs/>
-                <w:color w:val="000000"/>
-              </w:rPr>
-              <w:t>Escolar</w:t>
-            </w:r>
-          </w:p>
-        </w:tc>
-        <w:tc>
-          <w:tcPr>
-            <w:tcW w:w="2646" w:type="dxa"/>
-            <w:vAlign w:val="center"/>
-          </w:tcPr>
-          <w:p>
-            <w:pPr>
-              <w:jc w:val="center"/>
-              <w:rPr>
-                <w:rFonts w:ascii="Arial" w:hAnsi="Arial" w:cs="Arial"/>
-                <w:b/>
-                <w:bCs/>
-                <w:color w:val="0D0D0D" w:themeColor="text1" w:themeTint="F2"/>
-              </w:rPr>
-            </w:pPr>
-            <w:r>
-              <w:rPr>
-                <w:rFonts w:ascii="Arial"/>
-                <w:b/>
-                <w:bCs/>
-                <w:color w:val="0D0D0D" w:themeColor="text1" w:themeTint="F2"/>
-                <w:spacing w:val="-1"/>
-              </w:rPr>
-              <w:t>132.254.89.1</w:t>
-            </w:r>
-            <w:r>
-              <w:rPr>
-                <w:rFonts w:ascii="Arial"/>
-                <w:b/>
-                <w:bCs/>
-                <w:color w:val="0D0D0D" w:themeColor="text1" w:themeTint="F2"/>
-                <w:spacing w:val="-1"/>
-              </w:rPr>
-              <w:t>31</w:t>
-            </w:r>
-          </w:p>
-        </w:tc>
-        <w:tc>
-          <w:tcPr>
-            <w:tcW w:w="3449" w:type="dxa"/>
-            <w:vAlign w:val="center"/>
-          </w:tcPr>
-          <w:p>
-            <w:pPr>
-              <w:jc w:val="center"/>
-              <w:rPr>
-                <w:rFonts w:ascii="Arial" w:hAnsi="Arial" w:cs="Arial"/>
-                <w:color w:val="FF0000"/>
-              </w:rPr>
-            </w:pPr>
-            <w:proofErr w:type="spellStart"/>
-            <w:r>
-              <w:rPr>
-                <w:rFonts w:ascii="Arial" w:hAnsi="Arial" w:cs="Arial"/>
-                <w:color w:val="FF0000"/>
-              </w:rPr>
-              <w:t>Success</w:t>
-            </w:r>
-            <w:proofErr w:type="spellEnd"/>
-          </w:p>
-        </w:tc>
-      </w:tr>
-      <w:tr>
-        <w:trPr>
-          <w:trHeight w:val="454"/>
-        </w:trPr>
-        <w:tc>
-          <w:tcPr>
-            <w:tcW w:w="2524" w:type="dxa"/>
-            <w:vAlign w:val="center"/>
-          </w:tcPr>
-          <w:p>
-            <w:pPr>
-              <w:jc w:val="center"/>
-              <w:rPr>
-                <w:rFonts w:ascii="Arial" w:hAnsi="Arial" w:cs="Arial"/>
-                <w:b/>
-                <w:bCs/>
-                <w:color w:val="000000"/>
-              </w:rPr>
-            </w:pPr>
-            <w:r>
-              <w:rPr>
-                <w:rFonts w:ascii="Arial" w:hAnsi="Arial" w:cs="Arial"/>
-                <w:b/>
-                <w:bCs/>
-                <w:color w:val="000000"/>
-              </w:rPr>
-              <w:t>Director A</w:t>
-            </w:r>
-          </w:p>
-        </w:tc>
-        <w:tc>
-          <w:tcPr>
-            <w:tcW w:w="1445" w:type="dxa"/>
-            <w:vAlign w:val="center"/>
-          </w:tcPr>
-          <w:p>
-            <w:pPr>
-              <w:jc w:val="center"/>
-              <w:rPr>
-                <w:rFonts w:ascii="Arial" w:hAnsi="Arial" w:cs="Arial"/>
-                <w:b/>
-                <w:bCs/>
-                <w:color w:val="000000"/>
-              </w:rPr>
-            </w:pPr>
-            <w:r>
-              <w:rPr>
-                <w:rFonts w:ascii="Arial" w:hAnsi="Arial" w:cs="Arial"/>
-                <w:b/>
-                <w:bCs/>
-                <w:color w:val="000000"/>
-              </w:rPr>
-              <w:t>Escolar</w:t>
-            </w:r>
-          </w:p>
-        </w:tc>
-        <w:tc>
-          <w:tcPr>
-            <w:tcW w:w="2646" w:type="dxa"/>
-            <w:vAlign w:val="center"/>
-          </w:tcPr>
-          <w:p>
-            <w:pPr>
-              <w:jc w:val="center"/>
-              <w:rPr>
-                <w:rFonts w:ascii="Arial" w:hAnsi="Arial" w:cs="Arial"/>
-                <w:color w:val="0D0D0D" w:themeColor="text1" w:themeTint="F2"/>
-              </w:rPr>
-            </w:pPr>
-            <w:r>
-              <w:rPr>
-                <w:rFonts w:ascii="Arial"/>
-                <w:b/>
-                <w:bCs/>
-                <w:color w:val="0D0D0D" w:themeColor="text1" w:themeTint="F2"/>
-                <w:spacing w:val="-1"/>
-              </w:rPr>
-              <w:t>132.254.89.1</w:t>
-            </w:r>
-            <w:r>
-              <w:rPr>
-                <w:rFonts w:ascii="Arial"/>
-                <w:b/>
-                <w:bCs/>
-                <w:color w:val="0D0D0D" w:themeColor="text1" w:themeTint="F2"/>
-                <w:spacing w:val="-1"/>
-              </w:rPr>
-              <w:t>31</w:t>
-            </w:r>
-          </w:p>
-        </w:tc>
-        <w:tc>
-          <w:tcPr>
-            <w:tcW w:w="3449" w:type="dxa"/>
-            <w:vAlign w:val="center"/>
-          </w:tcPr>
-          <w:p>
-            <w:pPr>
-              <w:jc w:val="center"/>
-              <w:rPr>
-                <w:rFonts w:ascii="Arial" w:hAnsi="Arial" w:cs="Arial"/>
-                <w:color w:val="FF0000"/>
-              </w:rPr>
-            </w:pPr>
-            <w:proofErr w:type="spellStart"/>
-            <w:r>
-              <w:rPr>
-                <w:rFonts w:ascii="Arial" w:hAnsi="Arial" w:cs="Arial"/>
-                <w:color w:val="FF0000"/>
-              </w:rPr>
-              <w:t>Success</w:t>
-            </w:r>
-            <w:proofErr w:type="spellEnd"/>
-          </w:p>
-        </w:tc>
-      </w:tr>
-      <w:tr>
-        <w:trPr>
-          <w:trHeight w:val="454"/>
-        </w:trPr>
-        <w:tc>
-          <w:tcPr>
-            <w:tcW w:w="2524" w:type="dxa"/>
-            <w:vAlign w:val="center"/>
-          </w:tcPr>
-          <w:p>
-            <w:pPr>
-              <w:jc w:val="center"/>
-              <w:rPr>
-                <w:rFonts w:ascii="Arial" w:hAnsi="Arial" w:cs="Arial"/>
-                <w:b/>
-                <w:bCs/>
-                <w:color w:val="000000"/>
-              </w:rPr>
-            </w:pPr>
-            <w:r>
-              <w:rPr>
-                <w:rFonts w:ascii="Arial" w:hAnsi="Arial" w:cs="Arial"/>
-                <w:b/>
-                <w:bCs/>
-                <w:color w:val="000000"/>
-              </w:rPr>
-              <w:t>Profesor A</w:t>
-            </w:r>
-          </w:p>
-        </w:tc>
-        <w:tc>
-          <w:tcPr>
-            <w:tcW w:w="1445" w:type="dxa"/>
-            <w:vAlign w:val="center"/>
-          </w:tcPr>
-          <w:p>
-            <w:pPr>
-              <w:jc w:val="center"/>
-              <w:rPr>
-                <w:rFonts w:ascii="Arial" w:hAnsi="Arial" w:cs="Arial"/>
-                <w:b/>
-                <w:bCs/>
-                <w:color w:val="000000"/>
-              </w:rPr>
-            </w:pPr>
-            <w:r>
-              <w:rPr>
-                <w:rFonts w:ascii="Arial" w:hAnsi="Arial" w:cs="Arial"/>
-                <w:b/>
-                <w:bCs/>
-                <w:color w:val="000000"/>
-              </w:rPr>
-              <w:t>Murillo</w:t>
-            </w:r>
-          </w:p>
-        </w:tc>
-        <w:tc>
-          <w:tcPr>
-            <w:tcW w:w="2646" w:type="dxa"/>
-            <w:vAlign w:val="center"/>
-          </w:tcPr>
-          <w:p>
-            <w:pPr>
-              <w:jc w:val="center"/>
-              <w:rPr>
-                <w:rFonts w:ascii="Arial" w:hAnsi="Arial" w:cs="Arial"/>
-                <w:color w:val="0D0D0D" w:themeColor="text1" w:themeTint="F2"/>
-              </w:rPr>
-            </w:pPr>
-            <w:r>
-              <w:rPr>
-                <w:rFonts w:ascii="Arial"/>
-                <w:b/>
-                <w:bCs/>
-                <w:color w:val="0D0D0D" w:themeColor="text1" w:themeTint="F2"/>
-                <w:spacing w:val="-1"/>
-              </w:rPr>
-              <w:t>132.254.89.13</w:t>
-            </w:r>
-            <w:r>
-              <w:rPr>
-                <w:rFonts w:ascii="Arial"/>
-                <w:b/>
-                <w:bCs/>
-                <w:color w:val="0D0D0D" w:themeColor="text1" w:themeTint="F2"/>
-                <w:spacing w:val="-1"/>
-              </w:rPr>
-              <w:t>0</w:t>
-            </w:r>
-          </w:p>
-        </w:tc>
-        <w:tc>
-          <w:tcPr>
-            <w:tcW w:w="3449" w:type="dxa"/>
-            <w:vAlign w:val="center"/>
-          </w:tcPr>
-          <w:p>
-            <w:pPr>
-              <w:jc w:val="center"/>
-              <w:rPr>
-                <w:rFonts w:ascii="Arial" w:hAnsi="Arial" w:cs="Arial"/>
-                <w:color w:val="FF0000"/>
-              </w:rPr>
-            </w:pPr>
-            <w:proofErr w:type="spellStart"/>
-            <w:r>
-              <w:rPr>
-                <w:rFonts w:ascii="Arial" w:hAnsi="Arial" w:cs="Arial"/>
-                <w:color w:val="FF0000"/>
-              </w:rPr>
-              <w:t>Success</w:t>
-            </w:r>
-            <w:proofErr w:type="spellEnd"/>
-          </w:p>
-        </w:tc>
-      </w:tr>
-      <w:tr>
-        <w:trPr>
-          <w:trHeight w:val="454"/>
-        </w:trPr>
-        <w:tc>
-          <w:tcPr>
-            <w:tcW w:w="2524" w:type="dxa"/>
-            <w:vAlign w:val="center"/>
-          </w:tcPr>
-          <w:p>
-            <w:pPr>
-              <w:jc w:val="center"/>
-              <w:rPr>
-                <w:rFonts w:ascii="Arial" w:hAnsi="Arial" w:cs="Arial"/>
-                <w:b/>
-                <w:bCs/>
-                <w:color w:val="000000"/>
-              </w:rPr>
-            </w:pPr>
-            <w:r>
-              <w:rPr>
-                <w:rFonts w:ascii="Arial" w:hAnsi="Arial" w:cs="Arial"/>
-                <w:b/>
-                <w:bCs/>
-                <w:color w:val="000000"/>
-              </w:rPr>
-              <w:t>Facebook</w:t>
-            </w:r>
-            <w:r>
-              <w:rPr>
-                <w:rFonts w:ascii="Arial" w:hAnsi="Arial" w:cs="Arial"/>
-                <w:b/>
-                <w:bCs/>
-                <w:color w:val="000000"/>
-              </w:rPr>
-              <w:t>.com</w:t>
-            </w:r>
-          </w:p>
-        </w:tc>
-        <w:tc>
-          <w:tcPr>
-            <w:tcW w:w="1445" w:type="dxa"/>
-            <w:vAlign w:val="center"/>
-          </w:tcPr>
-          <w:p>
-            <w:pPr>
-              <w:jc w:val="center"/>
-              <w:rPr>
-                <w:rFonts w:ascii="Arial" w:hAnsi="Arial" w:cs="Arial"/>
-                <w:b/>
-                <w:bCs/>
-                <w:color w:val="000000"/>
-              </w:rPr>
-            </w:pPr>
-            <w:r>
-              <w:rPr>
-                <w:rFonts w:ascii="Arial" w:hAnsi="Arial" w:cs="Arial"/>
-                <w:b/>
-                <w:bCs/>
-                <w:color w:val="000000"/>
-              </w:rPr>
-              <w:t>Murillo</w:t>
-            </w:r>
-          </w:p>
-        </w:tc>
-        <w:tc>
-          <w:tcPr>
-            <w:tcW w:w="2646" w:type="dxa"/>
-            <w:vAlign w:val="center"/>
-          </w:tcPr>
-          <w:p>
-            <w:pPr>
-              <w:jc w:val="center"/>
-              <w:rPr>
-                <w:rFonts w:ascii="Arial" w:hAnsi="Arial" w:cs="Arial"/>
-                <w:color w:val="0D0D0D" w:themeColor="text1" w:themeTint="F2"/>
-              </w:rPr>
-            </w:pPr>
-            <w:r>
-              <w:rPr>
-                <w:rFonts w:ascii="Arial"/>
-                <w:b/>
-                <w:bCs/>
-                <w:color w:val="0D0D0D" w:themeColor="text1" w:themeTint="F2"/>
-                <w:spacing w:val="-1"/>
-              </w:rPr>
-              <w:t>132.254.89.13</w:t>
-            </w:r>
-            <w:r>
-              <w:rPr>
-                <w:rFonts w:ascii="Arial"/>
-                <w:b/>
-                <w:bCs/>
-                <w:color w:val="0D0D0D" w:themeColor="text1" w:themeTint="F2"/>
-                <w:spacing w:val="-1"/>
-              </w:rPr>
-              <w:t>0</w:t>
-            </w:r>
-          </w:p>
-        </w:tc>
-        <w:tc>
-          <w:tcPr>
-            <w:tcW w:w="3449" w:type="dxa"/>
-            <w:vAlign w:val="center"/>
-          </w:tcPr>
-          <w:p>
-            <w:pPr>
-              <w:jc w:val="center"/>
-              <w:rPr>
-                <w:rFonts w:ascii="Arial" w:hAnsi="Arial" w:cs="Arial"/>
-                <w:color w:val="FF0000"/>
-              </w:rPr>
-            </w:pPr>
-            <w:proofErr w:type="spellStart"/>
-            <w:r>
-              <w:rPr>
-                <w:rFonts w:ascii="Arial" w:hAnsi="Arial" w:cs="Arial"/>
-                <w:color w:val="FF0000"/>
-              </w:rPr>
-              <w:t>Success</w:t>
-            </w:r>
-            <w:proofErr w:type="spellEnd"/>
-          </w:p>
-        </w:tc>
-      </w:tr>
-    </w:tbl>
-    <w:p>
-      <w:pPr>
-        <w:pStyle w:val="ListParagraph"/>
-        <w:spacing w:after="120" w:line="300" w:lineRule="exact"/>
-        <w:ind w:left="357"/>
-        <w:contextualSpacing w:val="0"/>
-        <w:jc w:val="both"/>
-        <w:rPr>
-          <w:rFonts w:ascii="Arial" w:hAnsi="Arial" w:cs="Arial"/>
-          <w:color w:val="0D0D0D" w:themeColor="text1" w:themeTint="F2"/>
-        </w:rPr>
-      </w:pPr>
-    </w:p>
-    <w:p>
-      <w:pPr>
-        <w:pStyle w:val="ListParagraph"/>
-        <w:spacing w:after="120" w:line="300" w:lineRule="exact"/>
-        <w:ind w:left="357"/>
-        <w:contextualSpacing w:val="0"/>
-        <w:jc w:val="both"/>
-        <w:rPr>
-          <w:rFonts w:ascii="Arial" w:hAnsi="Arial" w:cs="Arial"/>
-          <w:color w:val="0D0D0D" w:themeColor="text1" w:themeTint="F2"/>
-        </w:rPr>
-      </w:pPr>
-    </w:p>
-    <w:p>
-      <w:pPr>
-        <w:rPr>
-          <w:rFonts w:ascii="Arial" w:hAnsi="Arial" w:cs="Arial"/>
-          <w:b/>
-          <w:bCs/>
-          <w:sz w:val="24"/>
-          <w:szCs w:val="24"/>
         </w:rPr>
       </w:pPr>
     </w:p>
@@ -5864,7 +5081,7 @@
 </file>
 
 <file path=word/numbering.xml><?xml version="1.0" encoding="utf-8"?>
-<w:numbering xmlns:wpc="http://schemas.microsoft.com/office/word/2010/wordprocessingCanvas" xmlns:cx="http://schemas.microsoft.com/office/drawing/2014/chartex" xmlns:cx1="http://schemas.microsoft.com/office/drawing/2015/9/8/chartex" xmlns:cx2="http://schemas.microsoft.com/office/drawing/2015/10/21/chartex" xmlns:cx3="http://schemas.microsoft.com/office/drawing/2016/5/9/chartex" xmlns:cx4="http://schemas.microsoft.com/office/drawing/2016/5/10/chartex" xmlns:cx5="http://schemas.microsoft.com/office/drawing/2016/5/11/chartex" xmlns:cx6="http://schemas.microsoft.com/office/drawing/2016/5/12/chartex" xmlns:cx7="http://schemas.microsoft.com/office/drawing/2016/5/13/chartex" xmlns:cx8="http://schemas.microsoft.com/office/drawing/2016/5/14/chartex" xmlns:mc="http://schemas.openxmlformats.org/markup-compatibility/2006" xmlns:aink="http://schemas.microsoft.com/office/drawing/2016/ink" xmlns:am3d="http://schemas.microsoft.com/office/drawing/2017/model3d" xmlns:o="urn:schemas-microsoft-com:office:office" xmlns:oel="http://schemas.microsoft.com/office/2019/extlst" xmlns:r="http://schemas.openxmlformats.org/officeDocument/2006/relationships" xmlns:m="http://schemas.openxmlformats.org/officeDocument/2006/math" xmlns:v="urn:schemas-microsoft-com:vml" xmlns:wp14="http://schemas.microsoft.com/office/word/2010/wordprocessingDrawing" xmlns:wp="http://schemas.openxmlformats.org/drawingml/2006/wordprocessingDrawing" xmlns:w10="urn:schemas-microsoft-com:office:word" xmlns:w="http://schemas.openxmlformats.org/wordprocessingml/2006/main" xmlns:w14="http://schemas.microsoft.com/office/word/2010/wordml" xmlns:w15="http://schemas.microsoft.com/office/word/2012/wordml" xmlns:w16cex="http://schemas.microsoft.com/office/word/2018/wordml/cex" xmlns:w16cid="http://schemas.microsoft.com/office/word/2016/wordml/cid" xmlns:w16="http://schemas.microsoft.com/office/word/2018/wordml" xmlns:w16sdtdh="http://schemas.microsoft.com/office/word/2020/wordml/sdtdatahash" xmlns:w16se="http://schemas.microsoft.com/office/word/2015/wordml/symex" xmlns:wpg="http://schemas.microsoft.com/office/word/2010/wordprocessingGroup" xmlns:wpi="http://schemas.microsoft.com/office/word/2010/wordprocessingInk" xmlns:wne="http://schemas.microsoft.com/office/word/2006/wordml" xmlns:wps="http://schemas.microsoft.com/office/word/2010/wordprocessingShape" mc:Ignorable="w14 w15 w16se w16cid w16 w16cex w16sdtdh wp14">
+<w:numbering xmlns:wpc="http://schemas.microsoft.com/office/word/2010/wordprocessingCanvas" xmlns:cx="http://schemas.microsoft.com/office/drawing/2014/chartex" xmlns:cx1="http://schemas.microsoft.com/office/drawing/2015/9/8/chartex" xmlns:cx2="http://schemas.microsoft.com/office/drawing/2015/10/21/chartex" xmlns:cx3="http://schemas.microsoft.com/office/drawing/2016/5/9/chartex" xmlns:cx4="http://schemas.microsoft.com/office/drawing/2016/5/10/chartex" xmlns:cx5="http://schemas.microsoft.com/office/drawing/2016/5/11/chartex" xmlns:cx6="http://schemas.microsoft.com/office/drawing/2016/5/12/chartex" xmlns:cx7="http://schemas.microsoft.com/office/drawing/2016/5/13/chartex" xmlns:cx8="http://schemas.microsoft.com/office/drawing/2016/5/14/chartex" xmlns:mc="http://schemas.openxmlformats.org/markup-compatibility/2006" xmlns:aink="http://schemas.microsoft.com/office/drawing/2016/ink" xmlns:am3d="http://schemas.microsoft.com/office/drawing/2017/model3d" xmlns:o="urn:schemas-microsoft-com:office:office" xmlns:oel="http://schemas.microsoft.com/office/2019/extlst" xmlns:r="http://schemas.openxmlformats.org/officeDocument/2006/relationships" xmlns:m="http://schemas.openxmlformats.org/officeDocument/2006/math" xmlns:v="urn:schemas-microsoft-com:vml" xmlns:wp14="http://schemas.microsoft.com/office/word/2010/wordprocessingDrawing" xmlns:wp="http://schemas.openxmlformats.org/drawingml/2006/wordprocessingDrawing" xmlns:w10="urn:schemas-microsoft-com:office:word" xmlns:w="http://schemas.openxmlformats.org/wordprocessingml/2006/main" xmlns:w14="http://schemas.microsoft.com/office/word/2010/wordml" xmlns:w15="http://schemas.microsoft.com/office/word/2012/wordml" xmlns:w16cex="http://schemas.microsoft.com/office/word/2018/wordml/cex" xmlns:w16cid="http://schemas.microsoft.com/office/word/2016/wordml/cid" xmlns:w16="http://schemas.microsoft.com/office/word/2018/wordml" xmlns:w16du="http://schemas.microsoft.com/office/word/2023/wordml/word16du" xmlns:w16sdtdh="http://schemas.microsoft.com/office/word/2020/wordml/sdtdatahash" xmlns:w16sdtfl="http://schemas.microsoft.com/office/word/2024/wordml/sdtformatlock" xmlns:w16se="http://schemas.microsoft.com/office/word/2015/wordml/symex" xmlns:wpg="http://schemas.microsoft.com/office/word/2010/wordprocessingGroup" xmlns:wpi="http://schemas.microsoft.com/office/word/2010/wordprocessingInk" xmlns:wne="http://schemas.microsoft.com/office/word/2006/wordml" xmlns:wps="http://schemas.microsoft.com/office/word/2010/wordprocessingShape" mc:Ignorable="w14 w15 w16se w16cid w16 w16cex w16sdtdh w16sdtfl w16du wp14">
   <w:abstractNum w:abstractNumId="0" w15:restartNumberingAfterBreak="0">
     <w:nsid w:val="0AD70688"/>
     <w:multiLevelType w:val="hybridMultilevel"/>
@@ -7909,7 +7126,7 @@
 </file>
 
 <file path=word/styles.xml><?xml version="1.0" encoding="utf-8"?>
-<w:styles xmlns:mc="http://schemas.openxmlformats.org/markup-compatibility/2006" xmlns:r="http://schemas.openxmlformats.org/officeDocument/2006/relationships" xmlns:w="http://schemas.openxmlformats.org/wordprocessingml/2006/main" xmlns:w14="http://schemas.microsoft.com/office/word/2010/wordml" xmlns:w15="http://schemas.microsoft.com/office/word/2012/wordml" xmlns:w16cex="http://schemas.microsoft.com/office/word/2018/wordml/cex" xmlns:w16cid="http://schemas.microsoft.com/office/word/2016/wordml/cid" xmlns:w16="http://schemas.microsoft.com/office/word/2018/wordml" xmlns:w16sdtdh="http://schemas.microsoft.com/office/word/2020/wordml/sdtdatahash" xmlns:w16se="http://schemas.microsoft.com/office/word/2015/wordml/symex" mc:Ignorable="w14 w15 w16se w16cid w16 w16cex w16sdtdh">
+<w:styles xmlns:mc="http://schemas.openxmlformats.org/markup-compatibility/2006" xmlns:r="http://schemas.openxmlformats.org/officeDocument/2006/relationships" xmlns:w="http://schemas.openxmlformats.org/wordprocessingml/2006/main" xmlns:w14="http://schemas.microsoft.com/office/word/2010/wordml" xmlns:w15="http://schemas.microsoft.com/office/word/2012/wordml" xmlns:w16cex="http://schemas.microsoft.com/office/word/2018/wordml/cex" xmlns:w16cid="http://schemas.microsoft.com/office/word/2016/wordml/cid" xmlns:w16="http://schemas.microsoft.com/office/word/2018/wordml" xmlns:w16du="http://schemas.microsoft.com/office/word/2023/wordml/word16du" xmlns:w16sdtdh="http://schemas.microsoft.com/office/word/2020/wordml/sdtdatahash" xmlns:w16sdtfl="http://schemas.microsoft.com/office/word/2024/wordml/sdtformatlock" xmlns:w16se="http://schemas.microsoft.com/office/word/2015/wordml/symex" mc:Ignorable="w14 w15 w16se w16cid w16 w16cex w16sdtdh w16sdtfl w16du">
   <w:docDefaults>
     <w:rPrDefault>
       <w:rPr>

--- a/Calendario2025/Actividades/A9_ACLs/v1/act9_matricula.docx
+++ b/Calendario2025/Actividades/A9_ACLs/v1/act9_matricula.docx
@@ -901,110 +901,105 @@
     <w:p>
       <w:pPr>
         <w:pStyle w:val="NormalWeb"/>
-        <w:shd w:val="clear" w:color="auto" w:fill="FFFFFF"/>
-        <w:spacing w:before="120" w:after="120" w:line="300" w:lineRule="exact"/>
-        <w:jc w:val="both"/>
-        <w:rPr>
-          <w:rFonts w:ascii="Arial" w:hAnsi="Arial" w:cs="Arial"/>
-          <w:color w:val="0D0D0D" w:themeColor="text1" w:themeTint="F2"/>
-          <w:sz w:val="20"/>
-          <w:szCs w:val="20"/>
-        </w:rPr>
-      </w:pPr>
-    </w:p>
-    <w:p>
-      <w:pPr>
-        <w:pStyle w:val="NormalWeb"/>
-        <w:shd w:val="clear" w:color="auto" w:fill="FFFFFF"/>
-        <w:spacing w:before="120" w:after="120" w:line="300" w:lineRule="exact"/>
-        <w:jc w:val="both"/>
-        <w:rPr>
-          <w:rFonts w:ascii="Arial" w:hAnsi="Arial" w:cs="Arial"/>
-          <w:color w:val="0D0D0D" w:themeColor="text1" w:themeTint="F2"/>
-          <w:sz w:val="20"/>
-          <w:szCs w:val="20"/>
-        </w:rPr>
-      </w:pPr>
-    </w:p>
-    <w:p>
-      <w:pPr>
-        <w:pStyle w:val="NormalWeb"/>
         <w:numPr>
           <w:ilvl w:val="0"/>
           <w:numId w:val="15"/>
         </w:numPr>
-        <w:shd w:val="clear" w:color="auto" w:fill="FFFFFF"/>
+        <w:shd w:val="clear" w:color="auto" w:fill="FFFFFF" w:themeFill="background1"/>
         <w:spacing w:before="120" w:after="120" w:line="300" w:lineRule="exact"/>
         <w:jc w:val="both"/>
         <w:rPr>
           <w:rFonts w:ascii="Arial" w:hAnsi="Arial" w:cs="Arial"/>
-          <w:color w:val="0D0D0D" w:themeColor="text1" w:themeTint="F2"/>
+          <w:color w:val="2D3B45"/>
           <w:sz w:val="20"/>
           <w:szCs w:val="20"/>
         </w:rPr>
       </w:pPr>
-      <w:r>
-        <w:rPr>
-          <w:rFonts w:ascii="Arial" w:hAnsi="Arial" w:cs="Arial"/>
-          <w:color w:val="0D0D0D" w:themeColor="text1" w:themeTint="F2"/>
+      <w:bookmarkStart w:id="1" w:name="_Hlk196068391"/>
+      <w:bookmarkEnd w:id="0"/>
+      <w:r>
+        <w:rPr>
+          <w:rFonts w:ascii="Arial" w:hAnsi="Arial" w:cs="Arial"/>
+          <w:color w:val="2D3B45"/>
           <w:sz w:val="20"/>
           <w:szCs w:val="20"/>
         </w:rPr>
+        <w:lastRenderedPageBreak/>
         <w:t xml:space="preserve">Diseña una lista de control de </w:t>
       </w:r>
       <w:r>
         <w:rPr>
           <w:rFonts w:ascii="Arial" w:hAnsi="Arial" w:cs="Arial"/>
-          <w:color w:val="0D0D0D" w:themeColor="text1" w:themeTint="F2"/>
+          <w:color w:val="2D3B45"/>
           <w:sz w:val="20"/>
           <w:szCs w:val="20"/>
         </w:rPr>
-        <w:t>acceso e</w:t>
-      </w:r>
-      <w:r>
-        <w:rPr>
-          <w:rFonts w:ascii="Arial" w:hAnsi="Arial" w:cs="Arial"/>
-          <w:color w:val="0D0D0D" w:themeColor="text1" w:themeTint="F2"/>
+        <w:t>acceso extendida</w:t>
+      </w:r>
+      <w:r>
+        <w:rPr>
+          <w:rFonts w:ascii="Arial" w:hAnsi="Arial" w:cs="Arial"/>
+          <w:color w:val="2D3B45"/>
           <w:sz w:val="20"/>
           <w:szCs w:val="20"/>
         </w:rPr>
-        <w:t>xtendida</w:t>
-      </w:r>
-      <w:r>
-        <w:rPr>
-          <w:rFonts w:ascii="Arial" w:hAnsi="Arial" w:cs="Arial"/>
-          <w:color w:val="0D0D0D" w:themeColor="text1" w:themeTint="F2"/>
+        <w:t xml:space="preserve"> </w:t>
+      </w:r>
+      <w:r>
+        <w:rPr>
+          <w:rFonts w:ascii="Arial" w:hAnsi="Arial" w:cs="Arial"/>
+          <w:color w:val="2D3B45"/>
           <w:sz w:val="20"/>
           <w:szCs w:val="20"/>
         </w:rPr>
-        <w:t xml:space="preserve"> que </w:t>
+        <w:t>que</w:t>
+      </w:r>
+      <w:r>
+        <w:rPr>
+          <w:rFonts w:ascii="Arial" w:hAnsi="Arial" w:cs="Arial"/>
+          <w:color w:val="2D3B45"/>
+          <w:sz w:val="20"/>
+          <w:szCs w:val="20"/>
+        </w:rPr>
+        <w:t xml:space="preserve"> </w:t>
       </w:r>
       <w:r>
         <w:rPr>
           <w:rFonts w:ascii="Arial" w:hAnsi="Arial" w:cs="Arial"/>
           <w:b/>
           <w:bCs/>
-          <w:color w:val="0D0D0D" w:themeColor="text1" w:themeTint="F2"/>
+          <w:color w:val="2D3B45"/>
           <w:sz w:val="20"/>
           <w:szCs w:val="20"/>
         </w:rPr>
-        <w:t xml:space="preserve">impida </w:t>
-      </w:r>
-      <w:r>
-        <w:rPr>
-          <w:rFonts w:ascii="Arial" w:hAnsi="Arial" w:cs="Arial"/>
-          <w:color w:val="0D0D0D" w:themeColor="text1" w:themeTint="F2"/>
+        <w:t>imp</w:t>
+      </w:r>
+      <w:r>
+        <w:rPr>
+          <w:rFonts w:ascii="Arial" w:hAnsi="Arial" w:cs="Arial"/>
+          <w:b/>
+          <w:bCs/>
+          <w:color w:val="2D3B45"/>
           <w:sz w:val="20"/>
           <w:szCs w:val="20"/>
         </w:rPr>
-        <w:t xml:space="preserve">que las computadoras de la subred de </w:t>
+        <w:t>ida</w:t>
+      </w:r>
+      <w:r>
+        <w:rPr>
+          <w:rFonts w:ascii="Arial" w:hAnsi="Arial" w:cs="Arial"/>
+          <w:color w:val="2D3B45"/>
+          <w:sz w:val="20"/>
+          <w:szCs w:val="20"/>
+        </w:rPr>
+        <w:t xml:space="preserve"> que las computadoras de los </w:t>
       </w:r>
       <w:r>
         <w:rPr>
           <w:rFonts w:ascii="Arial" w:hAnsi="Arial" w:cs="Arial"/>
           <w:b/>
           <w:bCs/>
-          <w:color w:val="0D0D0D" w:themeColor="text1" w:themeTint="F2"/>
+          <w:color w:val="2D3B45"/>
           <w:sz w:val="20"/>
           <w:szCs w:val="20"/>
         </w:rPr>
@@ -1013,38 +1008,68 @@
       <w:r>
         <w:rPr>
           <w:rFonts w:ascii="Arial" w:hAnsi="Arial" w:cs="Arial"/>
-          <w:color w:val="0D0D0D" w:themeColor="text1" w:themeTint="F2"/>
+          <w:color w:val="2D3B45"/>
           <w:sz w:val="20"/>
           <w:szCs w:val="20"/>
         </w:rPr>
-        <w:t xml:space="preserve"> tengan acceso a la subred de</w:t>
-      </w:r>
-      <w:r>
-        <w:rPr>
-          <w:rFonts w:ascii="Arial" w:hAnsi="Arial" w:cs="Arial"/>
-          <w:color w:val="0D0D0D" w:themeColor="text1" w:themeTint="F2"/>
+        <w:t xml:space="preserve"> tengan acceso a la subred de </w:t>
+      </w:r>
+      <w:r>
+        <w:rPr>
+          <w:rFonts w:ascii="Arial" w:hAnsi="Arial" w:cs="Arial"/>
+          <w:b/>
+          <w:bCs/>
+          <w:color w:val="2D3B45"/>
           <w:sz w:val="20"/>
           <w:szCs w:val="20"/>
         </w:rPr>
-        <w:t xml:space="preserve"> </w:t>
+        <w:t>Direct</w:t>
       </w:r>
       <w:r>
         <w:rPr>
           <w:rFonts w:ascii="Arial" w:hAnsi="Arial" w:cs="Arial"/>
           <w:b/>
           <w:bCs/>
-          <w:color w:val="0D0D0D" w:themeColor="text1" w:themeTint="F2"/>
+          <w:color w:val="2D3B45"/>
           <w:sz w:val="20"/>
           <w:szCs w:val="20"/>
         </w:rPr>
-        <w:t>Servidores</w:t>
-      </w:r>
-    </w:p>
-    <w:bookmarkEnd w:id="0"/>
+        <w:t>ores</w:t>
+      </w:r>
+      <w:r>
+        <w:rPr>
+          <w:rFonts w:ascii="Arial" w:hAnsi="Arial" w:cs="Arial"/>
+          <w:color w:val="2D3B45"/>
+          <w:sz w:val="20"/>
+          <w:szCs w:val="20"/>
+        </w:rPr>
+        <w:t xml:space="preserve"> y </w:t>
+      </w:r>
+      <w:r>
+        <w:rPr>
+          <w:rFonts w:ascii="Arial" w:hAnsi="Arial" w:cs="Arial"/>
+          <w:b/>
+          <w:bCs/>
+          <w:color w:val="2D3B45"/>
+          <w:sz w:val="20"/>
+          <w:szCs w:val="20"/>
+        </w:rPr>
+        <w:t>Profesores</w:t>
+      </w:r>
+      <w:r>
+        <w:rPr>
+          <w:rFonts w:ascii="Arial" w:hAnsi="Arial" w:cs="Arial"/>
+          <w:color w:val="2D3B45"/>
+          <w:sz w:val="20"/>
+          <w:szCs w:val="20"/>
+        </w:rPr>
+        <w:t>.</w:t>
+      </w:r>
+    </w:p>
     <w:p>
       <w:pPr>
         <w:pStyle w:val="NormalWeb"/>
-        <w:shd w:val="clear" w:color="auto" w:fill="FFFFFF"/>
+        <w:shd w:val="clear" w:color="auto" w:fill="FFFFFF" w:themeFill="background1"/>
         <w:spacing w:before="0" w:beforeAutospacing="0" w:after="0" w:afterAutospacing="0" w:line="340" w:lineRule="exact"/>
         <w:ind w:left="360"/>
         <w:jc w:val="both"/>
@@ -1070,7 +1095,7 @@
     <w:p>
       <w:pPr>
         <w:pStyle w:val="NormalWeb"/>
-        <w:shd w:val="clear" w:color="auto" w:fill="FFFFFF"/>
+        <w:shd w:val="clear" w:color="auto" w:fill="FFFFFF" w:themeFill="background1"/>
         <w:spacing w:before="0" w:beforeAutospacing="0" w:after="0" w:afterAutospacing="0" w:line="340" w:lineRule="exact"/>
         <w:ind w:left="360"/>
         <w:jc w:val="both"/>
@@ -1096,7 +1121,7 @@
     <w:p>
       <w:pPr>
         <w:pStyle w:val="NormalWeb"/>
-        <w:shd w:val="clear" w:color="auto" w:fill="FFFFFF"/>
+        <w:shd w:val="clear" w:color="auto" w:fill="FFFFFF" w:themeFill="background1"/>
         <w:spacing w:before="0" w:beforeAutospacing="0" w:after="0" w:afterAutospacing="0" w:line="340" w:lineRule="exact"/>
         <w:ind w:left="360"/>
         <w:jc w:val="both"/>
@@ -1122,7 +1147,7 @@
     <w:p>
       <w:pPr>
         <w:pStyle w:val="NormalWeb"/>
-        <w:shd w:val="clear" w:color="auto" w:fill="FFFFFF"/>
+        <w:shd w:val="clear" w:color="auto" w:fill="FFFFFF" w:themeFill="background1"/>
         <w:spacing w:before="0" w:beforeAutospacing="0" w:after="0" w:afterAutospacing="0" w:line="340" w:lineRule="exact"/>
         <w:ind w:left="360"/>
         <w:jc w:val="both"/>
@@ -1177,7 +1202,22 @@
     <w:p>
       <w:pPr>
         <w:pStyle w:val="NormalWeb"/>
-        <w:shd w:val="clear" w:color="auto" w:fill="FFFFFF"/>
+        <w:shd w:val="clear" w:color="auto" w:fill="FFFFFF" w:themeFill="background1"/>
+        <w:spacing w:before="0" w:beforeAutospacing="0" w:after="0" w:afterAutospacing="0"/>
+        <w:ind w:left="357"/>
+        <w:jc w:val="both"/>
+        <w:rPr>
+          <w:rFonts w:ascii="Arial" w:hAnsi="Arial" w:cs="Arial"/>
+          <w:color w:val="2D3B45"/>
+          <w:sz w:val="20"/>
+          <w:szCs w:val="20"/>
+        </w:rPr>
+      </w:pPr>
+    </w:p>
+    <w:p>
+      <w:pPr>
+        <w:pStyle w:val="NormalWeb"/>
+        <w:shd w:val="clear" w:color="auto" w:fill="FFFFFF" w:themeFill="background1"/>
         <w:spacing w:before="0" w:beforeAutospacing="0" w:after="0" w:afterAutospacing="0" w:line="340" w:lineRule="exact"/>
         <w:ind w:left="360"/>
         <w:jc w:val="both"/>
@@ -1188,21 +1228,16 @@
           <w:szCs w:val="20"/>
         </w:rPr>
       </w:pPr>
-    </w:p>
-    <w:p>
-      <w:pPr>
-        <w:pStyle w:val="NormalWeb"/>
-        <w:shd w:val="clear" w:color="auto" w:fill="FFFFFF"/>
-        <w:spacing w:before="0" w:beforeAutospacing="0" w:after="0" w:afterAutospacing="0" w:line="340" w:lineRule="exact"/>
-        <w:ind w:left="360"/>
-        <w:jc w:val="both"/>
+      <w:r>
         <w:rPr>
           <w:rFonts w:ascii="Arial" w:hAnsi="Arial" w:cs="Arial"/>
           <w:color w:val="2D3B45"/>
           <w:sz w:val="20"/>
           <w:szCs w:val="20"/>
         </w:rPr>
-      </w:pPr>
+        <w:t xml:space="preserve">¿En qué </w:t>
+      </w:r>
+      <w:proofErr w:type="spellStart"/>
       <w:r>
         <w:rPr>
           <w:rFonts w:ascii="Arial" w:hAnsi="Arial" w:cs="Arial"/>
@@ -1210,9 +1245,9 @@
           <w:sz w:val="20"/>
           <w:szCs w:val="20"/>
         </w:rPr>
-        <w:t xml:space="preserve">¿En qué </w:t>
-      </w:r>
-      <w:proofErr w:type="spellStart"/>
+        <w:t>router</w:t>
+      </w:r>
+      <w:proofErr w:type="spellEnd"/>
       <w:r>
         <w:rPr>
           <w:rFonts w:ascii="Arial" w:hAnsi="Arial" w:cs="Arial"/>
@@ -1220,23 +1255,13 @@
           <w:sz w:val="20"/>
           <w:szCs w:val="20"/>
         </w:rPr>
-        <w:t>router</w:t>
-      </w:r>
-      <w:proofErr w:type="spellEnd"/>
-      <w:r>
-        <w:rPr>
-          <w:rFonts w:ascii="Arial" w:hAnsi="Arial" w:cs="Arial"/>
-          <w:color w:val="2D3B45"/>
-          <w:sz w:val="20"/>
-          <w:szCs w:val="20"/>
-        </w:rPr>
         <w:t xml:space="preserve"> instalarás esta lista de control de acceso? </w:t>
       </w:r>
     </w:p>
     <w:p>
       <w:pPr>
         <w:pStyle w:val="NormalWeb"/>
-        <w:shd w:val="clear" w:color="auto" w:fill="FFFFFF"/>
+        <w:shd w:val="clear" w:color="auto" w:fill="FFFFFF" w:themeFill="background1"/>
         <w:spacing w:before="0" w:beforeAutospacing="0" w:after="0" w:afterAutospacing="0" w:line="340" w:lineRule="exact"/>
         <w:ind w:left="360"/>
         <w:jc w:val="both"/>
@@ -1262,7 +1287,7 @@
     <w:p>
       <w:pPr>
         <w:pStyle w:val="NormalWeb"/>
-        <w:shd w:val="clear" w:color="auto" w:fill="FFFFFF"/>
+        <w:shd w:val="clear" w:color="auto" w:fill="FFFFFF" w:themeFill="background1"/>
         <w:spacing w:before="0" w:beforeAutospacing="0" w:after="0" w:afterAutospacing="0" w:line="340" w:lineRule="exact"/>
         <w:ind w:left="360"/>
         <w:jc w:val="both"/>
@@ -1287,16 +1312,13 @@
     </w:p>
     <w:p>
       <w:pPr>
-        <w:pStyle w:val="NormalWeb"/>
-        <w:shd w:val="clear" w:color="auto" w:fill="FFFFFF"/>
-        <w:spacing w:before="0" w:beforeAutospacing="0" w:after="0" w:afterAutospacing="0" w:line="340" w:lineRule="exact"/>
         <w:ind w:left="360"/>
-        <w:jc w:val="both"/>
-        <w:rPr>
-          <w:rFonts w:ascii="Arial" w:hAnsi="Arial" w:cs="Arial"/>
-          <w:color w:val="2D3B45"/>
-          <w:sz w:val="20"/>
-          <w:szCs w:val="20"/>
+        <w:rPr>
+          <w:rFonts w:ascii="Arial" w:hAnsi="Arial" w:cs="Arial"/>
+          <w:b/>
+          <w:bCs/>
+          <w:sz w:val="24"/>
+          <w:szCs w:val="24"/>
           <w:lang w:val="en-US"/>
         </w:rPr>
       </w:pPr>
@@ -1552,16 +1574,7 @@
                 <w:bCs/>
                 <w:color w:val="000000"/>
               </w:rPr>
-              <w:t>Finanzas</w:t>
-            </w:r>
-            <w:r>
-              <w:rPr>
-                <w:rFonts w:ascii="Arial" w:hAnsi="Arial" w:cs="Arial"/>
-                <w:b/>
-                <w:bCs/>
-                <w:color w:val="000000"/>
-              </w:rPr>
-              <w:t>.com</w:t>
+              <w:t>Finanzas.com</w:t>
             </w:r>
           </w:p>
         </w:tc>
@@ -1611,7 +1624,7 @@
                 <w:rFonts w:ascii="Arial" w:hAnsi="Arial" w:cs="Arial"/>
                 <w:color w:val="FF0000"/>
               </w:rPr>
-              <w:t>Fail</w:t>
+              <w:t>Success</w:t>
             </w:r>
             <w:proofErr w:type="spellEnd"/>
           </w:p>
@@ -1717,7 +1730,7 @@
                 <w:rFonts w:ascii="Arial" w:hAnsi="Arial" w:cs="Arial"/>
                 <w:color w:val="FF0000"/>
               </w:rPr>
-              <w:t>Success</w:t>
+              <w:t>Fail</w:t>
             </w:r>
             <w:proofErr w:type="spellEnd"/>
           </w:p>
@@ -1823,7 +1836,7 @@
                 <w:rFonts w:ascii="Arial" w:hAnsi="Arial" w:cs="Arial"/>
                 <w:color w:val="FF0000"/>
               </w:rPr>
-              <w:t>Success</w:t>
+              <w:t>Fail</w:t>
             </w:r>
             <w:proofErr w:type="spellEnd"/>
           </w:p>
@@ -1938,17 +1951,6 @@
     </w:tbl>
     <w:p>
       <w:pPr>
-        <w:ind w:left="357"/>
-        <w:jc w:val="both"/>
-        <w:rPr>
-          <w:rFonts w:ascii="Arial" w:hAnsi="Arial" w:cs="Arial"/>
-          <w:b/>
-          <w:bCs/>
-        </w:rPr>
-      </w:pPr>
-    </w:p>
-    <w:p>
-      <w:pPr>
         <w:ind w:left="360"/>
         <w:rPr>
           <w:rFonts w:ascii="Arial" w:hAnsi="Arial" w:cs="Arial"/>
@@ -1960,416 +1962,7 @@
         </w:rPr>
       </w:pPr>
     </w:p>
-    <w:p>
-      <w:pPr>
-        <w:pStyle w:val="NormalWeb"/>
-        <w:numPr>
-          <w:ilvl w:val="0"/>
-          <w:numId w:val="15"/>
-        </w:numPr>
-        <w:shd w:val="clear" w:color="auto" w:fill="FFFFFF" w:themeFill="background1"/>
-        <w:spacing w:before="120" w:after="120" w:line="300" w:lineRule="exact"/>
-        <w:jc w:val="both"/>
-        <w:rPr>
-          <w:rFonts w:ascii="Arial" w:hAnsi="Arial" w:cs="Arial"/>
-          <w:color w:val="2D3B45"/>
-          <w:sz w:val="20"/>
-          <w:szCs w:val="20"/>
-        </w:rPr>
-      </w:pPr>
-      <w:bookmarkStart w:id="1" w:name="_Hlk196068391"/>
-      <w:r>
-        <w:rPr>
-          <w:rFonts w:ascii="Arial" w:hAnsi="Arial" w:cs="Arial"/>
-          <w:color w:val="2D3B45"/>
-          <w:sz w:val="20"/>
-          <w:szCs w:val="20"/>
-        </w:rPr>
-        <w:t xml:space="preserve">Diseña una lista de control de </w:t>
-      </w:r>
-      <w:r>
-        <w:rPr>
-          <w:rFonts w:ascii="Arial" w:hAnsi="Arial" w:cs="Arial"/>
-          <w:color w:val="2D3B45"/>
-          <w:sz w:val="20"/>
-          <w:szCs w:val="20"/>
-        </w:rPr>
-        <w:t>acceso extendida</w:t>
-      </w:r>
-      <w:r>
-        <w:rPr>
-          <w:rFonts w:ascii="Arial" w:hAnsi="Arial" w:cs="Arial"/>
-          <w:color w:val="2D3B45"/>
-          <w:sz w:val="20"/>
-          <w:szCs w:val="20"/>
-        </w:rPr>
-        <w:t xml:space="preserve"> </w:t>
-      </w:r>
-      <w:r>
-        <w:rPr>
-          <w:rFonts w:ascii="Arial" w:hAnsi="Arial" w:cs="Arial"/>
-          <w:color w:val="2D3B45"/>
-          <w:sz w:val="20"/>
-          <w:szCs w:val="20"/>
-        </w:rPr>
-        <w:t>que</w:t>
-      </w:r>
-      <w:r>
-        <w:rPr>
-          <w:rFonts w:ascii="Arial" w:hAnsi="Arial" w:cs="Arial"/>
-          <w:color w:val="2D3B45"/>
-          <w:sz w:val="20"/>
-          <w:szCs w:val="20"/>
-        </w:rPr>
-        <w:t xml:space="preserve"> </w:t>
-      </w:r>
-      <w:r>
-        <w:rPr>
-          <w:rFonts w:ascii="Arial" w:hAnsi="Arial" w:cs="Arial"/>
-          <w:b/>
-          <w:bCs/>
-          <w:color w:val="2D3B45"/>
-          <w:sz w:val="20"/>
-          <w:szCs w:val="20"/>
-        </w:rPr>
-        <w:t>imp</w:t>
-      </w:r>
-      <w:r>
-        <w:rPr>
-          <w:rFonts w:ascii="Arial" w:hAnsi="Arial" w:cs="Arial"/>
-          <w:b/>
-          <w:bCs/>
-          <w:color w:val="2D3B45"/>
-          <w:sz w:val="20"/>
-          <w:szCs w:val="20"/>
-        </w:rPr>
-        <w:t>ida</w:t>
-      </w:r>
-      <w:r>
-        <w:rPr>
-          <w:rFonts w:ascii="Arial" w:hAnsi="Arial" w:cs="Arial"/>
-          <w:color w:val="2D3B45"/>
-          <w:sz w:val="20"/>
-          <w:szCs w:val="20"/>
-        </w:rPr>
-        <w:t xml:space="preserve"> que las computadoras de los </w:t>
-      </w:r>
-      <w:r>
-        <w:rPr>
-          <w:rFonts w:ascii="Arial" w:hAnsi="Arial" w:cs="Arial"/>
-          <w:b/>
-          <w:bCs/>
-          <w:color w:val="2D3B45"/>
-          <w:sz w:val="20"/>
-          <w:szCs w:val="20"/>
-        </w:rPr>
-        <w:t>Alumnos</w:t>
-      </w:r>
-      <w:r>
-        <w:rPr>
-          <w:rFonts w:ascii="Arial" w:hAnsi="Arial" w:cs="Arial"/>
-          <w:color w:val="2D3B45"/>
-          <w:sz w:val="20"/>
-          <w:szCs w:val="20"/>
-        </w:rPr>
-        <w:t xml:space="preserve"> tengan acceso a la subred de </w:t>
-      </w:r>
-      <w:r>
-        <w:rPr>
-          <w:rFonts w:ascii="Arial" w:hAnsi="Arial" w:cs="Arial"/>
-          <w:b/>
-          <w:bCs/>
-          <w:color w:val="2D3B45"/>
-          <w:sz w:val="20"/>
-          <w:szCs w:val="20"/>
-        </w:rPr>
-        <w:t>Direct</w:t>
-      </w:r>
-      <w:r>
-        <w:rPr>
-          <w:rFonts w:ascii="Arial" w:hAnsi="Arial" w:cs="Arial"/>
-          <w:b/>
-          <w:bCs/>
-          <w:color w:val="2D3B45"/>
-          <w:sz w:val="20"/>
-          <w:szCs w:val="20"/>
-        </w:rPr>
-        <w:t>ores</w:t>
-      </w:r>
-      <w:r>
-        <w:rPr>
-          <w:rFonts w:ascii="Arial" w:hAnsi="Arial" w:cs="Arial"/>
-          <w:color w:val="2D3B45"/>
-          <w:sz w:val="20"/>
-          <w:szCs w:val="20"/>
-        </w:rPr>
-        <w:t xml:space="preserve"> y </w:t>
-      </w:r>
-      <w:r>
-        <w:rPr>
-          <w:rFonts w:ascii="Arial" w:hAnsi="Arial" w:cs="Arial"/>
-          <w:b/>
-          <w:bCs/>
-          <w:color w:val="2D3B45"/>
-          <w:sz w:val="20"/>
-          <w:szCs w:val="20"/>
-        </w:rPr>
-        <w:t>Profesores</w:t>
-      </w:r>
-      <w:r>
-        <w:rPr>
-          <w:rFonts w:ascii="Arial" w:hAnsi="Arial" w:cs="Arial"/>
-          <w:color w:val="2D3B45"/>
-          <w:sz w:val="20"/>
-          <w:szCs w:val="20"/>
-        </w:rPr>
-        <w:t>.</w:t>
-      </w:r>
-    </w:p>
-    <w:p>
-      <w:pPr>
-        <w:pStyle w:val="NormalWeb"/>
-        <w:shd w:val="clear" w:color="auto" w:fill="FFFFFF" w:themeFill="background1"/>
-        <w:spacing w:before="0" w:beforeAutospacing="0" w:after="0" w:afterAutospacing="0" w:line="340" w:lineRule="exact"/>
-        <w:ind w:left="360"/>
-        <w:jc w:val="both"/>
-        <w:rPr>
-          <w:rFonts w:ascii="Arial" w:hAnsi="Arial" w:cs="Arial"/>
-          <w:color w:val="2D3B45"/>
-          <w:sz w:val="20"/>
-          <w:szCs w:val="20"/>
-          <w:lang w:val="en-US"/>
-        </w:rPr>
-      </w:pPr>
-      <w:r>
-        <w:rPr>
-          <w:rFonts w:ascii="Arial" w:hAnsi="Arial" w:cs="Arial"/>
-          <w:color w:val="2D3B45"/>
-          <w:sz w:val="20"/>
-          <w:szCs w:val="20"/>
-          <w:lang w:val="en-US"/>
-        </w:rPr>
-        <w:t>router(config)#</w:t>
-      </w:r>
-    </w:p>
-    <w:p>
-      <w:pPr>
-        <w:pStyle w:val="NormalWeb"/>
-        <w:shd w:val="clear" w:color="auto" w:fill="FFFFFF" w:themeFill="background1"/>
-        <w:spacing w:before="0" w:beforeAutospacing="0" w:after="0" w:afterAutospacing="0" w:line="340" w:lineRule="exact"/>
-        <w:ind w:left="360"/>
-        <w:jc w:val="both"/>
-        <w:rPr>
-          <w:rFonts w:ascii="Arial" w:hAnsi="Arial" w:cs="Arial"/>
-          <w:color w:val="2D3B45"/>
-          <w:sz w:val="20"/>
-          <w:szCs w:val="20"/>
-          <w:lang w:val="en-US"/>
-        </w:rPr>
-      </w:pPr>
-      <w:r>
-        <w:rPr>
-          <w:rFonts w:ascii="Arial" w:hAnsi="Arial" w:cs="Arial"/>
-          <w:color w:val="2D3B45"/>
-          <w:sz w:val="20"/>
-          <w:szCs w:val="20"/>
-          <w:lang w:val="en-US"/>
-        </w:rPr>
-        <w:t>router(config)#</w:t>
-      </w:r>
-    </w:p>
-    <w:p>
-      <w:pPr>
-        <w:pStyle w:val="NormalWeb"/>
-        <w:shd w:val="clear" w:color="auto" w:fill="FFFFFF" w:themeFill="background1"/>
-        <w:spacing w:before="0" w:beforeAutospacing="0" w:after="0" w:afterAutospacing="0" w:line="340" w:lineRule="exact"/>
-        <w:ind w:left="360"/>
-        <w:jc w:val="both"/>
-        <w:rPr>
-          <w:rFonts w:ascii="Arial" w:hAnsi="Arial" w:cs="Arial"/>
-          <w:color w:val="2D3B45"/>
-          <w:sz w:val="20"/>
-          <w:szCs w:val="20"/>
-          <w:lang w:val="en-US"/>
-        </w:rPr>
-      </w:pPr>
-      <w:r>
-        <w:rPr>
-          <w:rFonts w:ascii="Arial" w:hAnsi="Arial" w:cs="Arial"/>
-          <w:color w:val="2D3B45"/>
-          <w:sz w:val="20"/>
-          <w:szCs w:val="20"/>
-          <w:lang w:val="en-US"/>
-        </w:rPr>
-        <w:t>router(config)#</w:t>
-      </w:r>
-    </w:p>
-    <w:p>
-      <w:pPr>
-        <w:pStyle w:val="NormalWeb"/>
-        <w:shd w:val="clear" w:color="auto" w:fill="FFFFFF" w:themeFill="background1"/>
-        <w:spacing w:before="0" w:beforeAutospacing="0" w:after="0" w:afterAutospacing="0" w:line="340" w:lineRule="exact"/>
-        <w:ind w:left="360"/>
-        <w:jc w:val="both"/>
-        <w:rPr>
-          <w:rFonts w:ascii="Arial" w:hAnsi="Arial" w:cs="Arial"/>
-          <w:color w:val="2D3B45"/>
-          <w:sz w:val="20"/>
-          <w:szCs w:val="20"/>
-        </w:rPr>
-      </w:pPr>
-      <w:proofErr w:type="spellStart"/>
-      <w:r>
-        <w:rPr>
-          <w:rFonts w:ascii="Arial" w:hAnsi="Arial" w:cs="Arial"/>
-          <w:color w:val="2D3B45"/>
-          <w:sz w:val="20"/>
-          <w:szCs w:val="20"/>
-        </w:rPr>
-        <w:t>router</w:t>
-      </w:r>
-      <w:proofErr w:type="spellEnd"/>
-      <w:r>
-        <w:rPr>
-          <w:rFonts w:ascii="Arial" w:hAnsi="Arial" w:cs="Arial"/>
-          <w:color w:val="2D3B45"/>
-          <w:sz w:val="20"/>
-          <w:szCs w:val="20"/>
-        </w:rPr>
-        <w:t>(</w:t>
-      </w:r>
-      <w:proofErr w:type="spellStart"/>
-      <w:r>
-        <w:rPr>
-          <w:rFonts w:ascii="Arial" w:hAnsi="Arial" w:cs="Arial"/>
-          <w:color w:val="2D3B45"/>
-          <w:sz w:val="20"/>
-          <w:szCs w:val="20"/>
-        </w:rPr>
-        <w:t>config</w:t>
-      </w:r>
-      <w:proofErr w:type="spellEnd"/>
-      <w:r>
-        <w:rPr>
-          <w:rFonts w:ascii="Arial" w:hAnsi="Arial" w:cs="Arial"/>
-          <w:color w:val="2D3B45"/>
-          <w:sz w:val="20"/>
-          <w:szCs w:val="20"/>
-        </w:rPr>
-        <w:t>)#</w:t>
-      </w:r>
-    </w:p>
-    <w:p>
-      <w:pPr>
-        <w:pStyle w:val="NormalWeb"/>
-        <w:shd w:val="clear" w:color="auto" w:fill="FFFFFF" w:themeFill="background1"/>
-        <w:spacing w:before="0" w:beforeAutospacing="0" w:after="0" w:afterAutospacing="0"/>
-        <w:ind w:left="357"/>
-        <w:jc w:val="both"/>
-        <w:rPr>
-          <w:rFonts w:ascii="Arial" w:hAnsi="Arial" w:cs="Arial"/>
-          <w:color w:val="2D3B45"/>
-          <w:sz w:val="20"/>
-          <w:szCs w:val="20"/>
-        </w:rPr>
-      </w:pPr>
-    </w:p>
-    <w:p>
-      <w:pPr>
-        <w:pStyle w:val="NormalWeb"/>
-        <w:shd w:val="clear" w:color="auto" w:fill="FFFFFF" w:themeFill="background1"/>
-        <w:spacing w:before="0" w:beforeAutospacing="0" w:after="0" w:afterAutospacing="0" w:line="340" w:lineRule="exact"/>
-        <w:ind w:left="360"/>
-        <w:jc w:val="both"/>
-        <w:rPr>
-          <w:rFonts w:ascii="Arial" w:hAnsi="Arial" w:cs="Arial"/>
-          <w:color w:val="2D3B45"/>
-          <w:sz w:val="20"/>
-          <w:szCs w:val="20"/>
-        </w:rPr>
-      </w:pPr>
-      <w:r>
-        <w:rPr>
-          <w:rFonts w:ascii="Arial" w:hAnsi="Arial" w:cs="Arial"/>
-          <w:color w:val="2D3B45"/>
-          <w:sz w:val="20"/>
-          <w:szCs w:val="20"/>
-        </w:rPr>
-        <w:t xml:space="preserve">¿En qué </w:t>
-      </w:r>
-      <w:proofErr w:type="spellStart"/>
-      <w:r>
-        <w:rPr>
-          <w:rFonts w:ascii="Arial" w:hAnsi="Arial" w:cs="Arial"/>
-          <w:color w:val="2D3B45"/>
-          <w:sz w:val="20"/>
-          <w:szCs w:val="20"/>
-        </w:rPr>
-        <w:t>router</w:t>
-      </w:r>
-      <w:proofErr w:type="spellEnd"/>
-      <w:r>
-        <w:rPr>
-          <w:rFonts w:ascii="Arial" w:hAnsi="Arial" w:cs="Arial"/>
-          <w:color w:val="2D3B45"/>
-          <w:sz w:val="20"/>
-          <w:szCs w:val="20"/>
-        </w:rPr>
-        <w:t xml:space="preserve"> instalarás esta lista de control de acceso? </w:t>
-      </w:r>
-    </w:p>
-    <w:p>
-      <w:pPr>
-        <w:pStyle w:val="NormalWeb"/>
-        <w:shd w:val="clear" w:color="auto" w:fill="FFFFFF" w:themeFill="background1"/>
-        <w:spacing w:before="0" w:beforeAutospacing="0" w:after="0" w:afterAutospacing="0" w:line="340" w:lineRule="exact"/>
-        <w:ind w:left="360"/>
-        <w:jc w:val="both"/>
-        <w:rPr>
-          <w:rFonts w:ascii="Arial" w:hAnsi="Arial" w:cs="Arial"/>
-          <w:color w:val="2D3B45"/>
-          <w:sz w:val="20"/>
-          <w:szCs w:val="20"/>
-          <w:lang w:val="en-US"/>
-        </w:rPr>
-      </w:pPr>
-      <w:r>
-        <w:rPr>
-          <w:rFonts w:ascii="Arial" w:hAnsi="Arial" w:cs="Arial"/>
-          <w:color w:val="2D3B45"/>
-          <w:sz w:val="20"/>
-          <w:szCs w:val="20"/>
-          <w:lang w:val="en-US"/>
-        </w:rPr>
-        <w:t xml:space="preserve">router(config)# interface </w:t>
-      </w:r>
-    </w:p>
-    <w:p>
-      <w:pPr>
-        <w:pStyle w:val="NormalWeb"/>
-        <w:shd w:val="clear" w:color="auto" w:fill="FFFFFF" w:themeFill="background1"/>
-        <w:spacing w:before="0" w:beforeAutospacing="0" w:after="0" w:afterAutospacing="0" w:line="340" w:lineRule="exact"/>
-        <w:ind w:left="360"/>
-        <w:jc w:val="both"/>
-        <w:rPr>
-          <w:rFonts w:ascii="Arial" w:hAnsi="Arial" w:cs="Arial"/>
-          <w:color w:val="2D3B45"/>
-          <w:sz w:val="20"/>
-          <w:szCs w:val="20"/>
-          <w:lang w:val="en-US"/>
-        </w:rPr>
-      </w:pPr>
-      <w:r>
-        <w:rPr>
-          <w:rFonts w:ascii="Arial" w:hAnsi="Arial" w:cs="Arial"/>
-          <w:color w:val="2D3B45"/>
-          <w:sz w:val="20"/>
-          <w:szCs w:val="20"/>
-          <w:lang w:val="en-US"/>
-        </w:rPr>
-        <w:t>router(config-if)#</w:t>
-      </w:r>
-    </w:p>
+    <w:bookmarkEnd w:id="1"/>
     <w:p>
       <w:pPr>
         <w:ind w:left="360"/>
@@ -2383,632 +1976,6 @@
         </w:rPr>
       </w:pPr>
     </w:p>
-    <w:tbl>
-      <w:tblPr>
-        <w:tblW w:w="8363" w:type="dxa"/>
-        <w:tblInd w:w="279" w:type="dxa"/>
-        <w:tblBorders>
-          <w:top w:val="single" w:sz="4" w:space="0" w:color="auto"/>
-          <w:left w:val="single" w:sz="4" w:space="0" w:color="auto"/>
-          <w:bottom w:val="single" w:sz="4" w:space="0" w:color="auto"/>
-          <w:right w:val="single" w:sz="4" w:space="0" w:color="auto"/>
-          <w:insideH w:val="single" w:sz="4" w:space="0" w:color="auto"/>
-          <w:insideV w:val="single" w:sz="4" w:space="0" w:color="auto"/>
-        </w:tblBorders>
-        <w:tblLook w:val="01E0" w:firstRow="1" w:lastRow="1" w:firstColumn="1" w:lastColumn="1" w:noHBand="0" w:noVBand="0"/>
-      </w:tblPr>
-      <w:tblGrid>
-        <w:gridCol w:w="2126"/>
-        <w:gridCol w:w="1985"/>
-        <w:gridCol w:w="2268"/>
-        <w:gridCol w:w="1984"/>
-      </w:tblGrid>
-      <w:tr>
-        <w:trPr>
-          <w:trHeight w:val="454"/>
-        </w:trPr>
-        <w:tc>
-          <w:tcPr>
-            <w:tcW w:w="2126" w:type="dxa"/>
-            <w:vAlign w:val="center"/>
-          </w:tcPr>
-          <w:p>
-            <w:pPr>
-              <w:jc w:val="center"/>
-              <w:rPr>
-                <w:rFonts w:ascii="Arial" w:hAnsi="Arial" w:cs="Arial"/>
-                <w:b/>
-                <w:color w:val="000000"/>
-              </w:rPr>
-            </w:pPr>
-            <w:r>
-              <w:rPr>
-                <w:rFonts w:ascii="Arial" w:hAnsi="Arial" w:cs="Arial"/>
-                <w:b/>
-                <w:color w:val="000000"/>
-              </w:rPr>
-              <w:t>Desde</w:t>
-            </w:r>
-          </w:p>
-        </w:tc>
-        <w:tc>
-          <w:tcPr>
-            <w:tcW w:w="1985" w:type="dxa"/>
-            <w:vAlign w:val="center"/>
-          </w:tcPr>
-          <w:p>
-            <w:pPr>
-              <w:jc w:val="center"/>
-              <w:rPr>
-                <w:rFonts w:ascii="Arial" w:hAnsi="Arial" w:cs="Arial"/>
-                <w:b/>
-                <w:color w:val="000000"/>
-              </w:rPr>
-            </w:pPr>
-            <w:r>
-              <w:rPr>
-                <w:rFonts w:ascii="Arial" w:hAnsi="Arial" w:cs="Arial"/>
-                <w:b/>
-                <w:color w:val="000000"/>
-              </w:rPr>
-              <w:t>Hacia</w:t>
-            </w:r>
-          </w:p>
-        </w:tc>
-        <w:tc>
-          <w:tcPr>
-            <w:tcW w:w="2268" w:type="dxa"/>
-            <w:vAlign w:val="center"/>
-          </w:tcPr>
-          <w:p>
-            <w:pPr>
-              <w:jc w:val="center"/>
-              <w:rPr>
-                <w:rFonts w:ascii="Arial" w:hAnsi="Arial" w:cs="Arial"/>
-                <w:b/>
-                <w:color w:val="000000"/>
-              </w:rPr>
-            </w:pPr>
-            <w:r>
-              <w:rPr>
-                <w:rFonts w:ascii="Arial" w:hAnsi="Arial" w:cs="Arial"/>
-                <w:b/>
-                <w:color w:val="000000"/>
-              </w:rPr>
-              <w:t>Dirección IP</w:t>
-            </w:r>
-            <w:r>
-              <w:rPr>
-                <w:rFonts w:ascii="Arial" w:hAnsi="Arial" w:cs="Arial"/>
-                <w:b/>
-                <w:color w:val="000000"/>
-              </w:rPr>
-              <w:t xml:space="preserve"> (</w:t>
-            </w:r>
-            <w:r>
-              <w:rPr>
-                <w:rFonts w:ascii="Arial" w:hAnsi="Arial" w:cs="Arial"/>
-                <w:b/>
-                <w:color w:val="000000"/>
-              </w:rPr>
-              <w:t>hacia</w:t>
-            </w:r>
-            <w:r>
-              <w:rPr>
-                <w:rFonts w:ascii="Arial" w:hAnsi="Arial" w:cs="Arial"/>
-                <w:b/>
-                <w:color w:val="000000"/>
-              </w:rPr>
-              <w:t>)</w:t>
-            </w:r>
-          </w:p>
-        </w:tc>
-        <w:tc>
-          <w:tcPr>
-            <w:tcW w:w="1984" w:type="dxa"/>
-            <w:vAlign w:val="center"/>
-          </w:tcPr>
-          <w:p>
-            <w:pPr>
-              <w:jc w:val="center"/>
-              <w:rPr>
-                <w:rFonts w:ascii="Arial" w:hAnsi="Arial" w:cs="Arial"/>
-                <w:b/>
-                <w:color w:val="000000"/>
-              </w:rPr>
-            </w:pPr>
-            <w:r>
-              <w:rPr>
-                <w:rFonts w:ascii="Arial" w:hAnsi="Arial" w:cs="Arial"/>
-                <w:b/>
-                <w:color w:val="000000"/>
-              </w:rPr>
-              <w:t xml:space="preserve">Ping </w:t>
-            </w:r>
-          </w:p>
-          <w:p>
-            <w:pPr>
-              <w:jc w:val="center"/>
-              <w:rPr>
-                <w:rFonts w:ascii="Arial" w:hAnsi="Arial" w:cs="Arial"/>
-                <w:b/>
-                <w:color w:val="000000"/>
-              </w:rPr>
-            </w:pPr>
-            <w:r>
-              <w:rPr>
-                <w:rFonts w:ascii="Arial" w:hAnsi="Arial" w:cs="Arial"/>
-                <w:bCs/>
-                <w:color w:val="000000"/>
-              </w:rPr>
-              <w:t>(</w:t>
-            </w:r>
-            <w:proofErr w:type="spellStart"/>
-            <w:r>
-              <w:rPr>
-                <w:rFonts w:ascii="Arial" w:hAnsi="Arial" w:cs="Arial"/>
-                <w:bCs/>
-                <w:color w:val="000000"/>
-              </w:rPr>
-              <w:t>Fail</w:t>
-            </w:r>
-            <w:proofErr w:type="spellEnd"/>
-            <w:r>
-              <w:rPr>
-                <w:rFonts w:ascii="Arial" w:hAnsi="Arial" w:cs="Arial"/>
-                <w:bCs/>
-                <w:color w:val="000000"/>
-              </w:rPr>
-              <w:t xml:space="preserve"> / </w:t>
-            </w:r>
-            <w:proofErr w:type="spellStart"/>
-            <w:r>
-              <w:rPr>
-                <w:rFonts w:ascii="Arial" w:hAnsi="Arial" w:cs="Arial"/>
-                <w:bCs/>
-                <w:color w:val="000000"/>
-              </w:rPr>
-              <w:t>Success</w:t>
-            </w:r>
-            <w:proofErr w:type="spellEnd"/>
-            <w:r>
-              <w:rPr>
-                <w:rFonts w:ascii="Arial" w:hAnsi="Arial" w:cs="Arial"/>
-                <w:bCs/>
-                <w:color w:val="000000"/>
-              </w:rPr>
-              <w:t>)</w:t>
-            </w:r>
-          </w:p>
-        </w:tc>
-      </w:tr>
-      <w:tr>
-        <w:trPr>
-          <w:trHeight w:val="454"/>
-        </w:trPr>
-        <w:tc>
-          <w:tcPr>
-            <w:tcW w:w="2126" w:type="dxa"/>
-            <w:vAlign w:val="center"/>
-          </w:tcPr>
-          <w:p>
-            <w:pPr>
-              <w:jc w:val="center"/>
-              <w:rPr>
-                <w:rFonts w:ascii="Arial" w:hAnsi="Arial" w:cs="Arial"/>
-                <w:b/>
-                <w:bCs/>
-                <w:color w:val="000000"/>
-              </w:rPr>
-            </w:pPr>
-            <w:r>
-              <w:rPr>
-                <w:rFonts w:ascii="Arial" w:hAnsi="Arial" w:cs="Arial"/>
-                <w:b/>
-                <w:bCs/>
-                <w:color w:val="000000"/>
-              </w:rPr>
-              <w:t>Alumno A</w:t>
-            </w:r>
-          </w:p>
-        </w:tc>
-        <w:tc>
-          <w:tcPr>
-            <w:tcW w:w="1985" w:type="dxa"/>
-            <w:vAlign w:val="center"/>
-          </w:tcPr>
-          <w:p>
-            <w:pPr>
-              <w:jc w:val="center"/>
-              <w:rPr>
-                <w:rFonts w:ascii="Arial" w:hAnsi="Arial" w:cs="Arial"/>
-                <w:b/>
-                <w:bCs/>
-                <w:color w:val="000000"/>
-              </w:rPr>
-            </w:pPr>
-            <w:r>
-              <w:rPr>
-                <w:rFonts w:ascii="Arial" w:hAnsi="Arial" w:cs="Arial"/>
-                <w:b/>
-                <w:bCs/>
-                <w:color w:val="000000"/>
-              </w:rPr>
-              <w:t>Finanzas.com</w:t>
-            </w:r>
-          </w:p>
-        </w:tc>
-        <w:tc>
-          <w:tcPr>
-            <w:tcW w:w="2268" w:type="dxa"/>
-            <w:vAlign w:val="center"/>
-          </w:tcPr>
-          <w:p>
-            <w:pPr>
-              <w:jc w:val="center"/>
-              <w:rPr>
-                <w:rFonts w:ascii="Arial" w:hAnsi="Arial" w:cs="Arial"/>
-                <w:b/>
-                <w:bCs/>
-                <w:color w:val="0D0D0D" w:themeColor="text1" w:themeTint="F2"/>
-              </w:rPr>
-            </w:pPr>
-            <w:r>
-              <w:rPr>
-                <w:rFonts w:ascii="Arial"/>
-                <w:b/>
-                <w:bCs/>
-                <w:color w:val="0D0D0D" w:themeColor="text1" w:themeTint="F2"/>
-                <w:spacing w:val="-1"/>
-              </w:rPr>
-              <w:t>132.254.89.129</w:t>
-            </w:r>
-          </w:p>
-        </w:tc>
-        <w:tc>
-          <w:tcPr>
-            <w:tcW w:w="1984" w:type="dxa"/>
-            <w:vAlign w:val="center"/>
-          </w:tcPr>
-          <w:p>
-            <w:pPr>
-              <w:jc w:val="center"/>
-              <w:rPr>
-                <w:rFonts w:ascii="Arial" w:hAnsi="Arial" w:cs="Arial"/>
-                <w:color w:val="FF0000"/>
-              </w:rPr>
-            </w:pPr>
-            <w:proofErr w:type="spellStart"/>
-            <w:r>
-              <w:rPr>
-                <w:rFonts w:ascii="Arial" w:hAnsi="Arial" w:cs="Arial"/>
-                <w:color w:val="FF0000"/>
-              </w:rPr>
-              <w:t>Success</w:t>
-            </w:r>
-            <w:proofErr w:type="spellEnd"/>
-          </w:p>
-        </w:tc>
-      </w:tr>
-      <w:tr>
-        <w:trPr>
-          <w:trHeight w:val="454"/>
-        </w:trPr>
-        <w:tc>
-          <w:tcPr>
-            <w:tcW w:w="2126" w:type="dxa"/>
-            <w:vAlign w:val="center"/>
-          </w:tcPr>
-          <w:p>
-            <w:pPr>
-              <w:jc w:val="center"/>
-              <w:rPr>
-                <w:rFonts w:ascii="Arial" w:hAnsi="Arial" w:cs="Arial"/>
-                <w:b/>
-                <w:bCs/>
-                <w:color w:val="000000"/>
-              </w:rPr>
-            </w:pPr>
-            <w:r>
-              <w:rPr>
-                <w:rFonts w:ascii="Arial" w:hAnsi="Arial" w:cs="Arial"/>
-                <w:b/>
-                <w:bCs/>
-                <w:color w:val="000000"/>
-              </w:rPr>
-              <w:t>Alumno A</w:t>
-            </w:r>
-          </w:p>
-        </w:tc>
-        <w:tc>
-          <w:tcPr>
-            <w:tcW w:w="1985" w:type="dxa"/>
-            <w:vAlign w:val="center"/>
-          </w:tcPr>
-          <w:p>
-            <w:pPr>
-              <w:jc w:val="center"/>
-              <w:rPr>
-                <w:rFonts w:ascii="Arial" w:hAnsi="Arial" w:cs="Arial"/>
-                <w:b/>
-                <w:bCs/>
-                <w:color w:val="000000"/>
-              </w:rPr>
-            </w:pPr>
-            <w:r>
-              <w:rPr>
-                <w:rFonts w:ascii="Arial" w:hAnsi="Arial" w:cs="Arial"/>
-                <w:b/>
-                <w:bCs/>
-                <w:color w:val="000000"/>
-              </w:rPr>
-              <w:t>Server Directivos</w:t>
-            </w:r>
-          </w:p>
-        </w:tc>
-        <w:tc>
-          <w:tcPr>
-            <w:tcW w:w="2268" w:type="dxa"/>
-            <w:vAlign w:val="center"/>
-          </w:tcPr>
-          <w:p>
-            <w:pPr>
-              <w:jc w:val="center"/>
-              <w:rPr>
-                <w:rFonts w:ascii="Arial" w:hAnsi="Arial" w:cs="Arial"/>
-                <w:color w:val="0D0D0D" w:themeColor="text1" w:themeTint="F2"/>
-              </w:rPr>
-            </w:pPr>
-            <w:r>
-              <w:rPr>
-                <w:rFonts w:ascii="Arial"/>
-                <w:b/>
-                <w:bCs/>
-                <w:color w:val="0D0D0D" w:themeColor="text1" w:themeTint="F2"/>
-                <w:spacing w:val="-1"/>
-              </w:rPr>
-              <w:t>132.254.89.221</w:t>
-            </w:r>
-          </w:p>
-        </w:tc>
-        <w:tc>
-          <w:tcPr>
-            <w:tcW w:w="1984" w:type="dxa"/>
-            <w:vAlign w:val="center"/>
-          </w:tcPr>
-          <w:p>
-            <w:pPr>
-              <w:jc w:val="center"/>
-              <w:rPr>
-                <w:rFonts w:ascii="Arial" w:hAnsi="Arial" w:cs="Arial"/>
-                <w:color w:val="FF0000"/>
-              </w:rPr>
-            </w:pPr>
-            <w:proofErr w:type="spellStart"/>
-            <w:r>
-              <w:rPr>
-                <w:rFonts w:ascii="Arial" w:hAnsi="Arial" w:cs="Arial"/>
-                <w:color w:val="FF0000"/>
-              </w:rPr>
-              <w:t>Fail</w:t>
-            </w:r>
-            <w:proofErr w:type="spellEnd"/>
-          </w:p>
-        </w:tc>
-      </w:tr>
-      <w:tr>
-        <w:trPr>
-          <w:trHeight w:val="454"/>
-        </w:trPr>
-        <w:tc>
-          <w:tcPr>
-            <w:tcW w:w="2126" w:type="dxa"/>
-            <w:vAlign w:val="center"/>
-          </w:tcPr>
-          <w:p>
-            <w:pPr>
-              <w:jc w:val="center"/>
-              <w:rPr>
-                <w:rFonts w:ascii="Arial" w:hAnsi="Arial" w:cs="Arial"/>
-                <w:b/>
-                <w:bCs/>
-                <w:color w:val="000000"/>
-              </w:rPr>
-            </w:pPr>
-            <w:r>
-              <w:rPr>
-                <w:rFonts w:ascii="Arial" w:hAnsi="Arial" w:cs="Arial"/>
-                <w:b/>
-                <w:bCs/>
-                <w:color w:val="000000"/>
-              </w:rPr>
-              <w:t>Alumno A</w:t>
-            </w:r>
-          </w:p>
-        </w:tc>
-        <w:tc>
-          <w:tcPr>
-            <w:tcW w:w="1985" w:type="dxa"/>
-            <w:vAlign w:val="center"/>
-          </w:tcPr>
-          <w:p>
-            <w:pPr>
-              <w:jc w:val="center"/>
-              <w:rPr>
-                <w:rFonts w:ascii="Arial" w:hAnsi="Arial" w:cs="Arial"/>
-                <w:b/>
-                <w:bCs/>
-                <w:color w:val="000000"/>
-              </w:rPr>
-            </w:pPr>
-            <w:r>
-              <w:rPr>
-                <w:rFonts w:ascii="Arial" w:hAnsi="Arial" w:cs="Arial"/>
-                <w:b/>
-                <w:bCs/>
-                <w:color w:val="000000"/>
-              </w:rPr>
-              <w:t>Server Profesores</w:t>
-            </w:r>
-          </w:p>
-        </w:tc>
-        <w:tc>
-          <w:tcPr>
-            <w:tcW w:w="2268" w:type="dxa"/>
-            <w:vAlign w:val="center"/>
-          </w:tcPr>
-          <w:p>
-            <w:pPr>
-              <w:jc w:val="center"/>
-              <w:rPr>
-                <w:rFonts w:ascii="Arial" w:hAnsi="Arial" w:cs="Arial"/>
-                <w:color w:val="0D0D0D" w:themeColor="text1" w:themeTint="F2"/>
-              </w:rPr>
-            </w:pPr>
-            <w:r>
-              <w:rPr>
-                <w:rFonts w:ascii="Arial"/>
-                <w:b/>
-                <w:bCs/>
-                <w:color w:val="0D0D0D" w:themeColor="text1" w:themeTint="F2"/>
-                <w:spacing w:val="-1"/>
-              </w:rPr>
-              <w:t>132.254.89.238</w:t>
-            </w:r>
-          </w:p>
-        </w:tc>
-        <w:tc>
-          <w:tcPr>
-            <w:tcW w:w="1984" w:type="dxa"/>
-            <w:vAlign w:val="center"/>
-          </w:tcPr>
-          <w:p>
-            <w:pPr>
-              <w:jc w:val="center"/>
-              <w:rPr>
-                <w:rFonts w:ascii="Arial" w:hAnsi="Arial" w:cs="Arial"/>
-                <w:color w:val="FF0000"/>
-              </w:rPr>
-            </w:pPr>
-            <w:proofErr w:type="spellStart"/>
-            <w:r>
-              <w:rPr>
-                <w:rFonts w:ascii="Arial" w:hAnsi="Arial" w:cs="Arial"/>
-                <w:color w:val="FF0000"/>
-              </w:rPr>
-              <w:t>Fail</w:t>
-            </w:r>
-            <w:proofErr w:type="spellEnd"/>
-          </w:p>
-        </w:tc>
-      </w:tr>
-      <w:tr>
-        <w:trPr>
-          <w:trHeight w:val="454"/>
-        </w:trPr>
-        <w:tc>
-          <w:tcPr>
-            <w:tcW w:w="2126" w:type="dxa"/>
-            <w:vAlign w:val="center"/>
-          </w:tcPr>
-          <w:p>
-            <w:pPr>
-              <w:jc w:val="center"/>
-              <w:rPr>
-                <w:rFonts w:ascii="Arial" w:hAnsi="Arial" w:cs="Arial"/>
-                <w:b/>
-                <w:bCs/>
-                <w:color w:val="000000"/>
-              </w:rPr>
-            </w:pPr>
-            <w:r>
-              <w:rPr>
-                <w:rFonts w:ascii="Arial" w:hAnsi="Arial" w:cs="Arial"/>
-                <w:b/>
-                <w:bCs/>
-                <w:color w:val="000000"/>
-              </w:rPr>
-              <w:t>Alumno A</w:t>
-            </w:r>
-          </w:p>
-        </w:tc>
-        <w:tc>
-          <w:tcPr>
-            <w:tcW w:w="1985" w:type="dxa"/>
-            <w:vAlign w:val="center"/>
-          </w:tcPr>
-          <w:p>
-            <w:pPr>
-              <w:jc w:val="center"/>
-              <w:rPr>
-                <w:rFonts w:ascii="Arial" w:hAnsi="Arial" w:cs="Arial"/>
-                <w:b/>
-                <w:bCs/>
-                <w:color w:val="000000"/>
-              </w:rPr>
-            </w:pPr>
-            <w:r>
-              <w:rPr>
-                <w:rFonts w:ascii="Arial" w:hAnsi="Arial" w:cs="Arial"/>
-                <w:b/>
-                <w:bCs/>
-                <w:color w:val="000000"/>
-              </w:rPr>
-              <w:t>Facebook.com</w:t>
-            </w:r>
-          </w:p>
-        </w:tc>
-        <w:tc>
-          <w:tcPr>
-            <w:tcW w:w="2268" w:type="dxa"/>
-            <w:vAlign w:val="center"/>
-          </w:tcPr>
-          <w:p>
-            <w:pPr>
-              <w:jc w:val="center"/>
-              <w:rPr>
-                <w:rFonts w:ascii="Arial" w:hAnsi="Arial" w:cs="Arial"/>
-                <w:color w:val="0D0D0D" w:themeColor="text1" w:themeTint="F2"/>
-              </w:rPr>
-            </w:pPr>
-            <w:r>
-              <w:rPr>
-                <w:rFonts w:ascii="Arial"/>
-                <w:b/>
-                <w:bCs/>
-                <w:color w:val="0D0D0D" w:themeColor="text1" w:themeTint="F2"/>
-                <w:spacing w:val="-1"/>
-              </w:rPr>
-              <w:t>65.0.1.10</w:t>
-            </w:r>
-          </w:p>
-        </w:tc>
-        <w:tc>
-          <w:tcPr>
-            <w:tcW w:w="1984" w:type="dxa"/>
-            <w:vAlign w:val="center"/>
-          </w:tcPr>
-          <w:p>
-            <w:pPr>
-              <w:jc w:val="center"/>
-              <w:rPr>
-                <w:rFonts w:ascii="Arial" w:hAnsi="Arial" w:cs="Arial"/>
-                <w:color w:val="FF0000"/>
-              </w:rPr>
-            </w:pPr>
-            <w:proofErr w:type="spellStart"/>
-            <w:r>
-              <w:rPr>
-                <w:rFonts w:ascii="Arial" w:hAnsi="Arial" w:cs="Arial"/>
-                <w:color w:val="FF0000"/>
-              </w:rPr>
-              <w:t>Success</w:t>
-            </w:r>
-            <w:proofErr w:type="spellEnd"/>
-          </w:p>
-        </w:tc>
-      </w:tr>
-    </w:tbl>
     <w:p>
       <w:pPr>
         <w:ind w:left="360"/>
@@ -3022,7 +1989,305 @@
         </w:rPr>
       </w:pPr>
     </w:p>
-    <w:bookmarkEnd w:id="1"/>
+    <w:p>
+      <w:pPr>
+        <w:ind w:left="360"/>
+        <w:rPr>
+          <w:rFonts w:ascii="Arial" w:hAnsi="Arial" w:cs="Arial"/>
+          <w:b/>
+          <w:bCs/>
+          <w:sz w:val="24"/>
+          <w:szCs w:val="24"/>
+          <w:lang w:val="en-US"/>
+        </w:rPr>
+      </w:pPr>
+    </w:p>
+    <w:p>
+      <w:pPr>
+        <w:ind w:left="360"/>
+        <w:rPr>
+          <w:rFonts w:ascii="Arial" w:hAnsi="Arial" w:cs="Arial"/>
+          <w:b/>
+          <w:bCs/>
+          <w:sz w:val="24"/>
+          <w:szCs w:val="24"/>
+          <w:lang w:val="en-US"/>
+        </w:rPr>
+      </w:pPr>
+    </w:p>
+    <w:p>
+      <w:pPr>
+        <w:ind w:left="360"/>
+        <w:rPr>
+          <w:rFonts w:ascii="Arial" w:hAnsi="Arial" w:cs="Arial"/>
+          <w:b/>
+          <w:bCs/>
+          <w:sz w:val="24"/>
+          <w:szCs w:val="24"/>
+          <w:lang w:val="en-US"/>
+        </w:rPr>
+      </w:pPr>
+    </w:p>
+    <w:p>
+      <w:pPr>
+        <w:ind w:left="360"/>
+        <w:rPr>
+          <w:rFonts w:ascii="Arial" w:hAnsi="Arial" w:cs="Arial"/>
+          <w:b/>
+          <w:bCs/>
+          <w:sz w:val="24"/>
+          <w:szCs w:val="24"/>
+          <w:lang w:val="en-US"/>
+        </w:rPr>
+      </w:pPr>
+    </w:p>
+    <w:p>
+      <w:pPr>
+        <w:ind w:left="360"/>
+        <w:rPr>
+          <w:rFonts w:ascii="Arial" w:hAnsi="Arial" w:cs="Arial"/>
+          <w:b/>
+          <w:bCs/>
+          <w:sz w:val="24"/>
+          <w:szCs w:val="24"/>
+          <w:lang w:val="en-US"/>
+        </w:rPr>
+      </w:pPr>
+    </w:p>
+    <w:p>
+      <w:pPr>
+        <w:ind w:left="360"/>
+        <w:rPr>
+          <w:rFonts w:ascii="Arial" w:hAnsi="Arial" w:cs="Arial"/>
+          <w:b/>
+          <w:bCs/>
+          <w:sz w:val="24"/>
+          <w:szCs w:val="24"/>
+          <w:lang w:val="en-US"/>
+        </w:rPr>
+      </w:pPr>
+    </w:p>
+    <w:p>
+      <w:pPr>
+        <w:ind w:left="360"/>
+        <w:rPr>
+          <w:rFonts w:ascii="Arial" w:hAnsi="Arial" w:cs="Arial"/>
+          <w:b/>
+          <w:bCs/>
+          <w:sz w:val="24"/>
+          <w:szCs w:val="24"/>
+          <w:lang w:val="en-US"/>
+        </w:rPr>
+      </w:pPr>
+    </w:p>
+    <w:p>
+      <w:pPr>
+        <w:ind w:left="360"/>
+        <w:rPr>
+          <w:rFonts w:ascii="Arial" w:hAnsi="Arial" w:cs="Arial"/>
+          <w:b/>
+          <w:bCs/>
+          <w:sz w:val="24"/>
+          <w:szCs w:val="24"/>
+          <w:lang w:val="en-US"/>
+        </w:rPr>
+      </w:pPr>
+    </w:p>
+    <w:p>
+      <w:pPr>
+        <w:ind w:left="360"/>
+        <w:rPr>
+          <w:rFonts w:ascii="Arial" w:hAnsi="Arial" w:cs="Arial"/>
+          <w:b/>
+          <w:bCs/>
+          <w:sz w:val="24"/>
+          <w:szCs w:val="24"/>
+          <w:lang w:val="en-US"/>
+        </w:rPr>
+      </w:pPr>
+    </w:p>
+    <w:p>
+      <w:pPr>
+        <w:ind w:left="360"/>
+        <w:rPr>
+          <w:rFonts w:ascii="Arial" w:hAnsi="Arial" w:cs="Arial"/>
+          <w:b/>
+          <w:bCs/>
+          <w:sz w:val="24"/>
+          <w:szCs w:val="24"/>
+          <w:lang w:val="en-US"/>
+        </w:rPr>
+      </w:pPr>
+    </w:p>
+    <w:p>
+      <w:pPr>
+        <w:ind w:left="360"/>
+        <w:rPr>
+          <w:rFonts w:ascii="Arial" w:hAnsi="Arial" w:cs="Arial"/>
+          <w:b/>
+          <w:bCs/>
+          <w:sz w:val="24"/>
+          <w:szCs w:val="24"/>
+          <w:lang w:val="en-US"/>
+        </w:rPr>
+      </w:pPr>
+    </w:p>
+    <w:p>
+      <w:pPr>
+        <w:ind w:left="360"/>
+        <w:rPr>
+          <w:rFonts w:ascii="Arial" w:hAnsi="Arial" w:cs="Arial"/>
+          <w:b/>
+          <w:bCs/>
+          <w:sz w:val="24"/>
+          <w:szCs w:val="24"/>
+          <w:lang w:val="en-US"/>
+        </w:rPr>
+      </w:pPr>
+    </w:p>
+    <w:p>
+      <w:pPr>
+        <w:ind w:left="360"/>
+        <w:rPr>
+          <w:rFonts w:ascii="Arial" w:hAnsi="Arial" w:cs="Arial"/>
+          <w:b/>
+          <w:bCs/>
+          <w:sz w:val="24"/>
+          <w:szCs w:val="24"/>
+          <w:lang w:val="en-US"/>
+        </w:rPr>
+      </w:pPr>
+    </w:p>
+    <w:p>
+      <w:pPr>
+        <w:ind w:left="360"/>
+        <w:rPr>
+          <w:rFonts w:ascii="Arial" w:hAnsi="Arial" w:cs="Arial"/>
+          <w:b/>
+          <w:bCs/>
+          <w:sz w:val="24"/>
+          <w:szCs w:val="24"/>
+          <w:lang w:val="en-US"/>
+        </w:rPr>
+      </w:pPr>
+    </w:p>
+    <w:p>
+      <w:pPr>
+        <w:ind w:left="360"/>
+        <w:rPr>
+          <w:rFonts w:ascii="Arial" w:hAnsi="Arial" w:cs="Arial"/>
+          <w:b/>
+          <w:bCs/>
+          <w:sz w:val="24"/>
+          <w:szCs w:val="24"/>
+          <w:lang w:val="en-US"/>
+        </w:rPr>
+      </w:pPr>
+    </w:p>
+    <w:p>
+      <w:pPr>
+        <w:ind w:left="360"/>
+        <w:rPr>
+          <w:rFonts w:ascii="Arial" w:hAnsi="Arial" w:cs="Arial"/>
+          <w:b/>
+          <w:bCs/>
+          <w:sz w:val="24"/>
+          <w:szCs w:val="24"/>
+          <w:lang w:val="en-US"/>
+        </w:rPr>
+      </w:pPr>
+    </w:p>
+    <w:p>
+      <w:pPr>
+        <w:ind w:left="360"/>
+        <w:rPr>
+          <w:rFonts w:ascii="Arial" w:hAnsi="Arial" w:cs="Arial"/>
+          <w:b/>
+          <w:bCs/>
+          <w:sz w:val="24"/>
+          <w:szCs w:val="24"/>
+          <w:lang w:val="en-US"/>
+        </w:rPr>
+      </w:pPr>
+    </w:p>
+    <w:p>
+      <w:pPr>
+        <w:ind w:left="360"/>
+        <w:rPr>
+          <w:rFonts w:ascii="Arial" w:hAnsi="Arial" w:cs="Arial"/>
+          <w:b/>
+          <w:bCs/>
+          <w:sz w:val="24"/>
+          <w:szCs w:val="24"/>
+          <w:lang w:val="en-US"/>
+        </w:rPr>
+      </w:pPr>
+    </w:p>
+    <w:p>
+      <w:pPr>
+        <w:ind w:left="360"/>
+        <w:rPr>
+          <w:rFonts w:ascii="Arial" w:hAnsi="Arial" w:cs="Arial"/>
+          <w:b/>
+          <w:bCs/>
+          <w:sz w:val="24"/>
+          <w:szCs w:val="24"/>
+          <w:lang w:val="en-US"/>
+        </w:rPr>
+      </w:pPr>
+    </w:p>
+    <w:p>
+      <w:pPr>
+        <w:ind w:left="360"/>
+        <w:rPr>
+          <w:rFonts w:ascii="Arial" w:hAnsi="Arial" w:cs="Arial"/>
+          <w:b/>
+          <w:bCs/>
+          <w:sz w:val="24"/>
+          <w:szCs w:val="24"/>
+          <w:lang w:val="en-US"/>
+        </w:rPr>
+      </w:pPr>
+    </w:p>
+    <w:p>
+      <w:pPr>
+        <w:ind w:left="360"/>
+        <w:rPr>
+          <w:rFonts w:ascii="Arial" w:hAnsi="Arial" w:cs="Arial"/>
+          <w:b/>
+          <w:bCs/>
+          <w:sz w:val="24"/>
+          <w:szCs w:val="24"/>
+          <w:lang w:val="en-US"/>
+        </w:rPr>
+      </w:pPr>
+    </w:p>
+    <w:p>
+      <w:pPr>
+        <w:ind w:left="360"/>
+        <w:rPr>
+          <w:rFonts w:ascii="Arial" w:hAnsi="Arial" w:cs="Arial"/>
+          <w:b/>
+          <w:bCs/>
+          <w:sz w:val="24"/>
+          <w:szCs w:val="24"/>
+          <w:lang w:val="en-US"/>
+        </w:rPr>
+      </w:pPr>
+    </w:p>
+    <w:p>
+      <w:pPr>
+        <w:ind w:left="360"/>
+        <w:rPr>
+          <w:rFonts w:ascii="Arial" w:hAnsi="Arial" w:cs="Arial"/>
+          <w:b/>
+          <w:bCs/>
+          <w:sz w:val="24"/>
+          <w:szCs w:val="24"/>
+          <w:lang w:val="en-US"/>
+        </w:rPr>
+      </w:pPr>
+    </w:p>
     <w:p>
       <w:pPr>
         <w:ind w:left="360"/>
@@ -3134,6 +2399,7 @@
           <w:rFonts w:ascii="Arial" w:hAnsi="Arial" w:cs="Arial"/>
           <w:color w:val="0D0D0D" w:themeColor="text1" w:themeTint="F2"/>
         </w:rPr>
+        <w:lastRenderedPageBreak/>
         <w:t xml:space="preserve">Diseña una lista de control de </w:t>
       </w:r>
       <w:r>

--- a/Calendario2025/Actividades/A9_ACLs/v1/act9_matricula.docx
+++ b/Calendario2025/Actividades/A9_ACLs/v1/act9_matricula.docx
@@ -992,7 +992,25 @@
           <w:sz w:val="20"/>
           <w:szCs w:val="20"/>
         </w:rPr>
-        <w:t xml:space="preserve"> que las computadoras de los </w:t>
+        <w:t xml:space="preserve"> que </w:t>
+      </w:r>
+      <w:r>
+        <w:rPr>
+          <w:rFonts w:ascii="Arial" w:hAnsi="Arial" w:cs="Arial"/>
+          <w:color w:val="2D3B45"/>
+          <w:sz w:val="20"/>
+          <w:szCs w:val="20"/>
+        </w:rPr>
+        <w:t>todos los equipos de la subred de</w:t>
+      </w:r>
+      <w:r>
+        <w:rPr>
+          <w:rFonts w:ascii="Arial" w:hAnsi="Arial" w:cs="Arial"/>
+          <w:color w:val="2D3B45"/>
+          <w:sz w:val="20"/>
+          <w:szCs w:val="20"/>
+        </w:rPr>
+        <w:t xml:space="preserve"> </w:t>
       </w:r>
       <w:r>
         <w:rPr>
@@ -2445,21 +2463,21 @@
           <w:rFonts w:ascii="Arial" w:hAnsi="Arial" w:cs="Arial"/>
           <w:color w:val="0D0D0D" w:themeColor="text1" w:themeTint="F2"/>
         </w:rPr>
-        <w:t>que las computadoras de la</w:t>
+        <w:t xml:space="preserve">que </w:t>
       </w:r>
       <w:r>
         <w:rPr>
           <w:rFonts w:ascii="Arial" w:hAnsi="Arial" w:cs="Arial"/>
           <w:color w:val="0D0D0D" w:themeColor="text1" w:themeTint="F2"/>
         </w:rPr>
-        <w:t>s</w:t>
+        <w:t xml:space="preserve">todos los equipos de las </w:t>
       </w:r>
       <w:r>
         <w:rPr>
           <w:rFonts w:ascii="Arial" w:hAnsi="Arial" w:cs="Arial"/>
           <w:color w:val="0D0D0D" w:themeColor="text1" w:themeTint="F2"/>
         </w:rPr>
-        <w:t xml:space="preserve"> subred</w:t>
+        <w:t>subred</w:t>
       </w:r>
       <w:r>
         <w:rPr>
